--- a/data/移动应用开发/达成/模板样例/10-课程目标达成评价报告.docx
+++ b/data/移动应用开发/达成/模板样例/10-课程目标达成评价报告.docx
@@ -101,7 +101,29 @@
           <w:sz w:val="28"/>
           <w:szCs w:val="28"/>
         </w:rPr>
-        <w:t>》课程目标达成评价报告</w:t>
+        <w:t>》课程目标达</w:t>
+      </w:r>
+    </w:p>
+    <w:p>
+      <w:pPr>
+        <w:jc w:val="center"/>
+        <w:rPr>
+          <w:rFonts w:ascii="Times New Roman" w:hAnsi="Times New Roman"/>
+          <w:b/>
+          <w:bCs/>
+          <w:sz w:val="28"/>
+          <w:szCs w:val="28"/>
+        </w:rPr>
+      </w:pPr>
+      <w:r>
+        <w:rPr>
+          <w:rFonts w:ascii="Times New Roman" w:hAnsi="Times New Roman"/>
+          <w:b/>
+          <w:bCs/>
+          <w:sz w:val="28"/>
+          <w:szCs w:val="28"/>
+        </w:rPr>
+        <w:t>成评价报告</w:t>
       </w:r>
     </w:p>
     <w:tbl>
@@ -122,10 +144,10 @@
         <w:gridCol w:w="1160"/>
         <w:gridCol w:w="1614"/>
         <w:gridCol w:w="229"/>
-        <w:gridCol w:w="1069"/>
-        <w:gridCol w:w="1452"/>
-        <w:gridCol w:w="739"/>
-        <w:gridCol w:w="1410"/>
+        <w:gridCol w:w="1134"/>
+        <w:gridCol w:w="1134"/>
+        <w:gridCol w:w="1134"/>
+        <w:gridCol w:w="1268"/>
         <w:gridCol w:w="717"/>
         <w:gridCol w:w="1101"/>
         <w:gridCol w:w="6"/>
@@ -217,7 +239,7 @@
         </w:tc>
         <w:tc>
           <w:tcPr>
-            <w:tcW w:w="1069" w:type="dxa"/>
+            <w:tcW w:w="1134" w:type="dxa"/>
             <w:tcMar>
               <w:left w:w="108" w:type="dxa"/>
               <w:right w:w="108" w:type="dxa"/>
@@ -240,7 +262,7 @@
         </w:tc>
         <w:tc>
           <w:tcPr>
-            <w:tcW w:w="1452" w:type="dxa"/>
+            <w:tcW w:w="1134" w:type="dxa"/>
             <w:tcMar>
               <w:left w:w="108" w:type="dxa"/>
               <w:right w:w="108" w:type="dxa"/>
@@ -263,7 +285,7 @@
         </w:tc>
         <w:tc>
           <w:tcPr>
-            <w:tcW w:w="739" w:type="dxa"/>
+            <w:tcW w:w="1134" w:type="dxa"/>
             <w:tcMar>
               <w:left w:w="108" w:type="dxa"/>
               <w:right w:w="108" w:type="dxa"/>
@@ -286,7 +308,7 @@
         </w:tc>
         <w:tc>
           <w:tcPr>
-            <w:tcW w:w="1410" w:type="dxa"/>
+            <w:tcW w:w="1268" w:type="dxa"/>
             <w:tcMar>
               <w:left w:w="108" w:type="dxa"/>
               <w:right w:w="108" w:type="dxa"/>
@@ -433,7 +455,7 @@
         </w:tc>
         <w:tc>
           <w:tcPr>
-            <w:tcW w:w="1069" w:type="dxa"/>
+            <w:tcW w:w="1134" w:type="dxa"/>
             <w:tcMar>
               <w:left w:w="108" w:type="dxa"/>
               <w:right w:w="108" w:type="dxa"/>
@@ -456,7 +478,7 @@
         </w:tc>
         <w:tc>
           <w:tcPr>
-            <w:tcW w:w="1452" w:type="dxa"/>
+            <w:tcW w:w="1134" w:type="dxa"/>
             <w:tcMar>
               <w:left w:w="108" w:type="dxa"/>
               <w:right w:w="108" w:type="dxa"/>
@@ -479,7 +501,7 @@
         </w:tc>
         <w:tc>
           <w:tcPr>
-            <w:tcW w:w="739" w:type="dxa"/>
+            <w:tcW w:w="1134" w:type="dxa"/>
             <w:tcMar>
               <w:left w:w="108" w:type="dxa"/>
               <w:right w:w="108" w:type="dxa"/>
@@ -502,7 +524,7 @@
         </w:tc>
         <w:tc>
           <w:tcPr>
-            <w:tcW w:w="1410" w:type="dxa"/>
+            <w:tcW w:w="1268" w:type="dxa"/>
             <w:tcMar>
               <w:left w:w="108" w:type="dxa"/>
               <w:right w:w="108" w:type="dxa"/>
@@ -603,7 +625,7 @@
         </w:tc>
         <w:tc>
           <w:tcPr>
-            <w:tcW w:w="2912" w:type="dxa"/>
+            <w:tcW w:w="2977" w:type="dxa"/>
             <w:gridSpan w:val="3"/>
             <w:tcMar>
               <w:left w:w="108" w:type="dxa"/>
@@ -631,7 +653,7 @@
         </w:tc>
         <w:tc>
           <w:tcPr>
-            <w:tcW w:w="1452" w:type="dxa"/>
+            <w:tcW w:w="1134" w:type="dxa"/>
             <w:tcMar>
               <w:left w:w="108" w:type="dxa"/>
               <w:right w:w="108" w:type="dxa"/>
@@ -654,7 +676,7 @@
         </w:tc>
         <w:tc>
           <w:tcPr>
-            <w:tcW w:w="739" w:type="dxa"/>
+            <w:tcW w:w="1134" w:type="dxa"/>
             <w:tcMar>
               <w:left w:w="108" w:type="dxa"/>
               <w:right w:w="108" w:type="dxa"/>
@@ -677,7 +699,7 @@
         </w:tc>
         <w:tc>
           <w:tcPr>
-            <w:tcW w:w="1410" w:type="dxa"/>
+            <w:tcW w:w="1268" w:type="dxa"/>
             <w:tcMar>
               <w:left w:w="108" w:type="dxa"/>
               <w:right w:w="108" w:type="dxa"/>
@@ -751,7 +773,7 @@
         </w:tc>
         <w:tc>
           <w:tcPr>
-            <w:tcW w:w="4364" w:type="dxa"/>
+            <w:tcW w:w="4111" w:type="dxa"/>
             <w:gridSpan w:val="4"/>
             <w:tcMar>
               <w:left w:w="108" w:type="dxa"/>
@@ -777,7 +799,7 @@
         </w:tc>
         <w:tc>
           <w:tcPr>
-            <w:tcW w:w="739" w:type="dxa"/>
+            <w:tcW w:w="1134" w:type="dxa"/>
             <w:tcMar>
               <w:left w:w="108" w:type="dxa"/>
               <w:right w:w="108" w:type="dxa"/>
@@ -800,7 +822,7 @@
         </w:tc>
         <w:tc>
           <w:tcPr>
-            <w:tcW w:w="3228" w:type="dxa"/>
+            <w:tcW w:w="3086" w:type="dxa"/>
             <w:gridSpan w:val="3"/>
             <w:tcMar>
               <w:left w:w="108" w:type="dxa"/>
@@ -1026,7 +1048,7 @@
         </w:tc>
         <w:tc>
           <w:tcPr>
-            <w:tcW w:w="2750" w:type="dxa"/>
+            <w:tcW w:w="2497" w:type="dxa"/>
             <w:gridSpan w:val="3"/>
             <w:tcMar>
               <w:left w:w="108" w:type="dxa"/>
@@ -1052,7 +1074,7 @@
         </w:tc>
         <w:tc>
           <w:tcPr>
-            <w:tcW w:w="3967" w:type="dxa"/>
+            <w:tcW w:w="4220" w:type="dxa"/>
             <w:gridSpan w:val="4"/>
             <w:tcMar>
               <w:left w:w="108" w:type="dxa"/>
@@ -1131,7 +1153,7 @@
         </w:tc>
         <w:tc>
           <w:tcPr>
-            <w:tcW w:w="2750" w:type="dxa"/>
+            <w:tcW w:w="2497" w:type="dxa"/>
             <w:gridSpan w:val="3"/>
             <w:tcMar>
               <w:left w:w="108" w:type="dxa"/>
@@ -1154,7 +1176,7 @@
         </w:tc>
         <w:tc>
           <w:tcPr>
-            <w:tcW w:w="3967" w:type="dxa"/>
+            <w:tcW w:w="4220" w:type="dxa"/>
             <w:gridSpan w:val="4"/>
             <w:tcMar>
               <w:left w:w="108" w:type="dxa"/>
@@ -1308,7 +1330,7 @@
         </w:tc>
         <w:tc>
           <w:tcPr>
-            <w:tcW w:w="2750" w:type="dxa"/>
+            <w:tcW w:w="2497" w:type="dxa"/>
             <w:gridSpan w:val="3"/>
             <w:tcMar>
               <w:left w:w="108" w:type="dxa"/>
@@ -1337,7 +1359,7 @@
         </w:tc>
         <w:tc>
           <w:tcPr>
-            <w:tcW w:w="3967" w:type="dxa"/>
+            <w:tcW w:w="4220" w:type="dxa"/>
             <w:gridSpan w:val="4"/>
             <w:tcMar>
               <w:left w:w="108" w:type="dxa"/>
@@ -1437,7 +1459,7 @@
         </w:tc>
         <w:tc>
           <w:tcPr>
-            <w:tcW w:w="2750" w:type="dxa"/>
+            <w:tcW w:w="2497" w:type="dxa"/>
             <w:gridSpan w:val="3"/>
             <w:tcMar>
               <w:left w:w="108" w:type="dxa"/>
@@ -1460,7 +1482,7 @@
         </w:tc>
         <w:tc>
           <w:tcPr>
-            <w:tcW w:w="3967" w:type="dxa"/>
+            <w:tcW w:w="4220" w:type="dxa"/>
             <w:gridSpan w:val="4"/>
             <w:tcMar>
               <w:left w:w="108" w:type="dxa"/>
@@ -1584,7 +1606,7 @@
         </w:tc>
         <w:tc>
           <w:tcPr>
-            <w:tcW w:w="2750" w:type="dxa"/>
+            <w:tcW w:w="2497" w:type="dxa"/>
             <w:gridSpan w:val="3"/>
             <w:tcMar>
               <w:left w:w="108" w:type="dxa"/>
@@ -1607,7 +1629,7 @@
         </w:tc>
         <w:tc>
           <w:tcPr>
-            <w:tcW w:w="3967" w:type="dxa"/>
+            <w:tcW w:w="4220" w:type="dxa"/>
             <w:gridSpan w:val="4"/>
             <w:tcMar>
               <w:left w:w="108" w:type="dxa"/>
@@ -1688,8 +1710,6 @@
         </w:tc>
       </w:tr>
     </w:tbl>
-    <w:p/>
-    <w:p/>
     <w:p/>
     <w:p>
       <w:pPr>
@@ -1708,7 +1728,6 @@
           <w:color w:val="000000" w:themeColor="text1"/>
           <w:szCs w:val="21"/>
         </w:rPr>
-        <w:lastRenderedPageBreak/>
         <w:t>课程目标达成考核与评价方式及成绩评定对照表</w:t>
       </w:r>
     </w:p>
@@ -2190,18 +2209,26 @@
               <w:spacing w:before="156" w:line="360" w:lineRule="auto"/>
               <w:jc w:val="center"/>
               <w:rPr>
+                <w:rFonts w:ascii="Times New Roman" w:hAnsi="Times New Roman" w:cs="Times New Roman" w:hint="eastAsia"/>
+                <w:bCs/>
+                <w:color w:val="000000" w:themeColor="text1"/>
+              </w:rPr>
+            </w:pPr>
+            <w:r>
+              <w:rPr>
                 <w:rFonts w:ascii="Times New Roman" w:hAnsi="Times New Roman" w:cs="Times New Roman"/>
                 <w:bCs/>
                 <w:color w:val="000000" w:themeColor="text1"/>
               </w:rPr>
-            </w:pPr>
-            <w:r>
-              <w:rPr>
-                <w:rFonts w:ascii="Times New Roman" w:hAnsi="Times New Roman" w:cs="Times New Roman"/>
-                <w:bCs/>
-                <w:color w:val="000000" w:themeColor="text1"/>
-              </w:rPr>
               <w:t>0.1</w:t>
+            </w:r>
+            <w:r>
+              <w:rPr>
+                <w:rFonts w:ascii="Times New Roman" w:hAnsi="Times New Roman" w:cs="Times New Roman" w:hint="eastAsia"/>
+                <w:bCs/>
+                <w:color w:val="000000" w:themeColor="text1"/>
+              </w:rPr>
+              <w:t>5</w:t>
             </w:r>
           </w:p>
         </w:tc>
@@ -2260,7 +2287,7 @@
                 <w:bCs/>
                 <w:color w:val="000000" w:themeColor="text1"/>
               </w:rPr>
-              <w:t>10</w:t>
+              <w:t>15</w:t>
             </w:r>
             <w:r>
               <w:rPr>
@@ -2310,7 +2337,7 @@
                 <w:bCs/>
                 <w:color w:val="000000" w:themeColor="text1"/>
               </w:rPr>
-              <w:t>10</w:t>
+              <w:t>15</w:t>
             </w:r>
             <w:r>
               <w:rPr>
@@ -2360,7 +2387,7 @@
                 <w:bCs/>
                 <w:color w:val="000000" w:themeColor="text1"/>
               </w:rPr>
-              <w:t>10</w:t>
+              <w:t>15</w:t>
             </w:r>
             <w:r>
               <w:rPr>
@@ -2438,18 +2465,26 @@
               <w:spacing w:before="156" w:line="360" w:lineRule="auto"/>
               <w:jc w:val="center"/>
               <w:rPr>
+                <w:rFonts w:ascii="Times New Roman" w:hAnsi="Times New Roman" w:cs="Times New Roman" w:hint="eastAsia"/>
+                <w:bCs/>
+                <w:color w:val="000000" w:themeColor="text1"/>
+              </w:rPr>
+            </w:pPr>
+            <w:r>
+              <w:rPr>
                 <w:rFonts w:ascii="Times New Roman" w:hAnsi="Times New Roman" w:cs="Times New Roman"/>
                 <w:bCs/>
                 <w:color w:val="000000" w:themeColor="text1"/>
               </w:rPr>
-            </w:pPr>
-            <w:r>
-              <w:rPr>
-                <w:rFonts w:ascii="Times New Roman" w:hAnsi="Times New Roman" w:cs="Times New Roman"/>
-                <w:bCs/>
-                <w:color w:val="000000" w:themeColor="text1"/>
-              </w:rPr>
               <w:t>0.2</w:t>
+            </w:r>
+            <w:r>
+              <w:rPr>
+                <w:rFonts w:ascii="Times New Roman" w:hAnsi="Times New Roman" w:cs="Times New Roman" w:hint="eastAsia"/>
+                <w:bCs/>
+                <w:color w:val="000000" w:themeColor="text1"/>
+              </w:rPr>
+              <w:t>5</w:t>
             </w:r>
           </w:p>
         </w:tc>
@@ -2508,7 +2543,7 @@
                 <w:bCs/>
                 <w:color w:val="000000" w:themeColor="text1"/>
               </w:rPr>
-              <w:t>20</w:t>
+              <w:t>25</w:t>
             </w:r>
             <w:r>
               <w:rPr>
@@ -2558,7 +2593,7 @@
                 <w:bCs/>
                 <w:color w:val="000000" w:themeColor="text1"/>
               </w:rPr>
-              <w:t>20</w:t>
+              <w:t>25</w:t>
             </w:r>
             <w:r>
               <w:rPr>
@@ -2608,7 +2643,7 @@
                 <w:bCs/>
                 <w:color w:val="000000" w:themeColor="text1"/>
               </w:rPr>
-              <w:t>20</w:t>
+              <w:t>25</w:t>
             </w:r>
             <w:r>
               <w:rPr>
@@ -2686,11 +2721,27 @@
               <w:spacing w:before="156" w:line="360" w:lineRule="auto"/>
               <w:jc w:val="center"/>
               <w:rPr>
+                <w:rFonts w:ascii="Times New Roman" w:hAnsi="Times New Roman" w:cs="Times New Roman" w:hint="eastAsia"/>
+                <w:bCs/>
+                <w:color w:val="000000" w:themeColor="text1"/>
+              </w:rPr>
+            </w:pPr>
+            <w:r>
+              <w:rPr>
+                <w:rFonts w:ascii="Times New Roman" w:hAnsi="Times New Roman" w:cs="Times New Roman" w:hint="eastAsia"/>
+                <w:bCs/>
+                <w:color w:val="000000" w:themeColor="text1"/>
+              </w:rPr>
+              <w:t>0</w:t>
+            </w:r>
+            <w:r>
+              <w:rPr>
                 <w:rFonts w:ascii="Times New Roman" w:hAnsi="Times New Roman" w:cs="Times New Roman"/>
                 <w:bCs/>
                 <w:color w:val="000000" w:themeColor="text1"/>
               </w:rPr>
-            </w:pPr>
+              <w:t>.3</w:t>
+            </w:r>
             <w:r>
               <w:rPr>
                 <w:rFonts w:ascii="Times New Roman" w:hAnsi="Times New Roman" w:cs="Times New Roman" w:hint="eastAsia"/>
@@ -2698,14 +2749,6 @@
                 <w:color w:val="000000" w:themeColor="text1"/>
               </w:rPr>
               <w:t>0</w:t>
-            </w:r>
-            <w:r>
-              <w:rPr>
-                <w:rFonts w:ascii="Times New Roman" w:hAnsi="Times New Roman" w:cs="Times New Roman"/>
-                <w:bCs/>
-                <w:color w:val="000000" w:themeColor="text1"/>
-              </w:rPr>
-              <w:t>.3</w:t>
             </w:r>
           </w:p>
         </w:tc>
@@ -2764,19 +2807,11 @@
                 <w:bCs/>
                 <w:color w:val="000000" w:themeColor="text1"/>
               </w:rPr>
-              <w:t>3</w:t>
-            </w:r>
-            <w:r>
-              <w:rPr>
-                <w:rFonts w:ascii="Times New Roman" w:hAnsi="Times New Roman" w:cs="Times New Roman"/>
-                <w:bCs/>
-                <w:color w:val="000000" w:themeColor="text1"/>
-              </w:rPr>
-              <w:t>0</w:t>
-            </w:r>
-            <w:r>
-              <w:rPr>
-                <w:rFonts w:ascii="Times New Roman" w:hAnsi="Times New Roman" w:cs="Times New Roman"/>
+              <w:t>30</w:t>
+            </w:r>
+            <w:r>
+              <w:rPr>
+                <w:rFonts w:ascii="Times New Roman" w:hAnsi="Times New Roman" w:cs="Times New Roman" w:hint="eastAsia"/>
                 <w:bCs/>
                 <w:color w:val="000000" w:themeColor="text1"/>
               </w:rPr>
@@ -2784,7 +2819,7 @@
             </w:r>
             <w:r>
               <w:rPr>
-                <w:rFonts w:ascii="Times New Roman" w:hAnsi="Times New Roman" w:cs="Times New Roman"/>
+                <w:rFonts w:ascii="Times New Roman" w:hAnsi="Times New Roman" w:cs="Times New Roman" w:hint="eastAsia"/>
                 <w:bCs/>
                 <w:color w:val="000000" w:themeColor="text1"/>
               </w:rPr>
@@ -2792,7 +2827,7 @@
             </w:r>
             <w:r>
               <w:rPr>
-                <w:rFonts w:ascii="Times New Roman" w:hAnsi="Times New Roman" w:cs="Times New Roman"/>
+                <w:rFonts w:ascii="Times New Roman" w:hAnsi="Times New Roman" w:cs="Times New Roman" w:hint="eastAsia"/>
                 <w:bCs/>
                 <w:color w:val="000000" w:themeColor="text1"/>
               </w:rPr>
@@ -2822,19 +2857,11 @@
                 <w:bCs/>
                 <w:color w:val="000000" w:themeColor="text1"/>
               </w:rPr>
-              <w:t>3</w:t>
-            </w:r>
-            <w:r>
-              <w:rPr>
-                <w:rFonts w:ascii="Times New Roman" w:hAnsi="Times New Roman" w:cs="Times New Roman"/>
-                <w:bCs/>
-                <w:color w:val="000000" w:themeColor="text1"/>
-              </w:rPr>
-              <w:t>0</w:t>
-            </w:r>
-            <w:r>
-              <w:rPr>
-                <w:rFonts w:ascii="Times New Roman" w:hAnsi="Times New Roman" w:cs="Times New Roman"/>
+              <w:t>30</w:t>
+            </w:r>
+            <w:r>
+              <w:rPr>
+                <w:rFonts w:ascii="Times New Roman" w:hAnsi="Times New Roman" w:cs="Times New Roman" w:hint="eastAsia"/>
                 <w:bCs/>
                 <w:color w:val="000000" w:themeColor="text1"/>
               </w:rPr>
@@ -2842,7 +2869,7 @@
             </w:r>
             <w:r>
               <w:rPr>
-                <w:rFonts w:ascii="Times New Roman" w:hAnsi="Times New Roman" w:cs="Times New Roman"/>
+                <w:rFonts w:ascii="Times New Roman" w:hAnsi="Times New Roman" w:cs="Times New Roman" w:hint="eastAsia"/>
                 <w:bCs/>
                 <w:color w:val="000000" w:themeColor="text1"/>
               </w:rPr>
@@ -2850,7 +2877,7 @@
             </w:r>
             <w:r>
               <w:rPr>
-                <w:rFonts w:ascii="Times New Roman" w:hAnsi="Times New Roman" w:cs="Times New Roman"/>
+                <w:rFonts w:ascii="Times New Roman" w:hAnsi="Times New Roman" w:cs="Times New Roman" w:hint="eastAsia"/>
                 <w:bCs/>
                 <w:color w:val="000000" w:themeColor="text1"/>
               </w:rPr>
@@ -2880,19 +2907,11 @@
                 <w:bCs/>
                 <w:color w:val="000000" w:themeColor="text1"/>
               </w:rPr>
-              <w:t>3</w:t>
-            </w:r>
-            <w:r>
-              <w:rPr>
-                <w:rFonts w:ascii="Times New Roman" w:hAnsi="Times New Roman" w:cs="Times New Roman"/>
-                <w:bCs/>
-                <w:color w:val="000000" w:themeColor="text1"/>
-              </w:rPr>
-              <w:t>0</w:t>
-            </w:r>
-            <w:r>
-              <w:rPr>
-                <w:rFonts w:ascii="Times New Roman" w:hAnsi="Times New Roman" w:cs="Times New Roman"/>
+              <w:t>30</w:t>
+            </w:r>
+            <w:r>
+              <w:rPr>
+                <w:rFonts w:ascii="Times New Roman" w:hAnsi="Times New Roman" w:cs="Times New Roman" w:hint="eastAsia"/>
                 <w:bCs/>
                 <w:color w:val="000000" w:themeColor="text1"/>
               </w:rPr>
@@ -2900,7 +2919,7 @@
             </w:r>
             <w:r>
               <w:rPr>
-                <w:rFonts w:ascii="Times New Roman" w:hAnsi="Times New Roman" w:cs="Times New Roman"/>
+                <w:rFonts w:ascii="Times New Roman" w:hAnsi="Times New Roman" w:cs="Times New Roman" w:hint="eastAsia"/>
                 <w:bCs/>
                 <w:color w:val="000000" w:themeColor="text1"/>
               </w:rPr>
@@ -2908,7 +2927,7 @@
             </w:r>
             <w:r>
               <w:rPr>
-                <w:rFonts w:ascii="Times New Roman" w:hAnsi="Times New Roman" w:cs="Times New Roman"/>
+                <w:rFonts w:ascii="Times New Roman" w:hAnsi="Times New Roman" w:cs="Times New Roman" w:hint="eastAsia"/>
                 <w:bCs/>
                 <w:color w:val="000000" w:themeColor="text1"/>
               </w:rPr>
@@ -2966,26 +2985,34 @@
               <w:spacing w:before="156" w:line="360" w:lineRule="auto"/>
               <w:jc w:val="center"/>
               <w:rPr>
+                <w:rFonts w:ascii="Times New Roman" w:hAnsi="Times New Roman" w:cs="Times New Roman" w:hint="eastAsia"/>
+                <w:bCs/>
+                <w:color w:val="000000" w:themeColor="text1"/>
+              </w:rPr>
+            </w:pPr>
+            <w:r>
+              <w:rPr>
+                <w:rFonts w:ascii="Times New Roman" w:hAnsi="Times New Roman" w:cs="Times New Roman" w:hint="eastAsia"/>
+                <w:bCs/>
+                <w:color w:val="000000" w:themeColor="text1"/>
+              </w:rPr>
+              <w:t>0</w:t>
+            </w:r>
+            <w:r>
+              <w:rPr>
                 <w:rFonts w:ascii="Times New Roman" w:hAnsi="Times New Roman" w:cs="Times New Roman"/>
                 <w:bCs/>
                 <w:color w:val="000000" w:themeColor="text1"/>
               </w:rPr>
-            </w:pPr>
+              <w:t>.</w:t>
+            </w:r>
             <w:r>
               <w:rPr>
                 <w:rFonts w:ascii="Times New Roman" w:hAnsi="Times New Roman" w:cs="Times New Roman" w:hint="eastAsia"/>
                 <w:bCs/>
                 <w:color w:val="000000" w:themeColor="text1"/>
               </w:rPr>
-              <w:t>0</w:t>
-            </w:r>
-            <w:r>
-              <w:rPr>
-                <w:rFonts w:ascii="Times New Roman" w:hAnsi="Times New Roman" w:cs="Times New Roman"/>
-                <w:bCs/>
-                <w:color w:val="000000" w:themeColor="text1"/>
-              </w:rPr>
-              <w:t>.4</w:t>
+              <w:t>30</w:t>
             </w:r>
           </w:p>
         </w:tc>
@@ -3044,15 +3071,7 @@
                 <w:bCs/>
                 <w:color w:val="000000" w:themeColor="text1"/>
               </w:rPr>
-              <w:t>4</w:t>
-            </w:r>
-            <w:r>
-              <w:rPr>
-                <w:rFonts w:ascii="Times New Roman" w:hAnsi="Times New Roman" w:cs="Times New Roman"/>
-                <w:bCs/>
-                <w:color w:val="000000" w:themeColor="text1"/>
-              </w:rPr>
-              <w:t>0</w:t>
+              <w:t>30</w:t>
             </w:r>
             <w:r>
               <w:rPr>
@@ -3068,15 +3087,7 @@
                 <w:bCs/>
                 <w:color w:val="000000" w:themeColor="text1"/>
               </w:rPr>
-              <w:t>2</w:t>
-            </w:r>
-            <w:r>
-              <w:rPr>
-                <w:rFonts w:ascii="Times New Roman" w:hAnsi="Times New Roman" w:cs="Times New Roman"/>
-                <w:bCs/>
-                <w:color w:val="000000" w:themeColor="text1"/>
-              </w:rPr>
-              <w:t>0%</w:t>
+              <w:t>20%</w:t>
             </w:r>
             <w:r>
               <w:rPr>
@@ -3110,15 +3121,7 @@
                 <w:bCs/>
                 <w:color w:val="000000" w:themeColor="text1"/>
               </w:rPr>
-              <w:t>4</w:t>
-            </w:r>
-            <w:r>
-              <w:rPr>
-                <w:rFonts w:ascii="Times New Roman" w:hAnsi="Times New Roman" w:cs="Times New Roman"/>
-                <w:bCs/>
-                <w:color w:val="000000" w:themeColor="text1"/>
-              </w:rPr>
-              <w:t>0</w:t>
+              <w:t>30</w:t>
             </w:r>
             <w:r>
               <w:rPr>
@@ -3134,15 +3137,7 @@
                 <w:bCs/>
                 <w:color w:val="000000" w:themeColor="text1"/>
               </w:rPr>
-              <w:t>3</w:t>
-            </w:r>
-            <w:r>
-              <w:rPr>
-                <w:rFonts w:ascii="Times New Roman" w:hAnsi="Times New Roman" w:cs="Times New Roman"/>
-                <w:bCs/>
-                <w:color w:val="000000" w:themeColor="text1"/>
-              </w:rPr>
-              <w:t>0%</w:t>
+              <w:t>30%</w:t>
             </w:r>
             <w:r>
               <w:rPr>
@@ -3176,15 +3171,7 @@
                 <w:bCs/>
                 <w:color w:val="000000" w:themeColor="text1"/>
               </w:rPr>
-              <w:t>4</w:t>
-            </w:r>
-            <w:r>
-              <w:rPr>
-                <w:rFonts w:ascii="Times New Roman" w:hAnsi="Times New Roman" w:cs="Times New Roman"/>
-                <w:bCs/>
-                <w:color w:val="000000" w:themeColor="text1"/>
-              </w:rPr>
-              <w:t>0</w:t>
+              <w:t>30</w:t>
             </w:r>
             <w:r>
               <w:rPr>
@@ -3200,15 +3187,7 @@
                 <w:bCs/>
                 <w:color w:val="000000" w:themeColor="text1"/>
               </w:rPr>
-              <w:t>5</w:t>
-            </w:r>
-            <w:r>
-              <w:rPr>
-                <w:rFonts w:ascii="Times New Roman" w:hAnsi="Times New Roman" w:cs="Times New Roman"/>
-                <w:bCs/>
-                <w:color w:val="000000" w:themeColor="text1"/>
-              </w:rPr>
-              <w:t>0%</w:t>
+              <w:t>50%</w:t>
             </w:r>
             <w:r>
               <w:rPr>
@@ -4238,17 +4217,27 @@
               <w:jc w:val="center"/>
               <w:textAlignment w:val="center"/>
               <w:rPr>
-                <w:color w:val="000000" w:themeColor="text1"/>
-                <w:szCs w:val="21"/>
-              </w:rPr>
-            </w:pPr>
-            <w:r>
-              <w:rPr>
-                <w:color w:val="000000" w:themeColor="text1"/>
-                <w:kern w:val="0"/>
-                <w:szCs w:val="21"/>
-              </w:rPr>
-              <w:t>10</w:t>
+                <w:rFonts w:hint="eastAsia"/>
+                <w:color w:val="000000" w:themeColor="text1"/>
+                <w:szCs w:val="21"/>
+              </w:rPr>
+            </w:pPr>
+            <w:r>
+              <w:rPr>
+                <w:color w:val="000000" w:themeColor="text1"/>
+                <w:kern w:val="0"/>
+                <w:szCs w:val="21"/>
+              </w:rPr>
+              <w:t>1</w:t>
+            </w:r>
+            <w:r>
+              <w:rPr>
+                <w:rFonts w:hint="eastAsia"/>
+                <w:color w:val="000000" w:themeColor="text1"/>
+                <w:kern w:val="0"/>
+                <w:szCs w:val="21"/>
+              </w:rPr>
+              <w:t>5</w:t>
             </w:r>
           </w:p>
         </w:tc>
@@ -4421,25 +4410,26 @@
                 <w:kern w:val="0"/>
                 <w:szCs w:val="21"/>
               </w:rPr>
-              <w:t>独立开发具</w:t>
-            </w:r>
-            <w:r>
-              <w:rPr>
+              <w:t>独立开发具备基础功能的小程序，掌握跨平台适配技巧</w:t>
+            </w:r>
+            <w:r>
+              <w:rPr>
+                <w:rFonts w:hint="eastAsia"/>
+                <w:color w:val="000000" w:themeColor="text1"/>
+                <w:kern w:val="0"/>
+                <w:szCs w:val="21"/>
+              </w:rPr>
+              <w:t>，学会借</w:t>
+            </w:r>
+            <w:r>
+              <w:rPr>
+                <w:rFonts w:hint="eastAsia"/>
                 <w:color w:val="000000" w:themeColor="text1"/>
                 <w:kern w:val="0"/>
                 <w:szCs w:val="21"/>
               </w:rPr>
               <w:lastRenderedPageBreak/>
-              <w:t>备基础功能的小程序，掌握跨平台适配技巧</w:t>
-            </w:r>
-            <w:r>
-              <w:rPr>
-                <w:rFonts w:hint="eastAsia"/>
-                <w:color w:val="000000" w:themeColor="text1"/>
-                <w:kern w:val="0"/>
-                <w:szCs w:val="21"/>
-              </w:rPr>
-              <w:t>，学会借助</w:t>
+              <w:t>助</w:t>
             </w:r>
             <w:r>
               <w:rPr>
@@ -4533,42 +4523,34 @@
                 <w:kern w:val="0"/>
                 <w:szCs w:val="21"/>
               </w:rPr>
-              <w:t>独立开发具备基</w:t>
-            </w:r>
-            <w:r>
-              <w:rPr>
+              <w:t>独立开发具备基础功能的小程序，掌握跨平台适配</w:t>
+            </w:r>
+            <w:r>
+              <w:rPr>
+                <w:rFonts w:hint="eastAsia"/>
+                <w:color w:val="000000" w:themeColor="text1"/>
+                <w:kern w:val="0"/>
+                <w:szCs w:val="21"/>
+              </w:rPr>
+              <w:t>，会用</w:t>
+            </w:r>
+            <w:r>
+              <w:rPr>
+                <w:rFonts w:hint="eastAsia"/>
+                <w:color w:val="000000" w:themeColor="text1"/>
+                <w:kern w:val="0"/>
+                <w:szCs w:val="21"/>
+              </w:rPr>
+              <w:t xml:space="preserve"> AI </w:t>
+            </w:r>
+            <w:r>
+              <w:rPr>
+                <w:rFonts w:hint="eastAsia"/>
                 <w:color w:val="000000" w:themeColor="text1"/>
                 <w:kern w:val="0"/>
                 <w:szCs w:val="21"/>
               </w:rPr>
               <w:lastRenderedPageBreak/>
-              <w:t>础功能的小程序，掌握跨平台适配</w:t>
-            </w:r>
-            <w:r>
-              <w:rPr>
-                <w:rFonts w:hint="eastAsia"/>
-                <w:color w:val="000000" w:themeColor="text1"/>
-                <w:kern w:val="0"/>
-                <w:szCs w:val="21"/>
-              </w:rPr>
-              <w:t>，会用</w:t>
-            </w:r>
-            <w:r>
-              <w:rPr>
-                <w:rFonts w:hint="eastAsia"/>
-                <w:color w:val="000000" w:themeColor="text1"/>
-                <w:kern w:val="0"/>
-                <w:szCs w:val="21"/>
-              </w:rPr>
-              <w:t xml:space="preserve"> AI </w:t>
-            </w:r>
-            <w:r>
-              <w:rPr>
-                <w:rFonts w:hint="eastAsia"/>
-                <w:color w:val="000000" w:themeColor="text1"/>
-                <w:kern w:val="0"/>
-                <w:szCs w:val="21"/>
-              </w:rPr>
               <w:t>工具</w:t>
             </w:r>
             <w:r>
@@ -4645,25 +4627,26 @@
                 <w:kern w:val="0"/>
                 <w:szCs w:val="21"/>
               </w:rPr>
-              <w:t>独立开发</w:t>
-            </w:r>
-            <w:r>
-              <w:rPr>
+              <w:t>独立开发具备基础功能的小程序，掌握跨平台适配</w:t>
+            </w:r>
+            <w:r>
+              <w:rPr>
+                <w:rFonts w:hint="eastAsia"/>
+                <w:color w:val="000000" w:themeColor="text1"/>
+                <w:kern w:val="0"/>
+                <w:szCs w:val="21"/>
+              </w:rPr>
+              <w:t>，会</w:t>
+            </w:r>
+            <w:r>
+              <w:rPr>
+                <w:rFonts w:hint="eastAsia"/>
                 <w:color w:val="000000" w:themeColor="text1"/>
                 <w:kern w:val="0"/>
                 <w:szCs w:val="21"/>
               </w:rPr>
               <w:lastRenderedPageBreak/>
-              <w:t>具备基础功能的小程序，掌握跨平台适配</w:t>
-            </w:r>
-            <w:r>
-              <w:rPr>
-                <w:rFonts w:hint="eastAsia"/>
-                <w:color w:val="000000" w:themeColor="text1"/>
-                <w:kern w:val="0"/>
-                <w:szCs w:val="21"/>
-              </w:rPr>
-              <w:t>，会用</w:t>
+              <w:t>用</w:t>
             </w:r>
             <w:r>
               <w:rPr>
@@ -4757,25 +4740,26 @@
                 <w:kern w:val="0"/>
                 <w:szCs w:val="21"/>
               </w:rPr>
-              <w:t>开发</w:t>
-            </w:r>
-            <w:r>
-              <w:rPr>
+              <w:t>开发具备基础功能的小程序，掌握跨平台适配</w:t>
+            </w:r>
+            <w:r>
+              <w:rPr>
+                <w:rFonts w:hint="eastAsia"/>
+                <w:color w:val="000000" w:themeColor="text1"/>
+                <w:kern w:val="0"/>
+                <w:szCs w:val="21"/>
+              </w:rPr>
+              <w:t>，不</w:t>
+            </w:r>
+            <w:r>
+              <w:rPr>
+                <w:rFonts w:hint="eastAsia"/>
                 <w:color w:val="000000" w:themeColor="text1"/>
                 <w:kern w:val="0"/>
                 <w:szCs w:val="21"/>
               </w:rPr>
               <w:lastRenderedPageBreak/>
-              <w:t>具备基础功能的小程序，掌握跨平台适配</w:t>
-            </w:r>
-            <w:r>
-              <w:rPr>
-                <w:rFonts w:hint="eastAsia"/>
-                <w:color w:val="000000" w:themeColor="text1"/>
-                <w:kern w:val="0"/>
-                <w:szCs w:val="21"/>
-              </w:rPr>
-              <w:t>，不会用</w:t>
+              <w:t>会用</w:t>
             </w:r>
             <w:r>
               <w:rPr>
@@ -4823,6 +4807,7 @@
               <w:jc w:val="center"/>
               <w:textAlignment w:val="center"/>
               <w:rPr>
+                <w:rFonts w:hint="eastAsia"/>
                 <w:color w:val="000000" w:themeColor="text1"/>
                 <w:szCs w:val="21"/>
               </w:rPr>
@@ -4834,7 +4819,16 @@
                 <w:szCs w:val="21"/>
               </w:rPr>
               <w:lastRenderedPageBreak/>
-              <w:t>20</w:t>
+              <w:t>2</w:t>
+            </w:r>
+            <w:r>
+              <w:rPr>
+                <w:rFonts w:hint="eastAsia"/>
+                <w:color w:val="000000" w:themeColor="text1"/>
+                <w:kern w:val="0"/>
+                <w:szCs w:val="21"/>
+              </w:rPr>
+              <w:t>5</w:t>
             </w:r>
           </w:p>
         </w:tc>
@@ -5878,7 +5872,7 @@
                 <w:kern w:val="0"/>
                 <w:szCs w:val="21"/>
               </w:rPr>
-              <w:t>4</w:t>
+              <w:t>3</w:t>
             </w:r>
             <w:r>
               <w:rPr>
@@ -6792,17 +6786,27 @@
               <w:jc w:val="center"/>
               <w:textAlignment w:val="center"/>
               <w:rPr>
-                <w:color w:val="000000" w:themeColor="text1"/>
-                <w:szCs w:val="21"/>
-              </w:rPr>
-            </w:pPr>
-            <w:r>
-              <w:rPr>
-                <w:color w:val="000000" w:themeColor="text1"/>
-                <w:kern w:val="0"/>
-                <w:szCs w:val="21"/>
-              </w:rPr>
-              <w:t>10</w:t>
+                <w:rFonts w:hint="eastAsia"/>
+                <w:color w:val="000000" w:themeColor="text1"/>
+                <w:szCs w:val="21"/>
+              </w:rPr>
+            </w:pPr>
+            <w:r>
+              <w:rPr>
+                <w:color w:val="000000" w:themeColor="text1"/>
+                <w:kern w:val="0"/>
+                <w:szCs w:val="21"/>
+              </w:rPr>
+              <w:t>1</w:t>
+            </w:r>
+            <w:r>
+              <w:rPr>
+                <w:rFonts w:hint="eastAsia"/>
+                <w:color w:val="000000" w:themeColor="text1"/>
+                <w:kern w:val="0"/>
+                <w:szCs w:val="21"/>
+              </w:rPr>
+              <w:t>5</w:t>
             </w:r>
           </w:p>
         </w:tc>
@@ -7029,7 +7033,7 @@
                 <w:kern w:val="0"/>
                 <w:szCs w:val="21"/>
               </w:rPr>
-              <w:t>多端编译与条件编译；掌握小程序生命周期</w:t>
+              <w:t>多端编译与条件编译；掌握小程序生命周期与本地存储，学会</w:t>
             </w:r>
             <w:r>
               <w:rPr>
@@ -7039,7 +7043,7 @@
                 <w:szCs w:val="21"/>
               </w:rPr>
               <w:lastRenderedPageBreak/>
-              <w:t>与本地存储，学会利用</w:t>
+              <w:t>利用</w:t>
             </w:r>
             <w:r>
               <w:rPr>
@@ -7164,7 +7168,7 @@
                 <w:kern w:val="0"/>
                 <w:szCs w:val="21"/>
               </w:rPr>
-              <w:t>多端编译与条件编译；较好掌握小程序</w:t>
+              <w:t>多端编译与条件编译；较好掌握小程序生命周期与本地</w:t>
             </w:r>
             <w:r>
               <w:rPr>
@@ -7174,7 +7178,7 @@
                 <w:szCs w:val="21"/>
               </w:rPr>
               <w:lastRenderedPageBreak/>
-              <w:t>生命周期与本地存储，利用</w:t>
+              <w:t>存储，利用</w:t>
             </w:r>
             <w:r>
               <w:rPr>
@@ -7299,7 +7303,7 @@
                 <w:kern w:val="0"/>
                 <w:szCs w:val="21"/>
               </w:rPr>
-              <w:t>多端编译与</w:t>
+              <w:t>多端编译与条件编译；掌</w:t>
             </w:r>
             <w:r>
               <w:rPr>
@@ -7309,7 +7313,7 @@
                 <w:szCs w:val="21"/>
               </w:rPr>
               <w:lastRenderedPageBreak/>
-              <w:t>条件编译；掌握小程序生命周期与本地存储。</w:t>
+              <w:t>握小程序生命周期与本地存储。</w:t>
             </w:r>
           </w:p>
         </w:tc>
@@ -7416,7 +7420,7 @@
                 <w:kern w:val="0"/>
                 <w:szCs w:val="21"/>
               </w:rPr>
-              <w:t>多端编译与条件编译；没掌握小</w:t>
+              <w:t>多端编译与条件编译；没掌握小程序生命周期</w:t>
             </w:r>
             <w:r>
               <w:rPr>
@@ -7426,7 +7430,7 @@
                 <w:szCs w:val="21"/>
               </w:rPr>
               <w:lastRenderedPageBreak/>
-              <w:t>程序生命周期与本地存储。</w:t>
+              <w:t>与本地存储。</w:t>
             </w:r>
           </w:p>
         </w:tc>
@@ -7447,6 +7451,7 @@
               <w:jc w:val="center"/>
               <w:textAlignment w:val="center"/>
               <w:rPr>
+                <w:rFonts w:hint="eastAsia"/>
                 <w:color w:val="000000" w:themeColor="text1"/>
                 <w:kern w:val="0"/>
                 <w:szCs w:val="21"/>
@@ -7464,11 +7469,12 @@
             </w:r>
             <w:r>
               <w:rPr>
-                <w:color w:val="000000" w:themeColor="text1"/>
-                <w:kern w:val="0"/>
-                <w:szCs w:val="21"/>
-              </w:rPr>
-              <w:t>0</w:t>
+                <w:rFonts w:hint="eastAsia"/>
+                <w:color w:val="000000" w:themeColor="text1"/>
+                <w:kern w:val="0"/>
+                <w:szCs w:val="21"/>
+              </w:rPr>
+              <w:t>5</w:t>
             </w:r>
           </w:p>
         </w:tc>
@@ -8135,7 +8141,7 @@
                 <w:kern w:val="0"/>
                 <w:szCs w:val="21"/>
               </w:rPr>
-              <w:t>4</w:t>
+              <w:t>3</w:t>
             </w:r>
             <w:r>
               <w:rPr>
@@ -8404,18 +8410,28 @@
               <w:spacing w:line="360" w:lineRule="exact"/>
               <w:jc w:val="center"/>
               <w:rPr>
-                <w:bCs/>
-                <w:color w:val="000000" w:themeColor="text1"/>
-                <w:szCs w:val="21"/>
-              </w:rPr>
-            </w:pPr>
-            <w:r>
-              <w:rPr>
-                <w:bCs/>
-                <w:color w:val="000000" w:themeColor="text1"/>
-                <w:szCs w:val="21"/>
-              </w:rPr>
-              <w:t>10</w:t>
+                <w:rFonts w:hint="eastAsia"/>
+                <w:bCs/>
+                <w:color w:val="000000" w:themeColor="text1"/>
+                <w:szCs w:val="21"/>
+              </w:rPr>
+            </w:pPr>
+            <w:r>
+              <w:rPr>
+                <w:bCs/>
+                <w:color w:val="000000" w:themeColor="text1"/>
+                <w:szCs w:val="21"/>
+              </w:rPr>
+              <w:t>1</w:t>
+            </w:r>
+            <w:r>
+              <w:rPr>
+                <w:rFonts w:hint="eastAsia"/>
+                <w:bCs/>
+                <w:color w:val="000000" w:themeColor="text1"/>
+                <w:szCs w:val="21"/>
+              </w:rPr>
+              <w:t>5</w:t>
             </w:r>
           </w:p>
         </w:tc>
@@ -8509,18 +8525,28 @@
               <w:spacing w:line="360" w:lineRule="exact"/>
               <w:jc w:val="center"/>
               <w:rPr>
-                <w:bCs/>
-                <w:color w:val="000000" w:themeColor="text1"/>
-                <w:szCs w:val="21"/>
-              </w:rPr>
-            </w:pPr>
-            <w:r>
-              <w:rPr>
-                <w:bCs/>
-                <w:color w:val="000000" w:themeColor="text1"/>
-                <w:szCs w:val="21"/>
-              </w:rPr>
-              <w:t>20</w:t>
+                <w:rFonts w:hint="eastAsia"/>
+                <w:bCs/>
+                <w:color w:val="000000" w:themeColor="text1"/>
+                <w:szCs w:val="21"/>
+              </w:rPr>
+            </w:pPr>
+            <w:r>
+              <w:rPr>
+                <w:bCs/>
+                <w:color w:val="000000" w:themeColor="text1"/>
+                <w:szCs w:val="21"/>
+              </w:rPr>
+              <w:t>2</w:t>
+            </w:r>
+            <w:r>
+              <w:rPr>
+                <w:rFonts w:hint="eastAsia"/>
+                <w:bCs/>
+                <w:color w:val="000000" w:themeColor="text1"/>
+                <w:szCs w:val="21"/>
+              </w:rPr>
+              <w:t>5</w:t>
             </w:r>
           </w:p>
         </w:tc>
@@ -8777,7 +8803,7 @@
                 <w:color w:val="000000" w:themeColor="text1"/>
                 <w:szCs w:val="21"/>
               </w:rPr>
-              <w:t>4</w:t>
+              <w:t>3</w:t>
             </w:r>
             <w:r>
               <w:rPr>
@@ -8825,7 +8851,7 @@
     </w:p>
     <w:tbl>
       <w:tblPr>
-        <w:tblpPr w:leftFromText="180" w:rightFromText="180" w:vertAnchor="text" w:horzAnchor="page" w:tblpX="1206" w:tblpY="721"/>
+        <w:tblpPr w:leftFromText="180" w:rightFromText="180" w:vertAnchor="text" w:horzAnchor="page" w:tblpXSpec="center" w:tblpY="721"/>
         <w:tblOverlap w:val="never"/>
         <w:tblW w:w="9080" w:type="dxa"/>
         <w:tblLayout w:type="fixed"/>
@@ -10022,6 +10048,16 @@
               </w:rPr>
               <w:t>0.1</w:t>
             </w:r>
+            <w:r>
+              <w:rPr>
+                <w:rFonts w:ascii="宋体" w:hAnsi="宋体" w:cs="宋体" w:hint="eastAsia"/>
+                <w:color w:val="000000"/>
+                <w:kern w:val="0"/>
+                <w:szCs w:val="21"/>
+                <w:lang w:bidi="ar"/>
+              </w:rPr>
+              <w:t>5</w:t>
+            </w:r>
           </w:p>
         </w:tc>
         <w:tc>
@@ -10819,6 +10855,7 @@
                 <w:szCs w:val="21"/>
                 <w:lang w:bidi="ar"/>
               </w:rPr>
+              <w:lastRenderedPageBreak/>
               <w:t>目标</w:t>
             </w:r>
             <w:r>
@@ -10866,6 +10903,16 @@
               </w:rPr>
               <w:t>0.2</w:t>
             </w:r>
+            <w:r>
+              <w:rPr>
+                <w:rFonts w:ascii="宋体" w:hAnsi="宋体" w:cs="宋体" w:hint="eastAsia"/>
+                <w:color w:val="000000"/>
+                <w:kern w:val="0"/>
+                <w:szCs w:val="21"/>
+                <w:lang w:bidi="ar"/>
+              </w:rPr>
+              <w:t>5</w:t>
+            </w:r>
           </w:p>
         </w:tc>
         <w:tc>
@@ -11710,6 +11757,16 @@
               </w:rPr>
               <w:t>0.3</w:t>
             </w:r>
+            <w:r>
+              <w:rPr>
+                <w:rFonts w:ascii="宋体" w:hAnsi="宋体" w:cs="宋体" w:hint="eastAsia"/>
+                <w:color w:val="000000"/>
+                <w:kern w:val="0"/>
+                <w:szCs w:val="21"/>
+                <w:lang w:bidi="ar"/>
+              </w:rPr>
+              <w:t>0</w:t>
+            </w:r>
           </w:p>
         </w:tc>
         <w:tc>
@@ -12552,7 +12609,17 @@
                 <w:szCs w:val="21"/>
                 <w:lang w:bidi="ar"/>
               </w:rPr>
-              <w:t>0.4</w:t>
+              <w:t>0.</w:t>
+            </w:r>
+            <w:r>
+              <w:rPr>
+                <w:rFonts w:ascii="宋体" w:hAnsi="宋体" w:cs="宋体" w:hint="eastAsia"/>
+                <w:color w:val="000000"/>
+                <w:kern w:val="0"/>
+                <w:szCs w:val="21"/>
+                <w:lang w:bidi="ar"/>
+              </w:rPr>
+              <w:t>30</w:t>
             </w:r>
           </w:p>
         </w:tc>
@@ -13839,7 +13906,6 @@
               <w:rPr>
                 <w:rFonts w:ascii="Times New Roman" w:hAnsi="Times New Roman"/>
               </w:rPr>
-              <w:lastRenderedPageBreak/>
               <w:t>图</w:t>
             </w:r>
             <w:r>
@@ -13886,6 +13952,7 @@
               <w:rPr>
                 <w:noProof/>
               </w:rPr>
+              <w:lastRenderedPageBreak/>
               <w:drawing>
                 <wp:inline distT="0" distB="0" distL="0" distR="0" wp14:anchorId="512B7230" wp14:editId="115B8DC9">
                   <wp:extent cx="5168900" cy="2688590"/>
@@ -14037,7 +14104,6 @@
               <w:rPr>
                 <w:noProof/>
               </w:rPr>
-              <w:lastRenderedPageBreak/>
               <w:drawing>
                 <wp:inline distT="0" distB="0" distL="0" distR="0" wp14:anchorId="697C133F" wp14:editId="405FAA99">
                   <wp:extent cx="5168900" cy="2736850"/>
@@ -14070,6 +14136,7 @@
               <w:rPr>
                 <w:rFonts w:ascii="Times New Roman" w:hAnsi="Times New Roman" w:hint="eastAsia"/>
               </w:rPr>
+              <w:lastRenderedPageBreak/>
               <w:t>图</w:t>
             </w:r>
             <w:r>
@@ -14994,14 +15061,7 @@
               <w:rPr>
                 <w:rFonts w:ascii="Times New Roman" w:hAnsi="Times New Roman" w:hint="eastAsia"/>
               </w:rPr>
-              <w:t>良好，一是能够运用混合开</w:t>
-            </w:r>
-            <w:r>
-              <w:rPr>
-                <w:rFonts w:ascii="Times New Roman" w:hAnsi="Times New Roman" w:hint="eastAsia"/>
-              </w:rPr>
-              <w:lastRenderedPageBreak/>
-              <w:t>发框架、小程序技术及</w:t>
+              <w:t>良好，一是能够运用混合开发框架、小程序技术及</w:t>
             </w:r>
             <w:r>
               <w:rPr>
@@ -15299,6 +15359,7 @@
                 <w:sz w:val="20"/>
                 <w:szCs w:val="22"/>
               </w:rPr>
+              <w:lastRenderedPageBreak/>
               <w:drawing>
                 <wp:inline distT="0" distB="0" distL="0" distR="0" wp14:anchorId="1F341DCF" wp14:editId="598E72FA">
                   <wp:extent cx="3370385" cy="2591139"/>
@@ -15829,7 +15890,7 @@
               <w:spacing w:line="420" w:lineRule="exact"/>
               <w:ind w:firstLineChars="200" w:firstLine="420"/>
               <w:rPr>
-                <w:rFonts w:ascii="Times New Roman" w:hAnsi="Times New Roman" w:hint="eastAsia"/>
+                <w:rFonts w:ascii="Times New Roman" w:hAnsi="Times New Roman"/>
                 <w:szCs w:val="21"/>
               </w:rPr>
             </w:pPr>
@@ -15846,7 +15907,7 @@
               <w:spacing w:line="420" w:lineRule="exact"/>
               <w:ind w:firstLineChars="200" w:firstLine="420"/>
               <w:rPr>
-                <w:rFonts w:ascii="Times New Roman" w:hAnsi="Times New Roman" w:hint="eastAsia"/>
+                <w:rFonts w:ascii="Times New Roman" w:hAnsi="Times New Roman"/>
                 <w:szCs w:val="21"/>
               </w:rPr>
             </w:pPr>
@@ -16073,7 +16134,7 @@
               <w:spacing w:line="420" w:lineRule="exact"/>
               <w:ind w:firstLineChars="200" w:firstLine="420"/>
               <w:rPr>
-                <w:rFonts w:ascii="Times New Roman" w:hAnsi="Times New Roman" w:hint="eastAsia"/>
+                <w:rFonts w:ascii="Times New Roman" w:hAnsi="Times New Roman"/>
                 <w:szCs w:val="21"/>
               </w:rPr>
             </w:pPr>
@@ -16132,7 +16193,7 @@
               <w:spacing w:line="420" w:lineRule="exact"/>
               <w:ind w:firstLineChars="200" w:firstLine="420"/>
               <w:rPr>
-                <w:rFonts w:ascii="Times New Roman" w:hAnsi="Times New Roman" w:hint="eastAsia"/>
+                <w:rFonts w:ascii="Times New Roman" w:hAnsi="Times New Roman"/>
                 <w:szCs w:val="21"/>
               </w:rPr>
             </w:pPr>
@@ -16179,7 +16240,7 @@
               <w:spacing w:line="420" w:lineRule="exact"/>
               <w:ind w:firstLineChars="200" w:firstLine="420"/>
               <w:rPr>
-                <w:rFonts w:ascii="Times New Roman" w:hAnsi="Times New Roman" w:hint="eastAsia"/>
+                <w:rFonts w:ascii="Times New Roman" w:hAnsi="Times New Roman"/>
                 <w:szCs w:val="21"/>
               </w:rPr>
             </w:pPr>
@@ -16252,7 +16313,7 @@
               <w:spacing w:line="420" w:lineRule="exact"/>
               <w:ind w:firstLineChars="200" w:firstLine="420"/>
               <w:rPr>
-                <w:rFonts w:ascii="Times New Roman" w:hAnsi="Times New Roman" w:hint="eastAsia"/>
+                <w:rFonts w:ascii="Times New Roman" w:hAnsi="Times New Roman"/>
                 <w:szCs w:val="21"/>
               </w:rPr>
             </w:pPr>
@@ -16311,7 +16372,7 @@
               <w:spacing w:line="420" w:lineRule="exact"/>
               <w:ind w:firstLineChars="200" w:firstLine="420"/>
               <w:rPr>
-                <w:rFonts w:ascii="Times New Roman" w:hAnsi="Times New Roman" w:hint="eastAsia"/>
+                <w:rFonts w:ascii="Times New Roman" w:hAnsi="Times New Roman"/>
                 <w:szCs w:val="21"/>
               </w:rPr>
             </w:pPr>
@@ -16395,7 +16456,7 @@
               <w:spacing w:line="420" w:lineRule="exact"/>
               <w:ind w:firstLineChars="200" w:firstLine="420"/>
               <w:rPr>
-                <w:rFonts w:ascii="Times New Roman" w:hAnsi="Times New Roman" w:hint="eastAsia"/>
+                <w:rFonts w:ascii="Times New Roman" w:hAnsi="Times New Roman"/>
                 <w:szCs w:val="21"/>
               </w:rPr>
             </w:pPr>
@@ -16468,7 +16529,7 @@
               <w:spacing w:line="420" w:lineRule="exact"/>
               <w:ind w:firstLineChars="200" w:firstLine="420"/>
               <w:rPr>
-                <w:rFonts w:ascii="Times New Roman" w:hAnsi="Times New Roman" w:hint="eastAsia"/>
+                <w:rFonts w:ascii="Times New Roman" w:hAnsi="Times New Roman"/>
                 <w:szCs w:val="21"/>
               </w:rPr>
             </w:pPr>
@@ -16527,7 +16588,7 @@
               <w:spacing w:line="420" w:lineRule="exact"/>
               <w:ind w:firstLineChars="200" w:firstLine="420"/>
               <w:rPr>
-                <w:rFonts w:ascii="Times New Roman" w:hAnsi="Times New Roman" w:hint="eastAsia"/>
+                <w:rFonts w:ascii="Times New Roman" w:hAnsi="Times New Roman"/>
                 <w:szCs w:val="21"/>
               </w:rPr>
             </w:pPr>
@@ -16574,7 +16635,7 @@
               <w:spacing w:line="420" w:lineRule="exact"/>
               <w:ind w:firstLineChars="200" w:firstLine="420"/>
               <w:rPr>
-                <w:rFonts w:ascii="Times New Roman" w:hAnsi="Times New Roman" w:hint="eastAsia"/>
+                <w:rFonts w:ascii="Times New Roman" w:hAnsi="Times New Roman"/>
                 <w:szCs w:val="21"/>
               </w:rPr>
             </w:pPr>
@@ -16661,7 +16722,7 @@
               <w:spacing w:line="420" w:lineRule="exact"/>
               <w:ind w:firstLineChars="200" w:firstLine="420"/>
               <w:rPr>
-                <w:rFonts w:ascii="Times New Roman" w:hAnsi="Times New Roman" w:hint="eastAsia"/>
+                <w:rFonts w:ascii="Times New Roman" w:hAnsi="Times New Roman"/>
                 <w:szCs w:val="21"/>
               </w:rPr>
             </w:pPr>
@@ -16706,7 +16767,7 @@
               <w:spacing w:line="420" w:lineRule="exact"/>
               <w:ind w:firstLineChars="200" w:firstLine="420"/>
               <w:rPr>
-                <w:rFonts w:ascii="Times New Roman" w:hAnsi="Times New Roman" w:hint="eastAsia"/>
+                <w:rFonts w:ascii="Times New Roman" w:hAnsi="Times New Roman"/>
                 <w:szCs w:val="21"/>
               </w:rPr>
             </w:pPr>
@@ -16765,7 +16826,7 @@
               <w:spacing w:line="420" w:lineRule="exact"/>
               <w:ind w:firstLineChars="200" w:firstLine="420"/>
               <w:rPr>
-                <w:rFonts w:ascii="Times New Roman" w:hAnsi="Times New Roman" w:hint="eastAsia"/>
+                <w:rFonts w:ascii="Times New Roman" w:hAnsi="Times New Roman"/>
                 <w:szCs w:val="21"/>
               </w:rPr>
             </w:pPr>
@@ -16796,7 +16857,7 @@
               <w:spacing w:line="420" w:lineRule="exact"/>
               <w:ind w:firstLineChars="200" w:firstLine="420"/>
               <w:rPr>
-                <w:rFonts w:ascii="Times New Roman" w:hAnsi="Times New Roman" w:hint="eastAsia"/>
+                <w:rFonts w:ascii="Times New Roman" w:hAnsi="Times New Roman"/>
                 <w:szCs w:val="21"/>
               </w:rPr>
             </w:pPr>
@@ -16869,7 +16930,7 @@
               <w:spacing w:line="420" w:lineRule="exact"/>
               <w:ind w:firstLineChars="200" w:firstLine="420"/>
               <w:rPr>
-                <w:rFonts w:ascii="Times New Roman" w:hAnsi="Times New Roman" w:hint="eastAsia"/>
+                <w:rFonts w:ascii="Times New Roman" w:hAnsi="Times New Roman"/>
                 <w:szCs w:val="21"/>
               </w:rPr>
             </w:pPr>
@@ -17001,7 +17062,7 @@
               <w:spacing w:line="420" w:lineRule="exact"/>
               <w:ind w:firstLineChars="200" w:firstLine="420"/>
               <w:rPr>
-                <w:rFonts w:ascii="Times New Roman" w:hAnsi="Times New Roman" w:hint="eastAsia"/>
+                <w:rFonts w:ascii="Times New Roman" w:hAnsi="Times New Roman"/>
                 <w:szCs w:val="21"/>
               </w:rPr>
             </w:pPr>
@@ -17018,7 +17079,7 @@
               <w:spacing w:line="420" w:lineRule="exact"/>
               <w:ind w:firstLineChars="200" w:firstLine="420"/>
               <w:rPr>
-                <w:rFonts w:ascii="Times New Roman" w:hAnsi="Times New Roman" w:hint="eastAsia"/>
+                <w:rFonts w:ascii="Times New Roman" w:hAnsi="Times New Roman"/>
                 <w:szCs w:val="21"/>
               </w:rPr>
             </w:pPr>
@@ -17091,7 +17152,7 @@
               <w:spacing w:line="420" w:lineRule="exact"/>
               <w:ind w:firstLineChars="200" w:firstLine="420"/>
               <w:rPr>
-                <w:rFonts w:ascii="Times New Roman" w:hAnsi="Times New Roman" w:hint="eastAsia"/>
+                <w:rFonts w:ascii="Times New Roman" w:hAnsi="Times New Roman"/>
                 <w:szCs w:val="21"/>
               </w:rPr>
             </w:pPr>
@@ -17108,7 +17169,7 @@
               <w:spacing w:line="420" w:lineRule="exact"/>
               <w:ind w:firstLineChars="200" w:firstLine="420"/>
               <w:rPr>
-                <w:rFonts w:ascii="Times New Roman" w:hAnsi="Times New Roman" w:hint="eastAsia"/>
+                <w:rFonts w:ascii="Times New Roman" w:hAnsi="Times New Roman"/>
                 <w:szCs w:val="21"/>
               </w:rPr>
             </w:pPr>
@@ -17225,7 +17286,7 @@
               <w:spacing w:line="420" w:lineRule="exact"/>
               <w:ind w:firstLineChars="200" w:firstLine="420"/>
               <w:rPr>
-                <w:rFonts w:ascii="Times New Roman" w:hAnsi="Times New Roman" w:hint="eastAsia"/>
+                <w:rFonts w:ascii="Times New Roman" w:hAnsi="Times New Roman"/>
                 <w:szCs w:val="21"/>
               </w:rPr>
             </w:pPr>
@@ -17270,7 +17331,7 @@
               <w:spacing w:line="420" w:lineRule="exact"/>
               <w:ind w:firstLineChars="200" w:firstLine="420"/>
               <w:rPr>
-                <w:rFonts w:ascii="Times New Roman" w:hAnsi="Times New Roman" w:hint="eastAsia"/>
+                <w:rFonts w:ascii="Times New Roman" w:hAnsi="Times New Roman"/>
                 <w:szCs w:val="21"/>
               </w:rPr>
             </w:pPr>
@@ -17287,7 +17348,7 @@
               <w:spacing w:line="420" w:lineRule="exact"/>
               <w:ind w:firstLineChars="200" w:firstLine="420"/>
               <w:rPr>
-                <w:rFonts w:ascii="Times New Roman" w:hAnsi="Times New Roman" w:hint="eastAsia"/>
+                <w:rFonts w:ascii="Times New Roman" w:hAnsi="Times New Roman"/>
                 <w:szCs w:val="21"/>
               </w:rPr>
             </w:pPr>
@@ -17304,7 +17365,7 @@
               <w:spacing w:line="420" w:lineRule="exact"/>
               <w:ind w:firstLineChars="200" w:firstLine="420"/>
               <w:rPr>
-                <w:rFonts w:ascii="Times New Roman" w:hAnsi="Times New Roman" w:hint="eastAsia"/>
+                <w:rFonts w:ascii="Times New Roman" w:hAnsi="Times New Roman"/>
                 <w:szCs w:val="21"/>
               </w:rPr>
             </w:pPr>
@@ -17342,7 +17403,7 @@
               <w:spacing w:line="420" w:lineRule="exact"/>
               <w:ind w:firstLineChars="200" w:firstLine="420"/>
               <w:rPr>
-                <w:rFonts w:ascii="Times New Roman" w:hAnsi="Times New Roman" w:hint="eastAsia"/>
+                <w:rFonts w:ascii="Times New Roman" w:hAnsi="Times New Roman"/>
                 <w:szCs w:val="21"/>
               </w:rPr>
             </w:pPr>
@@ -17380,7 +17441,7 @@
               <w:spacing w:line="420" w:lineRule="exact"/>
               <w:ind w:firstLineChars="200" w:firstLine="420"/>
               <w:rPr>
-                <w:rFonts w:ascii="Times New Roman" w:hAnsi="Times New Roman" w:hint="eastAsia"/>
+                <w:rFonts w:ascii="Times New Roman" w:hAnsi="Times New Roman"/>
                 <w:szCs w:val="21"/>
               </w:rPr>
             </w:pPr>
@@ -17432,7 +17493,7 @@
               <w:spacing w:line="420" w:lineRule="exact"/>
               <w:ind w:firstLineChars="200" w:firstLine="420"/>
               <w:rPr>
-                <w:rFonts w:ascii="Times New Roman" w:hAnsi="Times New Roman" w:hint="eastAsia"/>
+                <w:rFonts w:ascii="Times New Roman" w:hAnsi="Times New Roman"/>
                 <w:szCs w:val="21"/>
               </w:rPr>
             </w:pPr>
@@ -17497,7 +17558,7 @@
               <w:spacing w:line="420" w:lineRule="exact"/>
               <w:ind w:firstLineChars="200" w:firstLine="420"/>
               <w:rPr>
-                <w:rFonts w:ascii="Times New Roman" w:hAnsi="Times New Roman" w:hint="eastAsia"/>
+                <w:rFonts w:ascii="Times New Roman" w:hAnsi="Times New Roman"/>
                 <w:szCs w:val="21"/>
               </w:rPr>
             </w:pPr>
@@ -17514,7 +17575,7 @@
               <w:spacing w:line="420" w:lineRule="exact"/>
               <w:ind w:firstLineChars="200" w:firstLine="420"/>
               <w:rPr>
-                <w:rFonts w:ascii="Times New Roman" w:hAnsi="Times New Roman" w:hint="eastAsia"/>
+                <w:rFonts w:ascii="Times New Roman" w:hAnsi="Times New Roman"/>
                 <w:szCs w:val="21"/>
               </w:rPr>
             </w:pPr>
@@ -17531,7 +17592,7 @@
               <w:spacing w:line="420" w:lineRule="exact"/>
               <w:ind w:firstLineChars="200" w:firstLine="420"/>
               <w:rPr>
-                <w:rFonts w:ascii="Times New Roman" w:hAnsi="Times New Roman" w:hint="eastAsia"/>
+                <w:rFonts w:ascii="Times New Roman" w:hAnsi="Times New Roman"/>
                 <w:szCs w:val="21"/>
               </w:rPr>
             </w:pPr>
@@ -17562,7 +17623,7 @@
               <w:spacing w:line="420" w:lineRule="exact"/>
               <w:ind w:firstLineChars="200" w:firstLine="420"/>
               <w:rPr>
-                <w:rFonts w:ascii="Times New Roman" w:hAnsi="Times New Roman" w:hint="eastAsia"/>
+                <w:rFonts w:ascii="Times New Roman" w:hAnsi="Times New Roman"/>
                 <w:szCs w:val="21"/>
               </w:rPr>
             </w:pPr>
@@ -17607,7 +17668,7 @@
               <w:spacing w:line="420" w:lineRule="exact"/>
               <w:ind w:firstLineChars="200" w:firstLine="420"/>
               <w:rPr>
-                <w:rFonts w:ascii="Times New Roman" w:hAnsi="Times New Roman" w:hint="eastAsia"/>
+                <w:rFonts w:ascii="Times New Roman" w:hAnsi="Times New Roman"/>
                 <w:szCs w:val="21"/>
               </w:rPr>
             </w:pPr>
@@ -17638,7 +17699,7 @@
               <w:spacing w:line="420" w:lineRule="exact"/>
               <w:ind w:firstLineChars="200" w:firstLine="420"/>
               <w:rPr>
-                <w:rFonts w:ascii="Times New Roman" w:hAnsi="Times New Roman" w:hint="eastAsia"/>
+                <w:rFonts w:ascii="Times New Roman" w:hAnsi="Times New Roman"/>
                 <w:szCs w:val="21"/>
               </w:rPr>
             </w:pPr>
@@ -17711,7 +17772,7 @@
               <w:spacing w:line="420" w:lineRule="exact"/>
               <w:ind w:firstLineChars="200" w:firstLine="420"/>
               <w:rPr>
-                <w:rFonts w:ascii="Times New Roman" w:hAnsi="Times New Roman" w:hint="eastAsia"/>
+                <w:rFonts w:ascii="Times New Roman" w:hAnsi="Times New Roman"/>
                 <w:szCs w:val="21"/>
               </w:rPr>
             </w:pPr>
@@ -17728,7 +17789,7 @@
               <w:spacing w:line="420" w:lineRule="exact"/>
               <w:ind w:firstLineChars="200" w:firstLine="420"/>
               <w:rPr>
-                <w:rFonts w:ascii="Times New Roman" w:hAnsi="Times New Roman" w:hint="eastAsia"/>
+                <w:rFonts w:ascii="Times New Roman" w:hAnsi="Times New Roman"/>
                 <w:szCs w:val="21"/>
               </w:rPr>
             </w:pPr>
@@ -17745,7 +17806,7 @@
               <w:spacing w:line="420" w:lineRule="exact"/>
               <w:ind w:firstLineChars="200" w:firstLine="420"/>
               <w:rPr>
-                <w:rFonts w:ascii="Times New Roman" w:hAnsi="Times New Roman" w:hint="eastAsia"/>
+                <w:rFonts w:ascii="Times New Roman" w:hAnsi="Times New Roman"/>
                 <w:szCs w:val="21"/>
               </w:rPr>
             </w:pPr>
@@ -17842,7 +17903,7 @@
               <w:spacing w:line="420" w:lineRule="exact"/>
               <w:ind w:firstLineChars="200" w:firstLine="420"/>
               <w:rPr>
-                <w:rFonts w:ascii="Times New Roman" w:hAnsi="Times New Roman" w:hint="eastAsia"/>
+                <w:rFonts w:ascii="Times New Roman" w:hAnsi="Times New Roman"/>
                 <w:szCs w:val="21"/>
               </w:rPr>
             </w:pPr>
@@ -17859,7 +17920,7 @@
               <w:spacing w:line="420" w:lineRule="exact"/>
               <w:ind w:firstLineChars="200" w:firstLine="420"/>
               <w:rPr>
-                <w:rFonts w:ascii="Times New Roman" w:hAnsi="Times New Roman" w:hint="eastAsia"/>
+                <w:rFonts w:ascii="Times New Roman" w:hAnsi="Times New Roman"/>
                 <w:szCs w:val="21"/>
               </w:rPr>
             </w:pPr>
@@ -17948,7 +18009,7 @@
               <w:spacing w:line="420" w:lineRule="exact"/>
               <w:ind w:firstLineChars="200" w:firstLine="420"/>
               <w:rPr>
-                <w:rFonts w:ascii="Times New Roman" w:hAnsi="Times New Roman" w:hint="eastAsia"/>
+                <w:rFonts w:ascii="Times New Roman" w:hAnsi="Times New Roman"/>
                 <w:szCs w:val="21"/>
               </w:rPr>
             </w:pPr>
@@ -17965,7 +18026,7 @@
               <w:spacing w:line="420" w:lineRule="exact"/>
               <w:ind w:firstLineChars="200" w:firstLine="420"/>
               <w:rPr>
-                <w:rFonts w:ascii="Times New Roman" w:hAnsi="Times New Roman" w:hint="eastAsia"/>
+                <w:rFonts w:ascii="Times New Roman" w:hAnsi="Times New Roman"/>
                 <w:szCs w:val="21"/>
               </w:rPr>
             </w:pPr>
@@ -18010,7 +18071,7 @@
               <w:spacing w:line="420" w:lineRule="exact"/>
               <w:ind w:firstLineChars="200" w:firstLine="420"/>
               <w:rPr>
-                <w:rFonts w:ascii="Times New Roman" w:hAnsi="Times New Roman" w:hint="eastAsia"/>
+                <w:rFonts w:ascii="Times New Roman" w:hAnsi="Times New Roman"/>
                 <w:szCs w:val="21"/>
               </w:rPr>
             </w:pPr>
@@ -18085,7 +18146,7 @@
               <w:spacing w:line="420" w:lineRule="exact"/>
               <w:ind w:firstLineChars="200" w:firstLine="420"/>
               <w:rPr>
-                <w:rFonts w:ascii="Times New Roman" w:hAnsi="Times New Roman" w:hint="eastAsia"/>
+                <w:rFonts w:ascii="Times New Roman" w:hAnsi="Times New Roman"/>
                 <w:szCs w:val="21"/>
               </w:rPr>
             </w:pPr>
@@ -18144,7 +18205,7 @@
               <w:spacing w:line="420" w:lineRule="exact"/>
               <w:ind w:firstLineChars="200" w:firstLine="420"/>
               <w:rPr>
-                <w:rFonts w:ascii="Times New Roman" w:hAnsi="Times New Roman" w:hint="eastAsia"/>
+                <w:rFonts w:ascii="Times New Roman" w:hAnsi="Times New Roman"/>
                 <w:szCs w:val="21"/>
               </w:rPr>
             </w:pPr>
@@ -18161,7 +18222,7 @@
               <w:spacing w:line="420" w:lineRule="exact"/>
               <w:ind w:firstLineChars="200" w:firstLine="420"/>
               <w:rPr>
-                <w:rFonts w:ascii="Times New Roman" w:hAnsi="Times New Roman" w:hint="eastAsia"/>
+                <w:rFonts w:ascii="Times New Roman" w:hAnsi="Times New Roman"/>
                 <w:szCs w:val="21"/>
               </w:rPr>
             </w:pPr>
@@ -18192,7 +18253,7 @@
               <w:spacing w:line="420" w:lineRule="exact"/>
               <w:ind w:firstLineChars="200" w:firstLine="420"/>
               <w:rPr>
-                <w:rFonts w:ascii="Times New Roman" w:hAnsi="Times New Roman" w:hint="eastAsia"/>
+                <w:rFonts w:ascii="Times New Roman" w:hAnsi="Times New Roman"/>
                 <w:szCs w:val="21"/>
               </w:rPr>
             </w:pPr>
@@ -18209,7 +18270,7 @@
               <w:spacing w:line="420" w:lineRule="exact"/>
               <w:ind w:firstLineChars="200" w:firstLine="420"/>
               <w:rPr>
-                <w:rFonts w:ascii="Times New Roman" w:hAnsi="Times New Roman" w:hint="eastAsia"/>
+                <w:rFonts w:ascii="Times New Roman" w:hAnsi="Times New Roman"/>
                 <w:szCs w:val="21"/>
               </w:rPr>
             </w:pPr>
@@ -18240,7 +18301,7 @@
               <w:spacing w:line="420" w:lineRule="exact"/>
               <w:ind w:firstLineChars="200" w:firstLine="420"/>
               <w:rPr>
-                <w:rFonts w:ascii="Times New Roman" w:hAnsi="Times New Roman" w:hint="eastAsia"/>
+                <w:rFonts w:ascii="Times New Roman" w:hAnsi="Times New Roman"/>
                 <w:szCs w:val="21"/>
               </w:rPr>
             </w:pPr>
@@ -18257,7 +18318,7 @@
               <w:spacing w:line="420" w:lineRule="exact"/>
               <w:ind w:firstLineChars="200" w:firstLine="420"/>
               <w:rPr>
-                <w:rFonts w:ascii="Times New Roman" w:hAnsi="Times New Roman" w:hint="eastAsia"/>
+                <w:rFonts w:ascii="Times New Roman" w:hAnsi="Times New Roman"/>
                 <w:szCs w:val="21"/>
               </w:rPr>
             </w:pPr>
@@ -18288,7 +18349,7 @@
               <w:spacing w:line="420" w:lineRule="exact"/>
               <w:ind w:firstLineChars="200" w:firstLine="420"/>
               <w:rPr>
-                <w:rFonts w:ascii="Times New Roman" w:hAnsi="Times New Roman" w:hint="eastAsia"/>
+                <w:rFonts w:ascii="Times New Roman" w:hAnsi="Times New Roman"/>
                 <w:szCs w:val="21"/>
               </w:rPr>
             </w:pPr>
@@ -18305,7 +18366,7 @@
               <w:spacing w:line="420" w:lineRule="exact"/>
               <w:ind w:firstLineChars="200" w:firstLine="420"/>
               <w:rPr>
-                <w:rFonts w:ascii="Times New Roman" w:hAnsi="Times New Roman" w:hint="eastAsia"/>
+                <w:rFonts w:ascii="Times New Roman" w:hAnsi="Times New Roman"/>
                 <w:szCs w:val="21"/>
               </w:rPr>
             </w:pPr>
@@ -18408,7 +18469,7 @@
               <w:spacing w:line="420" w:lineRule="exact"/>
               <w:ind w:firstLineChars="200" w:firstLine="420"/>
               <w:rPr>
-                <w:rFonts w:ascii="Times New Roman" w:hAnsi="Times New Roman" w:hint="eastAsia"/>
+                <w:rFonts w:ascii="Times New Roman" w:hAnsi="Times New Roman"/>
                 <w:szCs w:val="21"/>
               </w:rPr>
             </w:pPr>

--- a/data/移动应用开发/达成/模板样例/10-课程目标达成评价报告.docx
+++ b/data/移动应用开发/达成/模板样例/10-课程目标达成评价报告.docx
@@ -101,7 +101,7 @@
           <w:sz w:val="28"/>
           <w:szCs w:val="28"/>
         </w:rPr>
-        <w:t>》课程目标达</w:t>
+        <w:t>》课程目标达成</w:t>
       </w:r>
     </w:p>
     <w:p>
@@ -123,7 +123,7 @@
           <w:sz w:val="28"/>
           <w:szCs w:val="28"/>
         </w:rPr>
-        <w:t>成评价报告</w:t>
+        <w:t>评价报告</w:t>
       </w:r>
     </w:p>
     <w:tbl>
@@ -142,11 +142,12 @@
       </w:tblPr>
       <w:tblGrid>
         <w:gridCol w:w="1160"/>
-        <w:gridCol w:w="1614"/>
-        <w:gridCol w:w="229"/>
+        <w:gridCol w:w="1560"/>
+        <w:gridCol w:w="283"/>
         <w:gridCol w:w="1134"/>
         <w:gridCol w:w="1134"/>
-        <w:gridCol w:w="1134"/>
+        <w:gridCol w:w="709"/>
+        <w:gridCol w:w="425"/>
         <w:gridCol w:w="1268"/>
         <w:gridCol w:w="717"/>
         <w:gridCol w:w="1101"/>
@@ -162,7 +163,7 @@
         <w:tc>
           <w:tcPr>
             <w:tcW w:w="9491" w:type="dxa"/>
-            <w:gridSpan w:val="9"/>
+            <w:gridSpan w:val="10"/>
             <w:tcMar>
               <w:left w:w="108" w:type="dxa"/>
               <w:right w:w="108" w:type="dxa"/>
@@ -286,6 +287,7 @@
         <w:tc>
           <w:tcPr>
             <w:tcW w:w="1134" w:type="dxa"/>
+            <w:gridSpan w:val="2"/>
             <w:tcMar>
               <w:left w:w="108" w:type="dxa"/>
               <w:right w:w="108" w:type="dxa"/>
@@ -502,6 +504,7 @@
         <w:tc>
           <w:tcPr>
             <w:tcW w:w="1134" w:type="dxa"/>
+            <w:gridSpan w:val="2"/>
             <w:tcMar>
               <w:left w:w="108" w:type="dxa"/>
               <w:right w:w="108" w:type="dxa"/>
@@ -535,7 +538,6 @@
             <w:pPr>
               <w:jc w:val="center"/>
             </w:pPr>
-            <w:proofErr w:type="gramStart"/>
             <w:r>
               <w:rPr>
                 <w:rFonts w:ascii="Times New Roman" w:hAnsi="Times New Roman"/>
@@ -544,7 +546,6 @@
               </w:rPr>
               <w:t>刘东良</w:t>
             </w:r>
-            <w:proofErr w:type="gramEnd"/>
           </w:p>
         </w:tc>
         <w:tc>
@@ -637,7 +638,6 @@
             <w:pPr>
               <w:jc w:val="center"/>
             </w:pPr>
-            <w:proofErr w:type="gramStart"/>
             <w:r>
               <w:rPr>
                 <w:rFonts w:ascii="Times New Roman" w:hAnsi="Times New Roman"/>
@@ -648,7 +648,6 @@
               </w:rPr>
               <w:t>刘东良</w:t>
             </w:r>
-            <w:proofErr w:type="gramEnd"/>
           </w:p>
         </w:tc>
         <w:tc>
@@ -677,6 +676,7 @@
         <w:tc>
           <w:tcPr>
             <w:tcW w:w="1134" w:type="dxa"/>
+            <w:gridSpan w:val="2"/>
             <w:tcMar>
               <w:left w:w="108" w:type="dxa"/>
               <w:right w:w="108" w:type="dxa"/>
@@ -785,7 +785,6 @@
             <w:pPr>
               <w:jc w:val="center"/>
             </w:pPr>
-            <w:proofErr w:type="gramStart"/>
             <w:r>
               <w:rPr>
                 <w:rFonts w:ascii="Times New Roman" w:hAnsi="Times New Roman"/>
@@ -794,12 +793,12 @@
               </w:rPr>
               <w:t>刘东良</w:t>
             </w:r>
-            <w:proofErr w:type="gramEnd"/>
           </w:p>
         </w:tc>
         <w:tc>
           <w:tcPr>
             <w:tcW w:w="1134" w:type="dxa"/>
+            <w:gridSpan w:val="2"/>
             <w:tcMar>
               <w:left w:w="108" w:type="dxa"/>
               <w:right w:w="108" w:type="dxa"/>
@@ -885,7 +884,7 @@
         <w:tc>
           <w:tcPr>
             <w:tcW w:w="8331" w:type="dxa"/>
-            <w:gridSpan w:val="8"/>
+            <w:gridSpan w:val="9"/>
             <w:tcMar>
               <w:left w:w="108" w:type="dxa"/>
               <w:right w:w="108" w:type="dxa"/>
@@ -953,7 +952,7 @@
         <w:tc>
           <w:tcPr>
             <w:tcW w:w="8337" w:type="dxa"/>
-            <w:gridSpan w:val="9"/>
+            <w:gridSpan w:val="10"/>
             <w:tcMar>
               <w:left w:w="108" w:type="dxa"/>
               <w:right w:w="108" w:type="dxa"/>
@@ -985,7 +984,7 @@
         <w:tc>
           <w:tcPr>
             <w:tcW w:w="9491" w:type="dxa"/>
-            <w:gridSpan w:val="9"/>
+            <w:gridSpan w:val="10"/>
             <w:tcBorders>
               <w:top w:val="single" w:sz="4" w:space="0" w:color="auto"/>
               <w:left w:val="single" w:sz="4" w:space="0" w:color="auto"/>
@@ -1022,7 +1021,7 @@
         </w:trPr>
         <w:tc>
           <w:tcPr>
-            <w:tcW w:w="2774" w:type="dxa"/>
+            <w:tcW w:w="2720" w:type="dxa"/>
             <w:gridSpan w:val="2"/>
             <w:tcMar>
               <w:left w:w="108" w:type="dxa"/>
@@ -1048,8 +1047,8 @@
         </w:tc>
         <w:tc>
           <w:tcPr>
-            <w:tcW w:w="2497" w:type="dxa"/>
-            <w:gridSpan w:val="3"/>
+            <w:tcW w:w="3260" w:type="dxa"/>
+            <w:gridSpan w:val="4"/>
             <w:tcMar>
               <w:left w:w="108" w:type="dxa"/>
               <w:right w:w="108" w:type="dxa"/>
@@ -1074,7 +1073,7 @@
         </w:tc>
         <w:tc>
           <w:tcPr>
-            <w:tcW w:w="4220" w:type="dxa"/>
+            <w:tcW w:w="3511" w:type="dxa"/>
             <w:gridSpan w:val="4"/>
             <w:tcMar>
               <w:left w:w="108" w:type="dxa"/>
@@ -1108,7 +1107,7 @@
         </w:trPr>
         <w:tc>
           <w:tcPr>
-            <w:tcW w:w="2774" w:type="dxa"/>
+            <w:tcW w:w="2720" w:type="dxa"/>
             <w:gridSpan w:val="2"/>
             <w:tcBorders>
               <w:top w:val="single" w:sz="4" w:space="0" w:color="auto"/>
@@ -1129,32 +1128,26 @@
               <w:spacing w:line="360" w:lineRule="exact"/>
             </w:pPr>
             <w:r>
-              <w:t>掌握移动应用开发技术体系（原生</w:t>
-            </w:r>
-            <w:r>
-              <w:t>/</w:t>
-            </w:r>
-            <w:r>
-              <w:t>混合</w:t>
-            </w:r>
-            <w:r>
-              <w:t>/</w:t>
-            </w:r>
-            <w:r>
-              <w:t>跨平台）及主流平台特性，理解技术选型逻辑，熟悉混合开发框架和</w:t>
-            </w:r>
-            <w:r>
-              <w:t xml:space="preserve"> AI </w:t>
-            </w:r>
-            <w:r>
-              <w:t>编程工具的基本使用。</w:t>
-            </w:r>
-          </w:p>
-        </w:tc>
-        <w:tc>
-          <w:tcPr>
-            <w:tcW w:w="2497" w:type="dxa"/>
-            <w:gridSpan w:val="3"/>
+              <w:rPr>
+                <w:color w:val="000000" w:themeColor="text1"/>
+                <w:szCs w:val="21"/>
+              </w:rPr>
+              <w:t xml:space="preserve">1.4 </w:t>
+            </w:r>
+            <w:r>
+              <w:rPr>
+                <w:rFonts w:hint="eastAsia"/>
+                <w:color w:val="000000" w:themeColor="text1"/>
+                <w:szCs w:val="21"/>
+              </w:rPr>
+              <w:t>能够将数学、自然科学、工程基础和专业知识综合应用于解决计算机领域复杂工程问题，能够判别计算机系统的复杂性</w:t>
+            </w:r>
+          </w:p>
+        </w:tc>
+        <w:tc>
+          <w:tcPr>
+            <w:tcW w:w="3260" w:type="dxa"/>
+            <w:gridSpan w:val="4"/>
             <w:tcMar>
               <w:left w:w="108" w:type="dxa"/>
               <w:right w:w="108" w:type="dxa"/>
@@ -1167,16 +1160,114 @@
               <w:spacing w:line="360" w:lineRule="exact"/>
             </w:pPr>
             <w:r>
-              <w:t>1.4</w:t>
-            </w:r>
-            <w:r>
-              <w:t>能够将数学、自然科学、工程基础和专业知识综合应用于解决计算机领域复杂工程问题，能够判别计算机系统的复杂性</w:t>
-            </w:r>
-          </w:p>
-        </w:tc>
-        <w:tc>
-          <w:tcPr>
-            <w:tcW w:w="4220" w:type="dxa"/>
+              <w:rPr>
+                <w:rFonts w:hint="eastAsia"/>
+                <w:color w:val="000000" w:themeColor="text1"/>
+                <w:szCs w:val="21"/>
+              </w:rPr>
+              <w:t>掌握移动应用开发技术体系（原生</w:t>
+            </w:r>
+            <w:r>
+              <w:rPr>
+                <w:rFonts w:hint="eastAsia"/>
+                <w:color w:val="000000" w:themeColor="text1"/>
+                <w:szCs w:val="21"/>
+              </w:rPr>
+              <w:t>/</w:t>
+            </w:r>
+            <w:r>
+              <w:rPr>
+                <w:rFonts w:hint="eastAsia"/>
+                <w:color w:val="000000" w:themeColor="text1"/>
+                <w:szCs w:val="21"/>
+              </w:rPr>
+              <w:t>混合</w:t>
+            </w:r>
+            <w:r>
+              <w:rPr>
+                <w:rFonts w:hint="eastAsia"/>
+                <w:color w:val="000000" w:themeColor="text1"/>
+                <w:szCs w:val="21"/>
+              </w:rPr>
+              <w:t>/</w:t>
+            </w:r>
+            <w:r>
+              <w:rPr>
+                <w:rFonts w:hint="eastAsia"/>
+                <w:color w:val="000000" w:themeColor="text1"/>
+                <w:szCs w:val="21"/>
+              </w:rPr>
+              <w:t>跨平台）及主流平台特性，理解技术选型逻辑，熟悉跨平台开发框架和</w:t>
+            </w:r>
+            <w:r>
+              <w:rPr>
+                <w:rFonts w:hint="eastAsia"/>
+                <w:color w:val="000000" w:themeColor="text1"/>
+                <w:szCs w:val="21"/>
+              </w:rPr>
+              <w:t xml:space="preserve"> AI </w:t>
+            </w:r>
+            <w:r>
+              <w:rPr>
+                <w:rFonts w:hint="eastAsia"/>
+                <w:color w:val="000000" w:themeColor="text1"/>
+                <w:szCs w:val="21"/>
+              </w:rPr>
+              <w:t>编程工具的基本使用。</w:t>
+            </w:r>
+            <w:r>
+              <w:rPr>
+                <w:rFonts w:hint="eastAsia"/>
+                <w:color w:val="000000" w:themeColor="text1"/>
+                <w:szCs w:val="21"/>
+              </w:rPr>
+              <w:t>/</w:t>
+            </w:r>
+            <w:r>
+              <w:rPr>
+                <w:rFonts w:hint="eastAsia"/>
+                <w:color w:val="000000" w:themeColor="text1"/>
+                <w:szCs w:val="21"/>
+              </w:rPr>
+              <w:t>混合</w:t>
+            </w:r>
+            <w:r>
+              <w:rPr>
+                <w:rFonts w:hint="eastAsia"/>
+                <w:color w:val="000000" w:themeColor="text1"/>
+                <w:szCs w:val="21"/>
+              </w:rPr>
+              <w:t>/</w:t>
+            </w:r>
+            <w:r>
+              <w:rPr>
+                <w:rFonts w:hint="eastAsia"/>
+                <w:color w:val="000000" w:themeColor="text1"/>
+                <w:szCs w:val="21"/>
+              </w:rPr>
+              <w:t>跨平台）及主流平台特性，理解技术选型逻辑，熟悉混合开发框架和</w:t>
+            </w:r>
+            <w:r>
+              <w:rPr>
+                <w:rFonts w:hint="eastAsia"/>
+                <w:color w:val="000000" w:themeColor="text1"/>
+                <w:szCs w:val="21"/>
+              </w:rPr>
+              <w:t xml:space="preserve"> AI </w:t>
+            </w:r>
+            <w:r>
+              <w:rPr>
+                <w:rFonts w:hint="eastAsia"/>
+                <w:color w:val="000000" w:themeColor="text1"/>
+                <w:szCs w:val="21"/>
+              </w:rPr>
+              <w:t>编程工具的基本使用。</w:t>
+            </w:r>
+          </w:p>
+        </w:tc>
+        <w:tc>
+          <w:tcPr>
+            <w:tcW w:w="3511" w:type="dxa"/>
             <w:gridSpan w:val="4"/>
             <w:tcMar>
               <w:left w:w="108" w:type="dxa"/>
@@ -1297,7 +1388,7 @@
         </w:trPr>
         <w:tc>
           <w:tcPr>
-            <w:tcW w:w="2774" w:type="dxa"/>
+            <w:tcW w:w="2720" w:type="dxa"/>
             <w:gridSpan w:val="2"/>
             <w:tcBorders>
               <w:top w:val="single" w:sz="4" w:space="0" w:color="auto"/>
@@ -1318,20 +1409,26 @@
               <w:spacing w:line="360" w:lineRule="exact"/>
             </w:pPr>
             <w:r>
-              <w:t>运用混合开发框架及小程序技术，结合</w:t>
-            </w:r>
-            <w:r>
-              <w:t xml:space="preserve"> AI </w:t>
-            </w:r>
-            <w:r>
-              <w:t>编程工具，设计实现跨平台应用，具备需求建模与创新应用能力。</w:t>
-            </w:r>
-          </w:p>
-        </w:tc>
-        <w:tc>
-          <w:tcPr>
-            <w:tcW w:w="2497" w:type="dxa"/>
-            <w:gridSpan w:val="3"/>
+              <w:rPr>
+                <w:color w:val="000000" w:themeColor="text1"/>
+                <w:szCs w:val="21"/>
+              </w:rPr>
+              <w:t xml:space="preserve">3.2 </w:t>
+            </w:r>
+            <w:r>
+              <w:rPr>
+                <w:rFonts w:hint="eastAsia"/>
+                <w:color w:val="000000" w:themeColor="text1"/>
+                <w:szCs w:val="21"/>
+              </w:rPr>
+              <w:t>能够针对特定工程需求设计计算机应用系统，并在设计环节中体现创新意识</w:t>
+            </w:r>
+          </w:p>
+        </w:tc>
+        <w:tc>
+          <w:tcPr>
+            <w:tcW w:w="3260" w:type="dxa"/>
+            <w:gridSpan w:val="4"/>
             <w:tcMar>
               <w:left w:w="108" w:type="dxa"/>
               <w:right w:w="108" w:type="dxa"/>
@@ -1344,22 +1441,73 @@
               <w:spacing w:line="360" w:lineRule="exact"/>
             </w:pPr>
             <w:r>
-              <w:t>3.2</w:t>
-            </w:r>
-            <w:r>
-              <w:t>能够针对特定工程需求设计计算机应用系统</w:t>
-            </w:r>
-            <w:r>
-              <w:t>,</w:t>
-            </w:r>
-            <w:r>
-              <w:t>，并在设计环节中体现创新意识。</w:t>
-            </w:r>
-          </w:p>
-        </w:tc>
-        <w:tc>
-          <w:tcPr>
-            <w:tcW w:w="4220" w:type="dxa"/>
+              <w:rPr>
+                <w:rFonts w:hint="eastAsia"/>
+                <w:color w:val="000000" w:themeColor="text1"/>
+                <w:kern w:val="0"/>
+                <w:szCs w:val="21"/>
+              </w:rPr>
+              <w:t>运用跨平台开发框架及小程序技术，结合</w:t>
+            </w:r>
+            <w:r>
+              <w:rPr>
+                <w:rFonts w:hint="eastAsia"/>
+                <w:color w:val="000000" w:themeColor="text1"/>
+                <w:kern w:val="0"/>
+                <w:szCs w:val="21"/>
+              </w:rPr>
+              <w:t xml:space="preserve"> AI </w:t>
+            </w:r>
+            <w:r>
+              <w:rPr>
+                <w:rFonts w:hint="eastAsia"/>
+                <w:color w:val="000000" w:themeColor="text1"/>
+                <w:kern w:val="0"/>
+                <w:szCs w:val="21"/>
+              </w:rPr>
+              <w:t>编程工具与后端</w:t>
+            </w:r>
+            <w:r>
+              <w:rPr>
+                <w:rFonts w:hint="eastAsia"/>
+                <w:color w:val="000000" w:themeColor="text1"/>
+                <w:kern w:val="0"/>
+                <w:szCs w:val="21"/>
+              </w:rPr>
+              <w:t xml:space="preserve"> API </w:t>
+            </w:r>
+            <w:r>
+              <w:rPr>
+                <w:rFonts w:hint="eastAsia"/>
+                <w:color w:val="000000" w:themeColor="text1"/>
+                <w:kern w:val="0"/>
+                <w:szCs w:val="21"/>
+              </w:rPr>
+              <w:t>交互，设计实现跨平台应用，具备需求建模与创新应用能力。</w:t>
+            </w:r>
+            <w:r>
+              <w:rPr>
+                <w:rFonts w:hint="eastAsia"/>
+                <w:color w:val="000000" w:themeColor="text1"/>
+                <w:kern w:val="0"/>
+                <w:szCs w:val="21"/>
+              </w:rPr>
+              <w:t xml:space="preserve"> AI </w:t>
+            </w:r>
+            <w:r>
+              <w:rPr>
+                <w:rFonts w:hint="eastAsia"/>
+                <w:color w:val="000000" w:themeColor="text1"/>
+                <w:kern w:val="0"/>
+                <w:szCs w:val="21"/>
+              </w:rPr>
+              <w:t>编程工具，设计实现跨平台应用，具备需求建模与创新应用能力。</w:t>
+            </w:r>
+          </w:p>
+        </w:tc>
+        <w:tc>
+          <w:tcPr>
+            <w:tcW w:w="3511" w:type="dxa"/>
             <w:gridSpan w:val="4"/>
             <w:tcMar>
               <w:left w:w="108" w:type="dxa"/>
@@ -1432,7 +1580,7 @@
         </w:trPr>
         <w:tc>
           <w:tcPr>
-            <w:tcW w:w="2774" w:type="dxa"/>
+            <w:tcW w:w="2720" w:type="dxa"/>
             <w:gridSpan w:val="2"/>
             <w:tcBorders>
               <w:top w:val="single" w:sz="4" w:space="0" w:color="auto"/>
@@ -1453,36 +1601,25 @@
               <w:spacing w:line="360" w:lineRule="exact"/>
             </w:pPr>
             <w:r>
-              <w:t>基于华为多端技术实现跨设备适配，具备多场景应用的系统分析与开发能力。</w:t>
-            </w:r>
-          </w:p>
-        </w:tc>
-        <w:tc>
-          <w:tcPr>
-            <w:tcW w:w="2497" w:type="dxa"/>
-            <w:gridSpan w:val="3"/>
-            <w:tcMar>
-              <w:left w:w="108" w:type="dxa"/>
-              <w:right w:w="108" w:type="dxa"/>
-            </w:tcMar>
-            <w:vAlign w:val="center"/>
-          </w:tcPr>
-          <w:p>
-            <w:pPr>
-              <w:snapToGrid w:val="0"/>
-              <w:spacing w:line="360" w:lineRule="exact"/>
-            </w:pPr>
-            <w:r>
-              <w:t>4.2</w:t>
-            </w:r>
-            <w:r>
-              <w:t>针对计算机领域复杂工程问题，能够收集、分析与解释已存在的相关产品、模型、系统、方案、开源资料库等资料，并通过信息综合得到合理有效的结论。</w:t>
-            </w:r>
-          </w:p>
-        </w:tc>
-        <w:tc>
-          <w:tcPr>
-            <w:tcW w:w="4220" w:type="dxa"/>
+              <w:rPr>
+                <w:color w:val="000000" w:themeColor="text1"/>
+                <w:szCs w:val="21"/>
+              </w:rPr>
+              <w:t xml:space="preserve">4.2 </w:t>
+            </w:r>
+            <w:r>
+              <w:rPr>
+                <w:rFonts w:hint="eastAsia"/>
+                <w:color w:val="000000" w:themeColor="text1"/>
+                <w:szCs w:val="21"/>
+              </w:rPr>
+              <w:t>针对计算机领域复杂工程问题，能够收集、分析与解释已存在的相关产品、模型、系统、方案、开源资料库等资料，并通过信息综合得到合理有效的结论</w:t>
+            </w:r>
+          </w:p>
+        </w:tc>
+        <w:tc>
+          <w:tcPr>
+            <w:tcW w:w="3260" w:type="dxa"/>
             <w:gridSpan w:val="4"/>
             <w:tcMar>
               <w:left w:w="108" w:type="dxa"/>
@@ -1497,6 +1634,32 @@
             </w:pPr>
             <w:r>
               <w:rPr>
+                <w:rFonts w:hint="eastAsia"/>
+                <w:color w:val="000000" w:themeColor="text1"/>
+                <w:kern w:val="0"/>
+                <w:szCs w:val="21"/>
+              </w:rPr>
+              <w:t>调研对比多端开发方案，分析不同技术栈在跨设备适配场景中的优劣，具备技术方案评估与选型能力。</w:t>
+            </w:r>
+          </w:p>
+        </w:tc>
+        <w:tc>
+          <w:tcPr>
+            <w:tcW w:w="3511" w:type="dxa"/>
+            <w:gridSpan w:val="4"/>
+            <w:tcMar>
+              <w:left w:w="108" w:type="dxa"/>
+              <w:right w:w="108" w:type="dxa"/>
+            </w:tcMar>
+            <w:vAlign w:val="center"/>
+          </w:tcPr>
+          <w:p>
+            <w:pPr>
+              <w:snapToGrid w:val="0"/>
+              <w:spacing w:line="360" w:lineRule="exact"/>
+            </w:pPr>
+            <w:r>
+              <w:rPr>
                 <w:rFonts w:ascii="Times New Roman" w:hAnsi="Times New Roman"/>
                 <w:bCs/>
                 <w:szCs w:val="21"/>
@@ -1525,25 +1688,7 @@
                 <w:bCs/>
                 <w:szCs w:val="21"/>
               </w:rPr>
-              <w:t>多场景应用系统分析报告（不同设备环境下的功能</w:t>
-            </w:r>
-            <w:proofErr w:type="gramStart"/>
-            <w:r>
-              <w:rPr>
-                <w:rFonts w:ascii="Times New Roman" w:hAnsi="Times New Roman"/>
-                <w:bCs/>
-                <w:szCs w:val="21"/>
-              </w:rPr>
-              <w:t>适</w:t>
-            </w:r>
-            <w:proofErr w:type="gramEnd"/>
-            <w:r>
-              <w:rPr>
-                <w:rFonts w:ascii="Times New Roman" w:hAnsi="Times New Roman"/>
-                <w:bCs/>
-                <w:szCs w:val="21"/>
-              </w:rPr>
-              <w:t>配方案）</w:t>
+              <w:t>多场景应用系统分析报告（不同设备环境下的功能适配方案）</w:t>
             </w:r>
             <w:r>
               <w:rPr>
@@ -1573,7 +1718,7 @@
         </w:trPr>
         <w:tc>
           <w:tcPr>
-            <w:tcW w:w="2774" w:type="dxa"/>
+            <w:tcW w:w="2720" w:type="dxa"/>
             <w:gridSpan w:val="2"/>
             <w:tcBorders>
               <w:top w:val="single" w:sz="4" w:space="0" w:color="auto"/>
@@ -1594,20 +1739,26 @@
               <w:spacing w:line="360" w:lineRule="exact"/>
             </w:pPr>
             <w:r>
-              <w:t>遵循软件工程规范，使用现代开发工具（含</w:t>
-            </w:r>
-            <w:r>
-              <w:t xml:space="preserve"> AI </w:t>
-            </w:r>
-            <w:r>
-              <w:t>编程工具）完成应用测试与优化，具备工程实践能力</w:t>
-            </w:r>
-          </w:p>
-        </w:tc>
-        <w:tc>
-          <w:tcPr>
-            <w:tcW w:w="2497" w:type="dxa"/>
-            <w:gridSpan w:val="3"/>
+              <w:rPr>
+                <w:color w:val="000000" w:themeColor="text1"/>
+                <w:szCs w:val="21"/>
+              </w:rPr>
+              <w:t xml:space="preserve">5.1 </w:t>
+            </w:r>
+            <w:r>
+              <w:rPr>
+                <w:rFonts w:hint="eastAsia"/>
+                <w:color w:val="000000" w:themeColor="text1"/>
+                <w:szCs w:val="21"/>
+              </w:rPr>
+              <w:t>能够运用现代信息技术和工具获取计算机专业重要资料与信息</w:t>
+            </w:r>
+          </w:p>
+        </w:tc>
+        <w:tc>
+          <w:tcPr>
+            <w:tcW w:w="3260" w:type="dxa"/>
+            <w:gridSpan w:val="4"/>
             <w:tcMar>
               <w:left w:w="108" w:type="dxa"/>
               <w:right w:w="108" w:type="dxa"/>
@@ -1620,16 +1771,73 @@
               <w:spacing w:line="360" w:lineRule="exact"/>
             </w:pPr>
             <w:r>
-              <w:t>5.1</w:t>
-            </w:r>
-            <w:r>
-              <w:t>能够运用现代信息技术和工具获取计算机专业重要资料与信息。</w:t>
-            </w:r>
-          </w:p>
-        </w:tc>
-        <w:tc>
-          <w:tcPr>
-            <w:tcW w:w="4220" w:type="dxa"/>
+              <w:rPr>
+                <w:rFonts w:hint="eastAsia"/>
+                <w:color w:val="000000" w:themeColor="text1"/>
+                <w:kern w:val="0"/>
+                <w:szCs w:val="21"/>
+              </w:rPr>
+              <w:t>遵循软件工程规范，使用现代开发工具（含</w:t>
+            </w:r>
+            <w:r>
+              <w:rPr>
+                <w:rFonts w:hint="eastAsia"/>
+                <w:color w:val="000000" w:themeColor="text1"/>
+                <w:kern w:val="0"/>
+                <w:szCs w:val="21"/>
+              </w:rPr>
+              <w:t xml:space="preserve"> AI </w:t>
+            </w:r>
+            <w:r>
+              <w:rPr>
+                <w:rFonts w:hint="eastAsia"/>
+                <w:color w:val="000000" w:themeColor="text1"/>
+                <w:kern w:val="0"/>
+                <w:szCs w:val="21"/>
+              </w:rPr>
+              <w:t>编程工具、</w:t>
+            </w:r>
+            <w:r>
+              <w:rPr>
+                <w:rFonts w:hint="eastAsia"/>
+                <w:color w:val="000000" w:themeColor="text1"/>
+                <w:kern w:val="0"/>
+                <w:szCs w:val="21"/>
+              </w:rPr>
+              <w:t xml:space="preserve">Git </w:t>
+            </w:r>
+            <w:r>
+              <w:rPr>
+                <w:rFonts w:hint="eastAsia"/>
+                <w:color w:val="000000" w:themeColor="text1"/>
+                <w:kern w:val="0"/>
+                <w:szCs w:val="21"/>
+              </w:rPr>
+              <w:t>版本控制）完成应用测试与优化，具备工程实践能力。</w:t>
+            </w:r>
+            <w:r>
+              <w:rPr>
+                <w:rFonts w:hint="eastAsia"/>
+                <w:color w:val="000000" w:themeColor="text1"/>
+                <w:kern w:val="0"/>
+                <w:szCs w:val="21"/>
+              </w:rPr>
+              <w:t xml:space="preserve"> AI </w:t>
+            </w:r>
+            <w:r>
+              <w:rPr>
+                <w:rFonts w:hint="eastAsia"/>
+                <w:color w:val="000000" w:themeColor="text1"/>
+                <w:kern w:val="0"/>
+                <w:szCs w:val="21"/>
+              </w:rPr>
+              <w:t>编程工具）完成应用测试与优化，具备工程实践能力</w:t>
+            </w:r>
+          </w:p>
+        </w:tc>
+        <w:tc>
+          <w:tcPr>
+            <w:tcW w:w="3511" w:type="dxa"/>
             <w:gridSpan w:val="4"/>
             <w:tcMar>
               <w:left w:w="108" w:type="dxa"/>
@@ -2209,7 +2417,7 @@
               <w:spacing w:before="156" w:line="360" w:lineRule="auto"/>
               <w:jc w:val="center"/>
               <w:rPr>
-                <w:rFonts w:ascii="Times New Roman" w:hAnsi="Times New Roman" w:cs="Times New Roman" w:hint="eastAsia"/>
+                <w:rFonts w:ascii="Times New Roman" w:hAnsi="Times New Roman" w:cs="Times New Roman"/>
                 <w:bCs/>
                 <w:color w:val="000000" w:themeColor="text1"/>
               </w:rPr>
@@ -2465,7 +2673,7 @@
               <w:spacing w:before="156" w:line="360" w:lineRule="auto"/>
               <w:jc w:val="center"/>
               <w:rPr>
-                <w:rFonts w:ascii="Times New Roman" w:hAnsi="Times New Roman" w:cs="Times New Roman" w:hint="eastAsia"/>
+                <w:rFonts w:ascii="Times New Roman" w:hAnsi="Times New Roman" w:cs="Times New Roman"/>
                 <w:bCs/>
                 <w:color w:val="000000" w:themeColor="text1"/>
               </w:rPr>
@@ -2721,7 +2929,7 @@
               <w:spacing w:before="156" w:line="360" w:lineRule="auto"/>
               <w:jc w:val="center"/>
               <w:rPr>
-                <w:rFonts w:ascii="Times New Roman" w:hAnsi="Times New Roman" w:cs="Times New Roman" w:hint="eastAsia"/>
+                <w:rFonts w:ascii="Times New Roman" w:hAnsi="Times New Roman" w:cs="Times New Roman"/>
                 <w:bCs/>
                 <w:color w:val="000000" w:themeColor="text1"/>
               </w:rPr>
@@ -2985,7 +3193,7 @@
               <w:spacing w:before="156" w:line="360" w:lineRule="auto"/>
               <w:jc w:val="center"/>
               <w:rPr>
-                <w:rFonts w:ascii="Times New Roman" w:hAnsi="Times New Roman" w:cs="Times New Roman" w:hint="eastAsia"/>
+                <w:rFonts w:ascii="Times New Roman" w:hAnsi="Times New Roman" w:cs="Times New Roman"/>
                 <w:bCs/>
                 <w:color w:val="000000" w:themeColor="text1"/>
               </w:rPr>
@@ -4217,7 +4425,6 @@
               <w:jc w:val="center"/>
               <w:textAlignment w:val="center"/>
               <w:rPr>
-                <w:rFonts w:hint="eastAsia"/>
                 <w:color w:val="000000" w:themeColor="text1"/>
                 <w:szCs w:val="21"/>
               </w:rPr>
@@ -4402,7 +4609,17 @@
                 <w:kern w:val="0"/>
                 <w:szCs w:val="21"/>
               </w:rPr>
-              <w:t>交互原理，</w:t>
+              <w:t>交互</w:t>
+            </w:r>
+            <w:r>
+              <w:rPr>
+                <w:rFonts w:hint="eastAsia"/>
+                <w:color w:val="000000" w:themeColor="text1"/>
+                <w:kern w:val="0"/>
+                <w:szCs w:val="21"/>
+              </w:rPr>
+              <w:lastRenderedPageBreak/>
+              <w:t>原理，</w:t>
             </w:r>
             <w:r>
               <w:rPr>
@@ -4419,17 +4636,7 @@
                 <w:kern w:val="0"/>
                 <w:szCs w:val="21"/>
               </w:rPr>
-              <w:t>，学会借</w:t>
-            </w:r>
-            <w:r>
-              <w:rPr>
-                <w:rFonts w:hint="eastAsia"/>
-                <w:color w:val="000000" w:themeColor="text1"/>
-                <w:kern w:val="0"/>
-                <w:szCs w:val="21"/>
-              </w:rPr>
-              <w:lastRenderedPageBreak/>
-              <w:t>助</w:t>
+              <w:t>，学会借助</w:t>
             </w:r>
             <w:r>
               <w:rPr>
@@ -4523,6 +4730,7 @@
                 <w:kern w:val="0"/>
                 <w:szCs w:val="21"/>
               </w:rPr>
+              <w:lastRenderedPageBreak/>
               <w:t>独立开发具备基础功能的小程序，掌握跨平台适配</w:t>
             </w:r>
             <w:r>
@@ -4550,7 +4758,6 @@
                 <w:kern w:val="0"/>
                 <w:szCs w:val="21"/>
               </w:rPr>
-              <w:lastRenderedPageBreak/>
               <w:t>工具</w:t>
             </w:r>
             <w:r>
@@ -4619,7 +4826,17 @@
                 <w:kern w:val="0"/>
                 <w:szCs w:val="21"/>
               </w:rPr>
-              <w:t>交互原理，</w:t>
+              <w:t>交互</w:t>
+            </w:r>
+            <w:r>
+              <w:rPr>
+                <w:rFonts w:hint="eastAsia"/>
+                <w:color w:val="000000" w:themeColor="text1"/>
+                <w:kern w:val="0"/>
+                <w:szCs w:val="21"/>
+              </w:rPr>
+              <w:lastRenderedPageBreak/>
+              <w:t>原理，</w:t>
             </w:r>
             <w:r>
               <w:rPr>
@@ -4636,17 +4853,7 @@
                 <w:kern w:val="0"/>
                 <w:szCs w:val="21"/>
               </w:rPr>
-              <w:t>，会</w:t>
-            </w:r>
-            <w:r>
-              <w:rPr>
-                <w:rFonts w:hint="eastAsia"/>
-                <w:color w:val="000000" w:themeColor="text1"/>
-                <w:kern w:val="0"/>
-                <w:szCs w:val="21"/>
-              </w:rPr>
-              <w:lastRenderedPageBreak/>
-              <w:t>用</w:t>
+              <w:t>，会用</w:t>
             </w:r>
             <w:r>
               <w:rPr>
@@ -4732,7 +4939,17 @@
                 <w:kern w:val="0"/>
                 <w:szCs w:val="21"/>
               </w:rPr>
-              <w:t>交互原理，不能</w:t>
+              <w:t>交互</w:t>
+            </w:r>
+            <w:r>
+              <w:rPr>
+                <w:rFonts w:hint="eastAsia"/>
+                <w:color w:val="000000" w:themeColor="text1"/>
+                <w:kern w:val="0"/>
+                <w:szCs w:val="21"/>
+              </w:rPr>
+              <w:lastRenderedPageBreak/>
+              <w:t>原理，不能</w:t>
             </w:r>
             <w:r>
               <w:rPr>
@@ -4749,17 +4966,7 @@
                 <w:kern w:val="0"/>
                 <w:szCs w:val="21"/>
               </w:rPr>
-              <w:t>，不</w:t>
-            </w:r>
-            <w:r>
-              <w:rPr>
-                <w:rFonts w:hint="eastAsia"/>
-                <w:color w:val="000000" w:themeColor="text1"/>
-                <w:kern w:val="0"/>
-                <w:szCs w:val="21"/>
-              </w:rPr>
-              <w:lastRenderedPageBreak/>
-              <w:t>会用</w:t>
+              <w:t>，不会用</w:t>
             </w:r>
             <w:r>
               <w:rPr>
@@ -4807,7 +5014,6 @@
               <w:jc w:val="center"/>
               <w:textAlignment w:val="center"/>
               <w:rPr>
-                <w:rFonts w:hint="eastAsia"/>
                 <w:color w:val="000000" w:themeColor="text1"/>
                 <w:szCs w:val="21"/>
               </w:rPr>
@@ -4972,9 +5178,8 @@
                 <w:kern w:val="0"/>
                 <w:szCs w:val="21"/>
               </w:rPr>
-              <w:t xml:space="preserve"> </w:t>
-            </w:r>
-            <w:proofErr w:type="spellStart"/>
+              <w:t xml:space="preserve"> DevEco Studio </w:t>
+            </w:r>
             <w:r>
               <w:rPr>
                 <w:rFonts w:hint="eastAsia"/>
@@ -4982,46 +5187,7 @@
                 <w:kern w:val="0"/>
                 <w:szCs w:val="21"/>
               </w:rPr>
-              <w:t>DevEco</w:t>
-            </w:r>
-            <w:proofErr w:type="spellEnd"/>
-            <w:r>
-              <w:rPr>
-                <w:rFonts w:hint="eastAsia"/>
-                <w:color w:val="000000" w:themeColor="text1"/>
-                <w:kern w:val="0"/>
-                <w:szCs w:val="21"/>
-              </w:rPr>
-              <w:t xml:space="preserve"> Studio </w:t>
-            </w:r>
-            <w:r>
-              <w:rPr>
-                <w:rFonts w:hint="eastAsia"/>
-                <w:color w:val="000000" w:themeColor="text1"/>
-                <w:kern w:val="0"/>
-                <w:szCs w:val="21"/>
-              </w:rPr>
-              <w:t>开发多端应用，实现设备</w:t>
-            </w:r>
-            <w:proofErr w:type="gramStart"/>
-            <w:r>
-              <w:rPr>
-                <w:rFonts w:hint="eastAsia"/>
-                <w:color w:val="000000" w:themeColor="text1"/>
-                <w:kern w:val="0"/>
-                <w:szCs w:val="21"/>
-              </w:rPr>
-              <w:t>间数据</w:t>
-            </w:r>
-            <w:proofErr w:type="gramEnd"/>
-            <w:r>
-              <w:rPr>
-                <w:rFonts w:hint="eastAsia"/>
-                <w:color w:val="000000" w:themeColor="text1"/>
-                <w:kern w:val="0"/>
-                <w:szCs w:val="21"/>
-              </w:rPr>
-              <w:t>同步。</w:t>
+              <w:t>开发多端应用，实现设备间数据同步。</w:t>
             </w:r>
           </w:p>
         </w:tc>
@@ -5071,9 +5237,8 @@
                 <w:kern w:val="0"/>
                 <w:szCs w:val="21"/>
               </w:rPr>
-              <w:t xml:space="preserve"> </w:t>
-            </w:r>
-            <w:proofErr w:type="spellStart"/>
+              <w:t xml:space="preserve"> DevEco Studio </w:t>
+            </w:r>
             <w:r>
               <w:rPr>
                 <w:rFonts w:hint="eastAsia"/>
@@ -5081,46 +5246,7 @@
                 <w:kern w:val="0"/>
                 <w:szCs w:val="21"/>
               </w:rPr>
-              <w:t>DevEco</w:t>
-            </w:r>
-            <w:proofErr w:type="spellEnd"/>
-            <w:r>
-              <w:rPr>
-                <w:rFonts w:hint="eastAsia"/>
-                <w:color w:val="000000" w:themeColor="text1"/>
-                <w:kern w:val="0"/>
-                <w:szCs w:val="21"/>
-              </w:rPr>
-              <w:t xml:space="preserve"> Studio </w:t>
-            </w:r>
-            <w:r>
-              <w:rPr>
-                <w:rFonts w:hint="eastAsia"/>
-                <w:color w:val="000000" w:themeColor="text1"/>
-                <w:kern w:val="0"/>
-                <w:szCs w:val="21"/>
-              </w:rPr>
-              <w:t>开发多端应用，实现设备</w:t>
-            </w:r>
-            <w:proofErr w:type="gramStart"/>
-            <w:r>
-              <w:rPr>
-                <w:rFonts w:hint="eastAsia"/>
-                <w:color w:val="000000" w:themeColor="text1"/>
-                <w:kern w:val="0"/>
-                <w:szCs w:val="21"/>
-              </w:rPr>
-              <w:t>间数据</w:t>
-            </w:r>
-            <w:proofErr w:type="gramEnd"/>
-            <w:r>
-              <w:rPr>
-                <w:rFonts w:hint="eastAsia"/>
-                <w:color w:val="000000" w:themeColor="text1"/>
-                <w:kern w:val="0"/>
-                <w:szCs w:val="21"/>
-              </w:rPr>
-              <w:t>同步。</w:t>
+              <w:t>开发多端应用，实现设备间数据同步。</w:t>
             </w:r>
           </w:p>
         </w:tc>
@@ -5170,9 +5296,8 @@
                 <w:kern w:val="0"/>
                 <w:szCs w:val="21"/>
               </w:rPr>
-              <w:t xml:space="preserve"> </w:t>
-            </w:r>
-            <w:proofErr w:type="spellStart"/>
+              <w:t xml:space="preserve"> DevEco Studio </w:t>
+            </w:r>
             <w:r>
               <w:rPr>
                 <w:rFonts w:hint="eastAsia"/>
@@ -5180,46 +5305,7 @@
                 <w:kern w:val="0"/>
                 <w:szCs w:val="21"/>
               </w:rPr>
-              <w:t>DevEco</w:t>
-            </w:r>
-            <w:proofErr w:type="spellEnd"/>
-            <w:r>
-              <w:rPr>
-                <w:rFonts w:hint="eastAsia"/>
-                <w:color w:val="000000" w:themeColor="text1"/>
-                <w:kern w:val="0"/>
-                <w:szCs w:val="21"/>
-              </w:rPr>
-              <w:t xml:space="preserve"> Studio </w:t>
-            </w:r>
-            <w:r>
-              <w:rPr>
-                <w:rFonts w:hint="eastAsia"/>
-                <w:color w:val="000000" w:themeColor="text1"/>
-                <w:kern w:val="0"/>
-                <w:szCs w:val="21"/>
-              </w:rPr>
-              <w:t>开发多端应用，基本实现设备</w:t>
-            </w:r>
-            <w:proofErr w:type="gramStart"/>
-            <w:r>
-              <w:rPr>
-                <w:rFonts w:hint="eastAsia"/>
-                <w:color w:val="000000" w:themeColor="text1"/>
-                <w:kern w:val="0"/>
-                <w:szCs w:val="21"/>
-              </w:rPr>
-              <w:t>间数据</w:t>
-            </w:r>
-            <w:proofErr w:type="gramEnd"/>
-            <w:r>
-              <w:rPr>
-                <w:rFonts w:hint="eastAsia"/>
-                <w:color w:val="000000" w:themeColor="text1"/>
-                <w:kern w:val="0"/>
-                <w:szCs w:val="21"/>
-              </w:rPr>
-              <w:t>同步。</w:t>
+              <w:t>开发多端应用，基本实现设备间数据同步。</w:t>
             </w:r>
           </w:p>
         </w:tc>
@@ -5278,9 +5364,8 @@
                 <w:kern w:val="0"/>
                 <w:szCs w:val="21"/>
               </w:rPr>
-              <w:t xml:space="preserve"> </w:t>
-            </w:r>
-            <w:proofErr w:type="spellStart"/>
+              <w:t xml:space="preserve"> DevEco Studio </w:t>
+            </w:r>
             <w:r>
               <w:rPr>
                 <w:rFonts w:hint="eastAsia"/>
@@ -5288,46 +5373,7 @@
                 <w:kern w:val="0"/>
                 <w:szCs w:val="21"/>
               </w:rPr>
-              <w:t>DevEco</w:t>
-            </w:r>
-            <w:proofErr w:type="spellEnd"/>
-            <w:r>
-              <w:rPr>
-                <w:rFonts w:hint="eastAsia"/>
-                <w:color w:val="000000" w:themeColor="text1"/>
-                <w:kern w:val="0"/>
-                <w:szCs w:val="21"/>
-              </w:rPr>
-              <w:t xml:space="preserve"> Studio </w:t>
-            </w:r>
-            <w:r>
-              <w:rPr>
-                <w:rFonts w:hint="eastAsia"/>
-                <w:color w:val="000000" w:themeColor="text1"/>
-                <w:kern w:val="0"/>
-                <w:szCs w:val="21"/>
-              </w:rPr>
-              <w:t>开发多端应用，不能实现设备</w:t>
-            </w:r>
-            <w:proofErr w:type="gramStart"/>
-            <w:r>
-              <w:rPr>
-                <w:rFonts w:hint="eastAsia"/>
-                <w:color w:val="000000" w:themeColor="text1"/>
-                <w:kern w:val="0"/>
-                <w:szCs w:val="21"/>
-              </w:rPr>
-              <w:t>间数据</w:t>
-            </w:r>
-            <w:proofErr w:type="gramEnd"/>
-            <w:r>
-              <w:rPr>
-                <w:rFonts w:hint="eastAsia"/>
-                <w:color w:val="000000" w:themeColor="text1"/>
-                <w:kern w:val="0"/>
-                <w:szCs w:val="21"/>
-              </w:rPr>
-              <w:t>同步。</w:t>
+              <w:t>开发多端应用，不能实现设备间数据同步。</w:t>
             </w:r>
           </w:p>
         </w:tc>
@@ -5505,27 +5551,7 @@
                 <w:kern w:val="0"/>
                 <w:szCs w:val="21"/>
               </w:rPr>
-              <w:t>整合多技术</w:t>
-            </w:r>
-            <w:proofErr w:type="gramStart"/>
-            <w:r>
-              <w:rPr>
-                <w:rFonts w:hint="eastAsia"/>
-                <w:color w:val="000000" w:themeColor="text1"/>
-                <w:kern w:val="0"/>
-                <w:szCs w:val="21"/>
-              </w:rPr>
-              <w:t>栈</w:t>
-            </w:r>
-            <w:proofErr w:type="gramEnd"/>
-            <w:r>
-              <w:rPr>
-                <w:rFonts w:hint="eastAsia"/>
-                <w:color w:val="000000" w:themeColor="text1"/>
-                <w:kern w:val="0"/>
-                <w:szCs w:val="21"/>
-              </w:rPr>
-              <w:t>完成综合项目，能借助</w:t>
+              <w:t>整合多技术栈完成综合项目，能借助</w:t>
             </w:r>
             <w:r>
               <w:rPr>
@@ -5592,27 +5618,7 @@
                 <w:kern w:val="0"/>
                 <w:szCs w:val="21"/>
               </w:rPr>
-              <w:t>整合多技术</w:t>
-            </w:r>
-            <w:proofErr w:type="gramStart"/>
-            <w:r>
-              <w:rPr>
-                <w:rFonts w:hint="eastAsia"/>
-                <w:color w:val="000000" w:themeColor="text1"/>
-                <w:kern w:val="0"/>
-                <w:szCs w:val="21"/>
-              </w:rPr>
-              <w:t>栈</w:t>
-            </w:r>
-            <w:proofErr w:type="gramEnd"/>
-            <w:r>
-              <w:rPr>
-                <w:rFonts w:hint="eastAsia"/>
-                <w:color w:val="000000" w:themeColor="text1"/>
-                <w:kern w:val="0"/>
-                <w:szCs w:val="21"/>
-              </w:rPr>
-              <w:t>完成综合项目，借助</w:t>
+              <w:t>整合多技术栈完成综合项目，借助</w:t>
             </w:r>
             <w:r>
               <w:rPr>
@@ -5679,27 +5685,7 @@
                 <w:kern w:val="0"/>
                 <w:szCs w:val="21"/>
               </w:rPr>
-              <w:t>整合多技术</w:t>
-            </w:r>
-            <w:proofErr w:type="gramStart"/>
-            <w:r>
-              <w:rPr>
-                <w:rFonts w:hint="eastAsia"/>
-                <w:color w:val="000000" w:themeColor="text1"/>
-                <w:kern w:val="0"/>
-                <w:szCs w:val="21"/>
-              </w:rPr>
-              <w:t>栈</w:t>
-            </w:r>
-            <w:proofErr w:type="gramEnd"/>
-            <w:r>
-              <w:rPr>
-                <w:rFonts w:hint="eastAsia"/>
-                <w:color w:val="000000" w:themeColor="text1"/>
-                <w:kern w:val="0"/>
-                <w:szCs w:val="21"/>
-              </w:rPr>
-              <w:t>完成综合项目，借助</w:t>
+              <w:t>整合多技术栈完成综合项目，借助</w:t>
             </w:r>
             <w:r>
               <w:rPr>
@@ -5792,27 +5778,7 @@
                 <w:kern w:val="0"/>
                 <w:szCs w:val="21"/>
               </w:rPr>
-              <w:t>整合多技术</w:t>
-            </w:r>
-            <w:proofErr w:type="gramStart"/>
-            <w:r>
-              <w:rPr>
-                <w:rFonts w:hint="eastAsia"/>
-                <w:color w:val="000000" w:themeColor="text1"/>
-                <w:kern w:val="0"/>
-                <w:szCs w:val="21"/>
-              </w:rPr>
-              <w:t>栈</w:t>
-            </w:r>
-            <w:proofErr w:type="gramEnd"/>
-            <w:r>
-              <w:rPr>
-                <w:rFonts w:hint="eastAsia"/>
-                <w:color w:val="000000" w:themeColor="text1"/>
-                <w:kern w:val="0"/>
-                <w:szCs w:val="21"/>
-              </w:rPr>
-              <w:t>完成综合项目，能借助</w:t>
+              <w:t>整合多技术栈完成综合项目，能借助</w:t>
             </w:r>
             <w:r>
               <w:rPr>
@@ -6786,7 +6752,6 @@
               <w:jc w:val="center"/>
               <w:textAlignment w:val="center"/>
               <w:rPr>
-                <w:rFonts w:hint="eastAsia"/>
                 <w:color w:val="000000" w:themeColor="text1"/>
                 <w:szCs w:val="21"/>
               </w:rPr>
@@ -6909,7 +6874,6 @@
               </w:rPr>
               <w:t>混合应用、</w:t>
             </w:r>
-            <w:proofErr w:type="spellStart"/>
             <w:r>
               <w:rPr>
                 <w:rFonts w:hint="eastAsia"/>
@@ -6919,7 +6883,6 @@
               </w:rPr>
               <w:t>Uniapp</w:t>
             </w:r>
-            <w:proofErr w:type="spellEnd"/>
             <w:r>
               <w:rPr>
                 <w:rFonts w:hint="eastAsia"/>
@@ -7004,9 +6967,8 @@
                 <w:kern w:val="0"/>
                 <w:szCs w:val="21"/>
               </w:rPr>
-              <w:t xml:space="preserve"> </w:t>
-            </w:r>
-            <w:proofErr w:type="spellStart"/>
+              <w:t xml:space="preserve"> Uniapp </w:t>
+            </w:r>
             <w:r>
               <w:rPr>
                 <w:rFonts w:hint="eastAsia"/>
@@ -7014,9 +6976,8 @@
                 <w:kern w:val="0"/>
                 <w:szCs w:val="21"/>
               </w:rPr>
-              <w:t>Uniapp</w:t>
-            </w:r>
-            <w:proofErr w:type="spellEnd"/>
+              <w:t>多端编译与条件编译；掌握</w:t>
+            </w:r>
             <w:r>
               <w:rPr>
                 <w:rFonts w:hint="eastAsia"/>
@@ -7024,26 +6985,8 @@
                 <w:kern w:val="0"/>
                 <w:szCs w:val="21"/>
               </w:rPr>
-              <w:t xml:space="preserve"> </w:t>
-            </w:r>
-            <w:r>
-              <w:rPr>
-                <w:rFonts w:hint="eastAsia"/>
-                <w:color w:val="000000" w:themeColor="text1"/>
-                <w:kern w:val="0"/>
-                <w:szCs w:val="21"/>
-              </w:rPr>
-              <w:t>多端编译与条件编译；掌握小程序生命周期与本地存储，学会</w:t>
-            </w:r>
-            <w:r>
-              <w:rPr>
-                <w:rFonts w:hint="eastAsia"/>
-                <w:color w:val="000000" w:themeColor="text1"/>
-                <w:kern w:val="0"/>
-                <w:szCs w:val="21"/>
-              </w:rPr>
               <w:lastRenderedPageBreak/>
-              <w:t>利用</w:t>
+              <w:t>小程序生命周期与本地存储，学会利用</w:t>
             </w:r>
             <w:r>
               <w:rPr>
@@ -7139,9 +7082,8 @@
                 <w:kern w:val="0"/>
                 <w:szCs w:val="21"/>
               </w:rPr>
-              <w:t xml:space="preserve"> </w:t>
-            </w:r>
-            <w:proofErr w:type="spellStart"/>
+              <w:t xml:space="preserve"> Uniapp </w:t>
+            </w:r>
             <w:r>
               <w:rPr>
                 <w:rFonts w:hint="eastAsia"/>
@@ -7149,9 +7091,8 @@
                 <w:kern w:val="0"/>
                 <w:szCs w:val="21"/>
               </w:rPr>
-              <w:t>Uniapp</w:t>
-            </w:r>
-            <w:proofErr w:type="spellEnd"/>
+              <w:t>多端编译与条件编译；</w:t>
+            </w:r>
             <w:r>
               <w:rPr>
                 <w:rFonts w:hint="eastAsia"/>
@@ -7159,26 +7100,8 @@
                 <w:kern w:val="0"/>
                 <w:szCs w:val="21"/>
               </w:rPr>
-              <w:t xml:space="preserve"> </w:t>
-            </w:r>
-            <w:r>
-              <w:rPr>
-                <w:rFonts w:hint="eastAsia"/>
-                <w:color w:val="000000" w:themeColor="text1"/>
-                <w:kern w:val="0"/>
-                <w:szCs w:val="21"/>
-              </w:rPr>
-              <w:t>多端编译与条件编译；较好掌握小程序生命周期与本地</w:t>
-            </w:r>
-            <w:r>
-              <w:rPr>
-                <w:rFonts w:hint="eastAsia"/>
-                <w:color w:val="000000" w:themeColor="text1"/>
-                <w:kern w:val="0"/>
-                <w:szCs w:val="21"/>
-              </w:rPr>
               <w:lastRenderedPageBreak/>
-              <w:t>存储，利用</w:t>
+              <w:t>较好掌握小程序生命周期与本地存储，利用</w:t>
             </w:r>
             <w:r>
               <w:rPr>
@@ -7274,9 +7197,8 @@
                 <w:kern w:val="0"/>
                 <w:szCs w:val="21"/>
               </w:rPr>
-              <w:t xml:space="preserve"> </w:t>
-            </w:r>
-            <w:proofErr w:type="spellStart"/>
+              <w:t xml:space="preserve"> Uniapp </w:t>
+            </w:r>
             <w:r>
               <w:rPr>
                 <w:rFonts w:hint="eastAsia"/>
@@ -7284,36 +7206,8 @@
                 <w:kern w:val="0"/>
                 <w:szCs w:val="21"/>
               </w:rPr>
-              <w:t>Uniapp</w:t>
-            </w:r>
-            <w:proofErr w:type="spellEnd"/>
-            <w:r>
-              <w:rPr>
-                <w:rFonts w:hint="eastAsia"/>
-                <w:color w:val="000000" w:themeColor="text1"/>
-                <w:kern w:val="0"/>
-                <w:szCs w:val="21"/>
-              </w:rPr>
-              <w:t xml:space="preserve"> </w:t>
-            </w:r>
-            <w:r>
-              <w:rPr>
-                <w:rFonts w:hint="eastAsia"/>
-                <w:color w:val="000000" w:themeColor="text1"/>
-                <w:kern w:val="0"/>
-                <w:szCs w:val="21"/>
-              </w:rPr>
-              <w:t>多端编译与条件编译；掌</w:t>
-            </w:r>
-            <w:r>
-              <w:rPr>
-                <w:rFonts w:hint="eastAsia"/>
-                <w:color w:val="000000" w:themeColor="text1"/>
-                <w:kern w:val="0"/>
-                <w:szCs w:val="21"/>
-              </w:rPr>
               <w:lastRenderedPageBreak/>
-              <w:t>握小程序生命周期与本地存储。</w:t>
+              <w:t>多端编译与条件编译；掌握小程序生命周期与本地存储。</w:t>
             </w:r>
           </w:p>
         </w:tc>
@@ -7391,9 +7285,8 @@
                 <w:kern w:val="0"/>
                 <w:szCs w:val="21"/>
               </w:rPr>
-              <w:t xml:space="preserve"> </w:t>
-            </w:r>
-            <w:proofErr w:type="spellStart"/>
+              <w:t xml:space="preserve"> Uniapp </w:t>
+            </w:r>
             <w:r>
               <w:rPr>
                 <w:rFonts w:hint="eastAsia"/>
@@ -7401,9 +7294,8 @@
                 <w:kern w:val="0"/>
                 <w:szCs w:val="21"/>
               </w:rPr>
-              <w:t>Uniapp</w:t>
-            </w:r>
-            <w:proofErr w:type="spellEnd"/>
+              <w:t>多端编译与条件</w:t>
+            </w:r>
             <w:r>
               <w:rPr>
                 <w:rFonts w:hint="eastAsia"/>
@@ -7411,26 +7303,8 @@
                 <w:kern w:val="0"/>
                 <w:szCs w:val="21"/>
               </w:rPr>
-              <w:t xml:space="preserve"> </w:t>
-            </w:r>
-            <w:r>
-              <w:rPr>
-                <w:rFonts w:hint="eastAsia"/>
-                <w:color w:val="000000" w:themeColor="text1"/>
-                <w:kern w:val="0"/>
-                <w:szCs w:val="21"/>
-              </w:rPr>
-              <w:t>多端编译与条件编译；没掌握小程序生命周期</w:t>
-            </w:r>
-            <w:r>
-              <w:rPr>
-                <w:rFonts w:hint="eastAsia"/>
-                <w:color w:val="000000" w:themeColor="text1"/>
-                <w:kern w:val="0"/>
-                <w:szCs w:val="21"/>
-              </w:rPr>
               <w:lastRenderedPageBreak/>
-              <w:t>与本地存储。</w:t>
+              <w:t>编译；没掌握小程序生命周期与本地存储。</w:t>
             </w:r>
           </w:p>
         </w:tc>
@@ -7451,7 +7325,6 @@
               <w:jc w:val="center"/>
               <w:textAlignment w:val="center"/>
               <w:rPr>
-                <w:rFonts w:hint="eastAsia"/>
                 <w:color w:val="000000" w:themeColor="text1"/>
                 <w:kern w:val="0"/>
                 <w:szCs w:val="21"/>
@@ -7561,7 +7434,6 @@
                 <w:szCs w:val="21"/>
               </w:rPr>
             </w:pPr>
-            <w:proofErr w:type="gramStart"/>
             <w:r>
               <w:rPr>
                 <w:rFonts w:hint="eastAsia"/>
@@ -7569,17 +7441,7 @@
                 <w:kern w:val="0"/>
                 <w:szCs w:val="21"/>
               </w:rPr>
-              <w:t>微信小</w:t>
-            </w:r>
-            <w:proofErr w:type="gramEnd"/>
-            <w:r>
-              <w:rPr>
-                <w:rFonts w:hint="eastAsia"/>
-                <w:color w:val="000000" w:themeColor="text1"/>
-                <w:kern w:val="0"/>
-                <w:szCs w:val="21"/>
-              </w:rPr>
-              <w:t>程序开发、华为多端应用开发</w:t>
+              <w:t>微信小程序开发、华为多端应用开发</w:t>
             </w:r>
           </w:p>
         </w:tc>
@@ -8410,7 +8272,6 @@
               <w:spacing w:line="360" w:lineRule="exact"/>
               <w:jc w:val="center"/>
               <w:rPr>
-                <w:rFonts w:hint="eastAsia"/>
                 <w:bCs/>
                 <w:color w:val="000000" w:themeColor="text1"/>
                 <w:szCs w:val="21"/>
@@ -8525,7 +8386,6 @@
               <w:spacing w:line="360" w:lineRule="exact"/>
               <w:jc w:val="center"/>
               <w:rPr>
-                <w:rFonts w:hint="eastAsia"/>
                 <w:bCs/>
                 <w:color w:val="000000" w:themeColor="text1"/>
                 <w:szCs w:val="21"/>
@@ -8968,7 +8828,6 @@
                 <w:szCs w:val="21"/>
               </w:rPr>
             </w:pPr>
-            <w:proofErr w:type="gramStart"/>
             <w:r>
               <w:rPr>
                 <w:rFonts w:ascii="宋体" w:hAnsi="宋体" w:cs="宋体" w:hint="eastAsia"/>
@@ -8977,18 +8836,7 @@
                 <w:szCs w:val="21"/>
                 <w:lang w:bidi="ar"/>
               </w:rPr>
-              <w:t>课成目标</w:t>
-            </w:r>
-            <w:proofErr w:type="gramEnd"/>
-            <w:r>
-              <w:rPr>
-                <w:rFonts w:ascii="宋体" w:hAnsi="宋体" w:cs="宋体" w:hint="eastAsia"/>
-                <w:color w:val="000000"/>
-                <w:kern w:val="0"/>
-                <w:szCs w:val="21"/>
-                <w:lang w:bidi="ar"/>
-              </w:rPr>
-              <w:t>达成度</w:t>
+              <w:t>课成目标达成度</w:t>
             </w:r>
           </w:p>
         </w:tc>
@@ -9166,7 +9014,6 @@
               </w:rPr>
               <w:t>课程目标</w:t>
             </w:r>
-            <w:proofErr w:type="spellStart"/>
             <w:r>
               <w:rPr>
                 <w:rFonts w:ascii="Times New Roman" w:hAnsi="Times New Roman"/>
@@ -9178,7 +9025,6 @@
               </w:rPr>
               <w:t>i</w:t>
             </w:r>
-            <w:proofErr w:type="spellEnd"/>
           </w:p>
         </w:tc>
         <w:tc>
@@ -10046,17 +9892,7 @@
                 <w:szCs w:val="21"/>
                 <w:lang w:bidi="ar"/>
               </w:rPr>
-              <w:t>0.1</w:t>
-            </w:r>
-            <w:r>
-              <w:rPr>
-                <w:rFonts w:ascii="宋体" w:hAnsi="宋体" w:cs="宋体" w:hint="eastAsia"/>
-                <w:color w:val="000000"/>
-                <w:kern w:val="0"/>
-                <w:szCs w:val="21"/>
-                <w:lang w:bidi="ar"/>
-              </w:rPr>
-              <w:t>5</w:t>
+              <w:t>0.15</w:t>
             </w:r>
           </w:p>
         </w:tc>
@@ -10129,6 +9965,7 @@
               <w:bottom w:val="single" w:sz="4" w:space="0" w:color="000000"/>
               <w:right w:val="single" w:sz="4" w:space="0" w:color="000000"/>
             </w:tcBorders>
+            <w:vAlign w:val="center"/>
           </w:tcPr>
           <w:p>
             <w:pPr>
@@ -10142,6 +9979,10 @@
               </w:rPr>
             </w:pPr>
             <w:r>
+              <w:rPr>
+                <w:rFonts w:hint="eastAsia"/>
+                <w:szCs w:val="21"/>
+              </w:rPr>
               <w:t xml:space="preserve">10.09 </w:t>
             </w:r>
           </w:p>
@@ -10155,6 +9996,7 @@
               <w:bottom w:val="single" w:sz="4" w:space="0" w:color="000000"/>
               <w:right w:val="single" w:sz="4" w:space="0" w:color="000000"/>
             </w:tcBorders>
+            <w:vAlign w:val="center"/>
           </w:tcPr>
           <w:p>
             <w:pPr>
@@ -10168,6 +10010,10 @@
               </w:rPr>
             </w:pPr>
             <w:r>
+              <w:rPr>
+                <w:rFonts w:hint="eastAsia"/>
+                <w:szCs w:val="21"/>
+              </w:rPr>
               <w:t xml:space="preserve">0.67 </w:t>
             </w:r>
           </w:p>
@@ -10423,6 +10269,7 @@
               <w:bottom w:val="single" w:sz="4" w:space="0" w:color="000000"/>
               <w:right w:val="single" w:sz="4" w:space="0" w:color="000000"/>
             </w:tcBorders>
+            <w:vAlign w:val="center"/>
           </w:tcPr>
           <w:p>
             <w:pPr>
@@ -10436,6 +10283,10 @@
               </w:rPr>
             </w:pPr>
             <w:r>
+              <w:rPr>
+                <w:rFonts w:hint="eastAsia"/>
+                <w:szCs w:val="21"/>
+              </w:rPr>
               <w:t xml:space="preserve">11.90 </w:t>
             </w:r>
           </w:p>
@@ -10449,6 +10300,7 @@
               <w:bottom w:val="single" w:sz="4" w:space="0" w:color="000000"/>
               <w:right w:val="single" w:sz="4" w:space="0" w:color="000000"/>
             </w:tcBorders>
+            <w:vAlign w:val="center"/>
           </w:tcPr>
           <w:p>
             <w:pPr>
@@ -10462,6 +10314,10 @@
               </w:rPr>
             </w:pPr>
             <w:r>
+              <w:rPr>
+                <w:rFonts w:hint="eastAsia"/>
+                <w:szCs w:val="21"/>
+              </w:rPr>
               <w:t xml:space="preserve">0.79 </w:t>
             </w:r>
           </w:p>
@@ -10681,6 +10537,7 @@
               <w:bottom w:val="single" w:sz="4" w:space="0" w:color="000000"/>
               <w:right w:val="single" w:sz="4" w:space="0" w:color="000000"/>
             </w:tcBorders>
+            <w:vAlign w:val="center"/>
           </w:tcPr>
           <w:p>
             <w:pPr>
@@ -10694,6 +10551,10 @@
               </w:rPr>
             </w:pPr>
             <w:r>
+              <w:rPr>
+                <w:rFonts w:hint="eastAsia"/>
+                <w:szCs w:val="21"/>
+              </w:rPr>
               <w:t xml:space="preserve">12.76 </w:t>
             </w:r>
           </w:p>
@@ -10707,6 +10568,7 @@
               <w:bottom w:val="single" w:sz="4" w:space="0" w:color="000000"/>
               <w:right w:val="single" w:sz="4" w:space="0" w:color="000000"/>
             </w:tcBorders>
+            <w:vAlign w:val="center"/>
           </w:tcPr>
           <w:p>
             <w:pPr>
@@ -10720,6 +10582,10 @@
               </w:rPr>
             </w:pPr>
             <w:r>
+              <w:rPr>
+                <w:rFonts w:hint="eastAsia"/>
+                <w:szCs w:val="21"/>
+              </w:rPr>
               <w:t xml:space="preserve">0.85 </w:t>
             </w:r>
           </w:p>
@@ -10855,7 +10721,6 @@
                 <w:szCs w:val="21"/>
                 <w:lang w:bidi="ar"/>
               </w:rPr>
-              <w:lastRenderedPageBreak/>
               <w:t>目标</w:t>
             </w:r>
             <w:r>
@@ -10901,17 +10766,7 @@
                 <w:szCs w:val="21"/>
                 <w:lang w:bidi="ar"/>
               </w:rPr>
-              <w:t>0.2</w:t>
-            </w:r>
-            <w:r>
-              <w:rPr>
-                <w:rFonts w:ascii="宋体" w:hAnsi="宋体" w:cs="宋体" w:hint="eastAsia"/>
-                <w:color w:val="000000"/>
-                <w:kern w:val="0"/>
-                <w:szCs w:val="21"/>
-                <w:lang w:bidi="ar"/>
-              </w:rPr>
-              <w:t>5</w:t>
+              <w:t>0.25</w:t>
             </w:r>
           </w:p>
         </w:tc>
@@ -10984,6 +10839,7 @@
               <w:bottom w:val="single" w:sz="4" w:space="0" w:color="000000"/>
               <w:right w:val="single" w:sz="4" w:space="0" w:color="000000"/>
             </w:tcBorders>
+            <w:vAlign w:val="center"/>
           </w:tcPr>
           <w:p>
             <w:pPr>
@@ -10997,6 +10853,10 @@
               </w:rPr>
             </w:pPr>
             <w:r>
+              <w:rPr>
+                <w:rFonts w:hint="eastAsia"/>
+                <w:szCs w:val="21"/>
+              </w:rPr>
               <w:t xml:space="preserve">15.42 </w:t>
             </w:r>
           </w:p>
@@ -11010,6 +10870,7 @@
               <w:bottom w:val="single" w:sz="4" w:space="0" w:color="000000"/>
               <w:right w:val="single" w:sz="4" w:space="0" w:color="000000"/>
             </w:tcBorders>
+            <w:vAlign w:val="center"/>
           </w:tcPr>
           <w:p>
             <w:pPr>
@@ -11023,6 +10884,10 @@
               </w:rPr>
             </w:pPr>
             <w:r>
+              <w:rPr>
+                <w:rFonts w:hint="eastAsia"/>
+                <w:szCs w:val="21"/>
+              </w:rPr>
               <w:t xml:space="preserve">0.62 </w:t>
             </w:r>
           </w:p>
@@ -11278,6 +11143,7 @@
               <w:bottom w:val="single" w:sz="4" w:space="0" w:color="000000"/>
               <w:right w:val="single" w:sz="4" w:space="0" w:color="000000"/>
             </w:tcBorders>
+            <w:vAlign w:val="center"/>
           </w:tcPr>
           <w:p>
             <w:pPr>
@@ -11291,6 +11157,10 @@
               </w:rPr>
             </w:pPr>
             <w:r>
+              <w:rPr>
+                <w:rFonts w:hint="eastAsia"/>
+                <w:szCs w:val="21"/>
+              </w:rPr>
               <w:t xml:space="preserve">20.57 </w:t>
             </w:r>
           </w:p>
@@ -11304,6 +11174,7 @@
               <w:bottom w:val="single" w:sz="4" w:space="0" w:color="000000"/>
               <w:right w:val="single" w:sz="4" w:space="0" w:color="000000"/>
             </w:tcBorders>
+            <w:vAlign w:val="center"/>
           </w:tcPr>
           <w:p>
             <w:pPr>
@@ -11317,6 +11188,10 @@
               </w:rPr>
             </w:pPr>
             <w:r>
+              <w:rPr>
+                <w:rFonts w:hint="eastAsia"/>
+                <w:szCs w:val="21"/>
+              </w:rPr>
               <w:t xml:space="preserve">0.82 </w:t>
             </w:r>
           </w:p>
@@ -11536,6 +11411,7 @@
               <w:bottom w:val="single" w:sz="4" w:space="0" w:color="000000"/>
               <w:right w:val="single" w:sz="4" w:space="0" w:color="000000"/>
             </w:tcBorders>
+            <w:vAlign w:val="center"/>
           </w:tcPr>
           <w:p>
             <w:pPr>
@@ -11549,6 +11425,10 @@
               </w:rPr>
             </w:pPr>
             <w:r>
+              <w:rPr>
+                <w:rFonts w:hint="eastAsia"/>
+                <w:szCs w:val="21"/>
+              </w:rPr>
               <w:t xml:space="preserve">21.02 </w:t>
             </w:r>
           </w:p>
@@ -11562,6 +11442,7 @@
               <w:bottom w:val="single" w:sz="4" w:space="0" w:color="000000"/>
               <w:right w:val="single" w:sz="4" w:space="0" w:color="000000"/>
             </w:tcBorders>
+            <w:vAlign w:val="center"/>
           </w:tcPr>
           <w:p>
             <w:pPr>
@@ -11575,6 +11456,10 @@
               </w:rPr>
             </w:pPr>
             <w:r>
+              <w:rPr>
+                <w:rFonts w:hint="eastAsia"/>
+                <w:szCs w:val="21"/>
+              </w:rPr>
               <w:t xml:space="preserve">0.84 </w:t>
             </w:r>
           </w:p>
@@ -11755,17 +11640,7 @@
                 <w:szCs w:val="21"/>
                 <w:lang w:bidi="ar"/>
               </w:rPr>
-              <w:t>0.3</w:t>
-            </w:r>
-            <w:r>
-              <w:rPr>
-                <w:rFonts w:ascii="宋体" w:hAnsi="宋体" w:cs="宋体" w:hint="eastAsia"/>
-                <w:color w:val="000000"/>
-                <w:kern w:val="0"/>
-                <w:szCs w:val="21"/>
-                <w:lang w:bidi="ar"/>
-              </w:rPr>
-              <w:t>0</w:t>
+              <w:t>0.30</w:t>
             </w:r>
           </w:p>
         </w:tc>
@@ -11838,6 +11713,7 @@
               <w:bottom w:val="single" w:sz="4" w:space="0" w:color="000000"/>
               <w:right w:val="single" w:sz="4" w:space="0" w:color="000000"/>
             </w:tcBorders>
+            <w:vAlign w:val="center"/>
           </w:tcPr>
           <w:p>
             <w:pPr>
@@ -11851,6 +11727,10 @@
               </w:rPr>
             </w:pPr>
             <w:r>
+              <w:rPr>
+                <w:rFonts w:hint="eastAsia"/>
+                <w:szCs w:val="21"/>
+              </w:rPr>
               <w:t xml:space="preserve">0.00 </w:t>
             </w:r>
           </w:p>
@@ -11864,6 +11744,7 @@
               <w:bottom w:val="single" w:sz="4" w:space="0" w:color="000000"/>
               <w:right w:val="single" w:sz="4" w:space="0" w:color="000000"/>
             </w:tcBorders>
+            <w:vAlign w:val="center"/>
           </w:tcPr>
           <w:p>
             <w:pPr>
@@ -11877,6 +11758,10 @@
               </w:rPr>
             </w:pPr>
             <w:r>
+              <w:rPr>
+                <w:rFonts w:hint="eastAsia"/>
+                <w:szCs w:val="21"/>
+              </w:rPr>
               <w:t xml:space="preserve">0.00 </w:t>
             </w:r>
           </w:p>
@@ -12132,6 +12017,7 @@
               <w:bottom w:val="single" w:sz="4" w:space="0" w:color="000000"/>
               <w:right w:val="single" w:sz="4" w:space="0" w:color="000000"/>
             </w:tcBorders>
+            <w:vAlign w:val="center"/>
           </w:tcPr>
           <w:p>
             <w:pPr>
@@ -12145,6 +12031,10 @@
               </w:rPr>
             </w:pPr>
             <w:r>
+              <w:rPr>
+                <w:rFonts w:hint="eastAsia"/>
+                <w:szCs w:val="21"/>
+              </w:rPr>
               <w:t xml:space="preserve">26.24 </w:t>
             </w:r>
           </w:p>
@@ -12158,6 +12048,7 @@
               <w:bottom w:val="single" w:sz="4" w:space="0" w:color="000000"/>
               <w:right w:val="single" w:sz="4" w:space="0" w:color="000000"/>
             </w:tcBorders>
+            <w:vAlign w:val="center"/>
           </w:tcPr>
           <w:p>
             <w:pPr>
@@ -12171,6 +12062,10 @@
               </w:rPr>
             </w:pPr>
             <w:r>
+              <w:rPr>
+                <w:rFonts w:hint="eastAsia"/>
+                <w:szCs w:val="21"/>
+              </w:rPr>
               <w:t xml:space="preserve">0.87 </w:t>
             </w:r>
           </w:p>
@@ -12390,6 +12285,7 @@
               <w:bottom w:val="single" w:sz="4" w:space="0" w:color="000000"/>
               <w:right w:val="single" w:sz="4" w:space="0" w:color="000000"/>
             </w:tcBorders>
+            <w:vAlign w:val="center"/>
           </w:tcPr>
           <w:p>
             <w:pPr>
@@ -12403,6 +12299,10 @@
               </w:rPr>
             </w:pPr>
             <w:r>
+              <w:rPr>
+                <w:rFonts w:hint="eastAsia"/>
+                <w:szCs w:val="21"/>
+              </w:rPr>
               <w:t xml:space="preserve">24.78 </w:t>
             </w:r>
           </w:p>
@@ -12416,6 +12316,7 @@
               <w:bottom w:val="single" w:sz="4" w:space="0" w:color="000000"/>
               <w:right w:val="single" w:sz="4" w:space="0" w:color="000000"/>
             </w:tcBorders>
+            <w:vAlign w:val="center"/>
           </w:tcPr>
           <w:p>
             <w:pPr>
@@ -12429,6 +12330,10 @@
               </w:rPr>
             </w:pPr>
             <w:r>
+              <w:rPr>
+                <w:rFonts w:hint="eastAsia"/>
+                <w:szCs w:val="21"/>
+              </w:rPr>
               <w:t xml:space="preserve">0.83 </w:t>
             </w:r>
           </w:p>
@@ -12609,17 +12514,7 @@
                 <w:szCs w:val="21"/>
                 <w:lang w:bidi="ar"/>
               </w:rPr>
-              <w:t>0.</w:t>
-            </w:r>
-            <w:r>
-              <w:rPr>
-                <w:rFonts w:ascii="宋体" w:hAnsi="宋体" w:cs="宋体" w:hint="eastAsia"/>
-                <w:color w:val="000000"/>
-                <w:kern w:val="0"/>
-                <w:szCs w:val="21"/>
-                <w:lang w:bidi="ar"/>
-              </w:rPr>
-              <w:t>30</w:t>
+              <w:t>0.30</w:t>
             </w:r>
           </w:p>
         </w:tc>
@@ -12692,6 +12587,7 @@
               <w:bottom w:val="single" w:sz="4" w:space="0" w:color="000000"/>
               <w:right w:val="single" w:sz="4" w:space="0" w:color="000000"/>
             </w:tcBorders>
+            <w:vAlign w:val="center"/>
           </w:tcPr>
           <w:p>
             <w:pPr>
@@ -12705,6 +12601,10 @@
               </w:rPr>
             </w:pPr>
             <w:r>
+              <w:rPr>
+                <w:rFonts w:hint="eastAsia"/>
+                <w:szCs w:val="21"/>
+              </w:rPr>
               <w:t xml:space="preserve">26.03 </w:t>
             </w:r>
           </w:p>
@@ -12718,6 +12618,7 @@
               <w:bottom w:val="single" w:sz="4" w:space="0" w:color="000000"/>
               <w:right w:val="single" w:sz="4" w:space="0" w:color="000000"/>
             </w:tcBorders>
+            <w:vAlign w:val="center"/>
           </w:tcPr>
           <w:p>
             <w:pPr>
@@ -12731,6 +12632,10 @@
               </w:rPr>
             </w:pPr>
             <w:r>
+              <w:rPr>
+                <w:rFonts w:hint="eastAsia"/>
+                <w:szCs w:val="21"/>
+              </w:rPr>
               <w:t xml:space="preserve">0.87 </w:t>
             </w:r>
           </w:p>
@@ -12986,6 +12891,7 @@
               <w:bottom w:val="single" w:sz="4" w:space="0" w:color="000000"/>
               <w:right w:val="single" w:sz="4" w:space="0" w:color="000000"/>
             </w:tcBorders>
+            <w:vAlign w:val="center"/>
           </w:tcPr>
           <w:p>
             <w:pPr>
@@ -12999,6 +12905,10 @@
               </w:rPr>
             </w:pPr>
             <w:r>
+              <w:rPr>
+                <w:rFonts w:hint="eastAsia"/>
+                <w:szCs w:val="21"/>
+              </w:rPr>
               <w:t xml:space="preserve">23.67 </w:t>
             </w:r>
           </w:p>
@@ -13012,6 +12922,7 @@
               <w:bottom w:val="single" w:sz="4" w:space="0" w:color="000000"/>
               <w:right w:val="single" w:sz="4" w:space="0" w:color="000000"/>
             </w:tcBorders>
+            <w:vAlign w:val="center"/>
           </w:tcPr>
           <w:p>
             <w:pPr>
@@ -13025,6 +12936,10 @@
               </w:rPr>
             </w:pPr>
             <w:r>
+              <w:rPr>
+                <w:rFonts w:hint="eastAsia"/>
+                <w:szCs w:val="21"/>
+              </w:rPr>
               <w:t xml:space="preserve">0.79 </w:t>
             </w:r>
           </w:p>
@@ -13244,6 +13159,7 @@
               <w:bottom w:val="single" w:sz="4" w:space="0" w:color="000000"/>
               <w:right w:val="single" w:sz="4" w:space="0" w:color="000000"/>
             </w:tcBorders>
+            <w:vAlign w:val="center"/>
           </w:tcPr>
           <w:p>
             <w:pPr>
@@ -13257,6 +13173,10 @@
               </w:rPr>
             </w:pPr>
             <w:r>
+              <w:rPr>
+                <w:rFonts w:hint="eastAsia"/>
+                <w:szCs w:val="21"/>
+              </w:rPr>
               <w:t xml:space="preserve">24.73 </w:t>
             </w:r>
           </w:p>
@@ -13270,6 +13190,7 @@
               <w:bottom w:val="single" w:sz="4" w:space="0" w:color="000000"/>
               <w:right w:val="single" w:sz="4" w:space="0" w:color="000000"/>
             </w:tcBorders>
+            <w:vAlign w:val="center"/>
           </w:tcPr>
           <w:p>
             <w:pPr>
@@ -13283,6 +13204,10 @@
               </w:rPr>
             </w:pPr>
             <w:r>
+              <w:rPr>
+                <w:rFonts w:hint="eastAsia"/>
+                <w:szCs w:val="21"/>
+              </w:rPr>
               <w:t xml:space="preserve">0.82 </w:t>
             </w:r>
           </w:p>
@@ -13583,7 +13508,7 @@
     </w:p>
     <w:tbl>
       <w:tblPr>
-        <w:tblpPr w:leftFromText="180" w:rightFromText="180" w:vertAnchor="text" w:horzAnchor="page" w:tblpX="1338" w:tblpY="208"/>
+        <w:tblpPr w:leftFromText="180" w:rightFromText="180" w:vertAnchor="text" w:horzAnchor="page" w:tblpXSpec="center" w:tblpY="208"/>
         <w:tblOverlap w:val="never"/>
         <w:tblW w:w="8958" w:type="dxa"/>
         <w:tblBorders>
@@ -13777,7 +13702,6 @@
                 <w:szCs w:val="28"/>
               </w:rPr>
             </w:pPr>
-            <w:proofErr w:type="gramStart"/>
             <w:r>
               <w:rPr>
                 <w:rFonts w:ascii="Times New Roman" w:hAnsi="Times New Roman"/>
@@ -13786,7 +13710,6 @@
               </w:rPr>
               <w:t>况</w:t>
             </w:r>
-            <w:proofErr w:type="gramEnd"/>
           </w:p>
           <w:p>
             <w:pPr>
@@ -13839,20 +13762,12 @@
             <w:r>
               <w:rPr>
                 <w:noProof/>
-                <w:sz w:val="16"/>
-                <w:szCs w:val="20"/>
               </w:rPr>
               <w:drawing>
-                <wp:inline distT="0" distB="0" distL="0" distR="0" wp14:anchorId="62C307E5" wp14:editId="4E8FDB55">
-                  <wp:extent cx="5168900" cy="2616835"/>
-                  <wp:effectExtent l="0" t="0" r="12700" b="12065"/>
-                  <wp:docPr id="975521570" name="图表 1">
-                    <a:extLst xmlns:a="http://schemas.openxmlformats.org/drawingml/2006/main">
-                      <a:ext uri="{FF2B5EF4-FFF2-40B4-BE49-F238E27FC236}">
-                        <a16:creationId xmlns:a16="http://schemas.microsoft.com/office/drawing/2014/main" id="{00000000-0008-0000-0500-000002000000}"/>
-                      </a:ext>
-                    </a:extLst>
-                  </wp:docPr>
+                <wp:inline distT="0" distB="0" distL="114300" distR="114300" wp14:anchorId="7EA9C640" wp14:editId="52278FA4">
+                  <wp:extent cx="4663440" cy="2317115"/>
+                  <wp:effectExtent l="4445" t="4445" r="10795" b="10160"/>
+                  <wp:docPr id="3" name="图表 1"/>
                   <wp:cNvGraphicFramePr/>
                   <a:graphic xmlns:a="http://schemas.openxmlformats.org/drawingml/2006/main">
                     <a:graphicData uri="http://schemas.openxmlformats.org/drawingml/2006/chart">
@@ -14187,7 +14102,13 @@
               <w:rPr>
                 <w:rFonts w:ascii="Times New Roman" w:hAnsi="Times New Roman" w:hint="eastAsia"/>
               </w:rPr>
-              <w:t>80</w:t>
+              <w:t>8</w:t>
+            </w:r>
+            <w:r>
+              <w:rPr>
+                <w:rFonts w:ascii="Times New Roman" w:hAnsi="Times New Roman" w:hint="eastAsia"/>
+              </w:rPr>
+              <w:t>1</w:t>
             </w:r>
             <w:r>
               <w:rPr>
@@ -14225,7 +14146,13 @@
               <w:rPr>
                 <w:rFonts w:ascii="Times New Roman" w:hAnsi="Times New Roman" w:hint="eastAsia"/>
               </w:rPr>
-              <w:t xml:space="preserve"> 0.79</w:t>
+              <w:t xml:space="preserve"> 0.</w:t>
+            </w:r>
+            <w:r>
+              <w:rPr>
+                <w:rFonts w:ascii="Times New Roman" w:hAnsi="Times New Roman" w:hint="eastAsia"/>
+              </w:rPr>
+              <w:t>81</w:t>
             </w:r>
             <w:r>
               <w:rPr>
@@ -14269,13 +14196,49 @@
               <w:rPr>
                 <w:rFonts w:ascii="Times New Roman" w:hAnsi="Times New Roman" w:hint="eastAsia"/>
               </w:rPr>
-              <w:t>8</w:t>
-            </w:r>
-            <w:r>
-              <w:rPr>
-                <w:rFonts w:ascii="Times New Roman" w:hAnsi="Times New Roman" w:hint="eastAsia"/>
-              </w:rPr>
-              <w:t>（中等）。该目标达成情况良好，仍有提升空间。</w:t>
+              <w:t>4</w:t>
+            </w:r>
+            <w:r>
+              <w:rPr>
+                <w:rFonts w:ascii="Times New Roman" w:hAnsi="Times New Roman" w:hint="eastAsia"/>
+              </w:rPr>
+              <w:t>（</w:t>
+            </w:r>
+            <w:r>
+              <w:rPr>
+                <w:rFonts w:ascii="Times New Roman" w:hAnsi="Times New Roman" w:hint="eastAsia"/>
+              </w:rPr>
+              <w:t>合格</w:t>
+            </w:r>
+            <w:r>
+              <w:rPr>
+                <w:rFonts w:ascii="Times New Roman" w:hAnsi="Times New Roman" w:hint="eastAsia"/>
+              </w:rPr>
+              <w:t>）。该目标达成情况</w:t>
+            </w:r>
+            <w:r>
+              <w:rPr>
+                <w:rFonts w:ascii="Times New Roman" w:hAnsi="Times New Roman" w:hint="eastAsia"/>
+              </w:rPr>
+              <w:t>合格</w:t>
+            </w:r>
+            <w:r>
+              <w:rPr>
+                <w:rFonts w:ascii="Times New Roman" w:hAnsi="Times New Roman" w:hint="eastAsia"/>
+              </w:rPr>
+              <w:t>，</w:t>
+            </w:r>
+            <w:r>
+              <w:rPr>
+                <w:rFonts w:ascii="Times New Roman" w:hAnsi="Times New Roman" w:hint="eastAsia"/>
+              </w:rPr>
+              <w:t>有较大</w:t>
+            </w:r>
+            <w:r>
+              <w:rPr>
+                <w:rFonts w:ascii="Times New Roman" w:hAnsi="Times New Roman" w:hint="eastAsia"/>
+              </w:rPr>
+              <w:t>提升空间。</w:t>
             </w:r>
           </w:p>
           <w:p>
@@ -14307,7 +14270,13 @@
               <w:rPr>
                 <w:rFonts w:ascii="Times New Roman" w:hAnsi="Times New Roman" w:hint="eastAsia"/>
               </w:rPr>
-              <w:t xml:space="preserve"> 0.82</w:t>
+              <w:t xml:space="preserve"> 0.8</w:t>
+            </w:r>
+            <w:r>
+              <w:rPr>
+                <w:rFonts w:ascii="Times New Roman" w:hAnsi="Times New Roman" w:hint="eastAsia"/>
+              </w:rPr>
+              <w:t>0</w:t>
             </w:r>
             <w:r>
               <w:rPr>
@@ -14478,7 +14447,6 @@
                 <w:szCs w:val="21"/>
               </w:rPr>
             </w:pPr>
-            <w:proofErr w:type="gramStart"/>
             <w:r>
               <w:rPr>
                 <w:rFonts w:ascii="Times New Roman" w:hAnsi="Times New Roman"/>
@@ -14488,7 +14456,6 @@
               </w:rPr>
               <w:t>况</w:t>
             </w:r>
-            <w:proofErr w:type="gramEnd"/>
           </w:p>
           <w:p>
             <w:pPr>
@@ -15047,21 +15014,7 @@
               <w:rPr>
                 <w:rFonts w:ascii="Times New Roman" w:hAnsi="Times New Roman" w:hint="eastAsia"/>
               </w:rPr>
-              <w:t>分）：学生在两大维</w:t>
-            </w:r>
-            <w:proofErr w:type="gramStart"/>
-            <w:r>
-              <w:rPr>
-                <w:rFonts w:ascii="Times New Roman" w:hAnsi="Times New Roman" w:hint="eastAsia"/>
-              </w:rPr>
-              <w:t>度表现</w:t>
-            </w:r>
-            <w:proofErr w:type="gramEnd"/>
-            <w:r>
-              <w:rPr>
-                <w:rFonts w:ascii="Times New Roman" w:hAnsi="Times New Roman" w:hint="eastAsia"/>
-              </w:rPr>
-              <w:t>良好，一是能够运用混合开发框架、小程序技术及</w:t>
+              <w:t>分）：学生在两大维度表现良好，一是能够运用混合开发框架、小程序技术及</w:t>
             </w:r>
             <w:r>
               <w:rPr>
@@ -15280,21 +15233,7 @@
               <w:rPr>
                 <w:rFonts w:ascii="Times New Roman" w:hAnsi="Times New Roman" w:hint="eastAsia"/>
               </w:rPr>
-              <w:t>分及以上</w:t>
-            </w:r>
-            <w:proofErr w:type="gramStart"/>
-            <w:r>
-              <w:rPr>
-                <w:rFonts w:ascii="Times New Roman" w:hAnsi="Times New Roman" w:hint="eastAsia"/>
-              </w:rPr>
-              <w:t>评价占比唯一</w:t>
-            </w:r>
-            <w:proofErr w:type="gramEnd"/>
-            <w:r>
-              <w:rPr>
-                <w:rFonts w:ascii="Times New Roman" w:hAnsi="Times New Roman" w:hint="eastAsia"/>
-              </w:rPr>
-              <w:t>低于</w:t>
+              <w:t>分及以上评价占比唯一低于</w:t>
             </w:r>
             <w:r>
               <w:rPr>
@@ -15404,19 +15343,11 @@
                 <w:rFonts w:ascii="Times New Roman" w:hAnsi="Times New Roman"/>
               </w:rPr>
             </w:pPr>
-            <w:proofErr w:type="gramStart"/>
-            <w:r>
-              <w:rPr>
-                <w:rFonts w:ascii="Times New Roman" w:hAnsi="Times New Roman"/>
-              </w:rPr>
-              <w:t>等级饼图直观</w:t>
-            </w:r>
-            <w:proofErr w:type="gramEnd"/>
-            <w:r>
-              <w:rPr>
-                <w:rFonts w:ascii="Times New Roman" w:hAnsi="Times New Roman"/>
-              </w:rPr>
-              <w:t>体现学生整体满意度极高，超</w:t>
+            <w:r>
+              <w:rPr>
+                <w:rFonts w:ascii="Times New Roman" w:hAnsi="Times New Roman"/>
+              </w:rPr>
+              <w:t>等级饼图直观体现学生整体满意度极高，超</w:t>
             </w:r>
             <w:r>
               <w:rPr>
@@ -15547,16 +15478,8 @@
               <w:rPr>
                 <w:rFonts w:ascii="Times New Roman" w:hAnsi="Times New Roman" w:hint="eastAsia"/>
               </w:rPr>
-              <w:t>重</w:t>
-            </w:r>
-            <w:proofErr w:type="gramStart"/>
-            <w:r>
-              <w:rPr>
-                <w:rFonts w:ascii="Times New Roman" w:hAnsi="Times New Roman" w:hint="eastAsia"/>
-              </w:rPr>
-              <w:t>点补强问题</w:t>
-            </w:r>
-            <w:proofErr w:type="gramEnd"/>
+              <w:t>重点补强问题</w:t>
+            </w:r>
             <w:r>
               <w:rPr>
                 <w:rFonts w:ascii="Times New Roman" w:hAnsi="Times New Roman" w:hint="eastAsia"/>
@@ -15729,7 +15652,6 @@
                 <w:szCs w:val="21"/>
               </w:rPr>
             </w:pPr>
-            <w:proofErr w:type="gramStart"/>
             <w:r>
               <w:rPr>
                 <w:rFonts w:ascii="Times New Roman" w:hAnsi="Times New Roman"/>
@@ -15738,7 +15660,6 @@
               </w:rPr>
               <w:t>况</w:t>
             </w:r>
-            <w:proofErr w:type="gramEnd"/>
           </w:p>
           <w:p>
             <w:pPr>
@@ -16202,23 +16123,7 @@
                 <w:rFonts w:ascii="Times New Roman" w:hAnsi="Times New Roman" w:hint="eastAsia"/>
                 <w:szCs w:val="21"/>
               </w:rPr>
-              <w:t>考核核心：掌握原生、混合、跨平台全</w:t>
-            </w:r>
-            <w:proofErr w:type="gramStart"/>
-            <w:r>
-              <w:rPr>
-                <w:rFonts w:ascii="Times New Roman" w:hAnsi="Times New Roman" w:hint="eastAsia"/>
-                <w:szCs w:val="21"/>
-              </w:rPr>
-              <w:t>栈</w:t>
-            </w:r>
-            <w:proofErr w:type="gramEnd"/>
-            <w:r>
-              <w:rPr>
-                <w:rFonts w:ascii="Times New Roman" w:hAnsi="Times New Roman" w:hint="eastAsia"/>
-                <w:szCs w:val="21"/>
-              </w:rPr>
-              <w:t>移动应用开发技术体系，理解各平台特性，能够完成项目技术选型，可判别移动系统复杂度，熟练运用混合框架与</w:t>
+              <w:t>考核核心：掌握原生、混合、跨平台全栈移动应用开发技术体系，理解各平台特性，能够完成项目技术选型，可判别移动系统复杂度，熟练运用混合框架与</w:t>
             </w:r>
             <w:r>
               <w:rPr>
@@ -16388,17 +16293,8 @@
                 <w:rFonts w:ascii="Times New Roman" w:hAnsi="Times New Roman" w:hint="eastAsia"/>
                 <w:szCs w:val="21"/>
               </w:rPr>
-              <w:t xml:space="preserve"> </w:t>
-            </w:r>
-            <w:proofErr w:type="spellStart"/>
-            <w:r>
-              <w:rPr>
-                <w:rFonts w:ascii="Times New Roman" w:hAnsi="Times New Roman" w:hint="eastAsia"/>
-                <w:szCs w:val="21"/>
-              </w:rPr>
-              <w:t>Uniapp</w:t>
-            </w:r>
-            <w:proofErr w:type="spellEnd"/>
+              <w:t xml:space="preserve"> Uniapp</w:t>
+            </w:r>
             <w:r>
               <w:rPr>
                 <w:rFonts w:ascii="Times New Roman" w:hAnsi="Times New Roman" w:hint="eastAsia"/>
@@ -16432,23 +16328,7 @@
                 <w:rFonts w:ascii="Times New Roman" w:hAnsi="Times New Roman" w:hint="eastAsia"/>
                 <w:szCs w:val="21"/>
               </w:rPr>
-              <w:t>工具完成</w:t>
-            </w:r>
-            <w:proofErr w:type="gramStart"/>
-            <w:r>
-              <w:rPr>
-                <w:rFonts w:ascii="Times New Roman" w:hAnsi="Times New Roman" w:hint="eastAsia"/>
-                <w:szCs w:val="21"/>
-              </w:rPr>
-              <w:t>定制化跨平台</w:t>
-            </w:r>
-            <w:proofErr w:type="gramEnd"/>
-            <w:r>
-              <w:rPr>
-                <w:rFonts w:ascii="Times New Roman" w:hAnsi="Times New Roman" w:hint="eastAsia"/>
-                <w:szCs w:val="21"/>
-              </w:rPr>
-              <w:t>应用设计，在方案设计中体现创新思路。</w:t>
+              <w:t>工具完成定制化跨平台应用设计，在方案设计中体现创新思路。</w:t>
             </w:r>
           </w:p>
           <w:p>
@@ -16604,23 +16484,7 @@
                 <w:rFonts w:ascii="Times New Roman" w:hAnsi="Times New Roman" w:hint="eastAsia"/>
                 <w:szCs w:val="21"/>
               </w:rPr>
-              <w:t xml:space="preserve"> </w:t>
-            </w:r>
-            <w:proofErr w:type="spellStart"/>
-            <w:r>
-              <w:rPr>
-                <w:rFonts w:ascii="Times New Roman" w:hAnsi="Times New Roman" w:hint="eastAsia"/>
-                <w:szCs w:val="21"/>
-              </w:rPr>
-              <w:t>DevEco</w:t>
-            </w:r>
-            <w:proofErr w:type="spellEnd"/>
-            <w:r>
-              <w:rPr>
-                <w:rFonts w:ascii="Times New Roman" w:hAnsi="Times New Roman" w:hint="eastAsia"/>
-                <w:szCs w:val="21"/>
-              </w:rPr>
-              <w:t xml:space="preserve"> Studio </w:t>
+              <w:t xml:space="preserve"> DevEco Studio </w:t>
             </w:r>
             <w:r>
               <w:rPr>
@@ -16995,17 +16859,8 @@
                 <w:rFonts w:ascii="Times New Roman" w:hAnsi="Times New Roman" w:hint="eastAsia"/>
                 <w:szCs w:val="21"/>
               </w:rPr>
-              <w:t>，达成效果良好；</w:t>
-            </w:r>
-            <w:proofErr w:type="gramStart"/>
-            <w:r>
-              <w:rPr>
-                <w:rFonts w:ascii="Times New Roman" w:hAnsi="Times New Roman" w:hint="eastAsia"/>
-                <w:szCs w:val="21"/>
-              </w:rPr>
-              <w:t>仅目标</w:t>
-            </w:r>
-            <w:proofErr w:type="gramEnd"/>
+              <w:t>，达成效果良好；仅目标</w:t>
+            </w:r>
             <w:r>
               <w:rPr>
                 <w:rFonts w:ascii="Times New Roman" w:hAnsi="Times New Roman" w:hint="eastAsia"/>
@@ -17262,23 +17117,7 @@
                 <w:rFonts w:ascii="Times New Roman" w:hAnsi="Times New Roman" w:hint="eastAsia"/>
                 <w:szCs w:val="21"/>
               </w:rPr>
-              <w:t>，与定量考核达成</w:t>
-            </w:r>
-            <w:proofErr w:type="gramStart"/>
-            <w:r>
-              <w:rPr>
-                <w:rFonts w:ascii="Times New Roman" w:hAnsi="Times New Roman" w:hint="eastAsia"/>
-                <w:szCs w:val="21"/>
-              </w:rPr>
-              <w:t>度高度</w:t>
-            </w:r>
-            <w:proofErr w:type="gramEnd"/>
-            <w:r>
-              <w:rPr>
-                <w:rFonts w:ascii="Times New Roman" w:hAnsi="Times New Roman" w:hint="eastAsia"/>
-                <w:szCs w:val="21"/>
-              </w:rPr>
-              <w:t>匹配，学生自我认知与实际考核成绩基本一致；</w:t>
+              <w:t>，与定量考核达成度高度匹配，学生自我认知与实际考核成绩基本一致；</w:t>
             </w:r>
           </w:p>
           <w:p>
@@ -17502,55 +17341,7 @@
                 <w:rFonts w:ascii="Times New Roman" w:hAnsi="Times New Roman" w:hint="eastAsia"/>
                 <w:szCs w:val="21"/>
               </w:rPr>
-              <w:t>三类</w:t>
-            </w:r>
-            <w:proofErr w:type="gramStart"/>
-            <w:r>
-              <w:rPr>
-                <w:rFonts w:ascii="Times New Roman" w:hAnsi="Times New Roman" w:hint="eastAsia"/>
-                <w:szCs w:val="21"/>
-              </w:rPr>
-              <w:t>认知占</w:t>
-            </w:r>
-            <w:proofErr w:type="gramEnd"/>
-            <w:r>
-              <w:rPr>
-                <w:rFonts w:ascii="Times New Roman" w:hAnsi="Times New Roman" w:hint="eastAsia"/>
-                <w:szCs w:val="21"/>
-              </w:rPr>
-              <w:t>比均衡，覆盖本课程全部毕业要求支撑指标，说明课程整体知识框架、项目训练能够覆盖培养目标，仅华为多端跨设备</w:t>
-            </w:r>
-            <w:proofErr w:type="gramStart"/>
-            <w:r>
-              <w:rPr>
-                <w:rFonts w:ascii="Times New Roman" w:hAnsi="Times New Roman" w:hint="eastAsia"/>
-                <w:szCs w:val="21"/>
-              </w:rPr>
-              <w:t>适</w:t>
-            </w:r>
-            <w:proofErr w:type="gramEnd"/>
-            <w:r>
-              <w:rPr>
-                <w:rFonts w:ascii="Times New Roman" w:hAnsi="Times New Roman" w:hint="eastAsia"/>
-                <w:szCs w:val="21"/>
-              </w:rPr>
-              <w:t>配模</w:t>
-            </w:r>
-            <w:proofErr w:type="gramStart"/>
-            <w:r>
-              <w:rPr>
-                <w:rFonts w:ascii="Times New Roman" w:hAnsi="Times New Roman" w:hint="eastAsia"/>
-                <w:szCs w:val="21"/>
-              </w:rPr>
-              <w:t>块训练</w:t>
-            </w:r>
-            <w:proofErr w:type="gramEnd"/>
-            <w:r>
-              <w:rPr>
-                <w:rFonts w:ascii="Times New Roman" w:hAnsi="Times New Roman" w:hint="eastAsia"/>
-                <w:szCs w:val="21"/>
-              </w:rPr>
-              <w:t>深度不足。</w:t>
+              <w:t>三类认知占比均衡，覆盖本课程全部毕业要求支撑指标，说明课程整体知识框架、项目训练能够覆盖培养目标，仅华为多端跨设备适配模块训练深度不足。</w:t>
             </w:r>
           </w:p>
           <w:p>
@@ -17845,7 +17636,6 @@
               </w:rPr>
               <w:t>、</w:t>
             </w:r>
-            <w:proofErr w:type="spellStart"/>
             <w:r>
               <w:rPr>
                 <w:rFonts w:ascii="Times New Roman" w:hAnsi="Times New Roman" w:hint="eastAsia"/>
@@ -17853,7 +17643,6 @@
               </w:rPr>
               <w:t>Uniapp</w:t>
             </w:r>
-            <w:proofErr w:type="spellEnd"/>
             <w:r>
               <w:rPr>
                 <w:rFonts w:ascii="Times New Roman" w:hAnsi="Times New Roman" w:hint="eastAsia"/>
@@ -17929,23 +17718,7 @@
                 <w:rFonts w:ascii="Times New Roman" w:hAnsi="Times New Roman" w:hint="eastAsia"/>
                 <w:szCs w:val="21"/>
               </w:rPr>
-              <w:t>过程性</w:t>
-            </w:r>
-            <w:proofErr w:type="gramStart"/>
-            <w:r>
-              <w:rPr>
-                <w:rFonts w:ascii="Times New Roman" w:hAnsi="Times New Roman" w:hint="eastAsia"/>
-                <w:szCs w:val="21"/>
-              </w:rPr>
-              <w:t>考核占</w:t>
-            </w:r>
-            <w:proofErr w:type="gramEnd"/>
-            <w:r>
-              <w:rPr>
-                <w:rFonts w:ascii="Times New Roman" w:hAnsi="Times New Roman" w:hint="eastAsia"/>
-                <w:szCs w:val="21"/>
-              </w:rPr>
-              <w:t>比提升后，学生实操练习频次增加，目标</w:t>
+              <w:t>过程性考核占比提升后，学生实操练习频次增加，目标</w:t>
             </w:r>
             <w:r>
               <w:rPr>
@@ -18087,23 +17860,7 @@
                 <w:rFonts w:ascii="Times New Roman" w:hAnsi="Times New Roman" w:hint="eastAsia"/>
                 <w:szCs w:val="21"/>
               </w:rPr>
-              <w:t xml:space="preserve"> </w:t>
-            </w:r>
-            <w:proofErr w:type="spellStart"/>
-            <w:r>
-              <w:rPr>
-                <w:rFonts w:ascii="Times New Roman" w:hAnsi="Times New Roman" w:hint="eastAsia"/>
-                <w:szCs w:val="21"/>
-              </w:rPr>
-              <w:t>DevEco</w:t>
-            </w:r>
-            <w:proofErr w:type="spellEnd"/>
-            <w:r>
-              <w:rPr>
-                <w:rFonts w:ascii="Times New Roman" w:hAnsi="Times New Roman" w:hint="eastAsia"/>
-                <w:szCs w:val="21"/>
-              </w:rPr>
-              <w:t xml:space="preserve"> Studio </w:t>
+              <w:t xml:space="preserve"> DevEco Studio </w:t>
             </w:r>
             <w:r>
               <w:rPr>
@@ -18375,23 +18132,7 @@
                 <w:rFonts w:ascii="Times New Roman" w:hAnsi="Times New Roman" w:hint="eastAsia"/>
                 <w:szCs w:val="21"/>
               </w:rPr>
-              <w:t>将期末项目跨设备</w:t>
-            </w:r>
-            <w:proofErr w:type="gramStart"/>
-            <w:r>
-              <w:rPr>
-                <w:rFonts w:ascii="Times New Roman" w:hAnsi="Times New Roman" w:hint="eastAsia"/>
-                <w:szCs w:val="21"/>
-              </w:rPr>
-              <w:t>适</w:t>
-            </w:r>
-            <w:proofErr w:type="gramEnd"/>
-            <w:r>
-              <w:rPr>
-                <w:rFonts w:ascii="Times New Roman" w:hAnsi="Times New Roman" w:hint="eastAsia"/>
-                <w:szCs w:val="21"/>
-              </w:rPr>
-              <w:t>配模块分值由</w:t>
+              <w:t>将期末项目跨设备适配模块分值由</w:t>
             </w:r>
             <w:r>
               <w:rPr>
@@ -18478,23 +18219,7 @@
                 <w:rFonts w:ascii="Times New Roman" w:hAnsi="Times New Roman" w:hint="eastAsia"/>
                 <w:szCs w:val="21"/>
               </w:rPr>
-              <w:t>建立</w:t>
-            </w:r>
-            <w:proofErr w:type="gramStart"/>
-            <w:r>
-              <w:rPr>
-                <w:rFonts w:ascii="Times New Roman" w:hAnsi="Times New Roman" w:hint="eastAsia"/>
-                <w:szCs w:val="21"/>
-              </w:rPr>
-              <w:t>学困生</w:t>
-            </w:r>
-            <w:proofErr w:type="gramEnd"/>
-            <w:r>
-              <w:rPr>
-                <w:rFonts w:ascii="Times New Roman" w:hAnsi="Times New Roman" w:hint="eastAsia"/>
-                <w:szCs w:val="21"/>
-              </w:rPr>
-              <w:t>专项帮扶机制</w:t>
+              <w:t>建立学困生专项帮扶机制</w:t>
             </w:r>
           </w:p>
           <w:p>
@@ -18525,46 +18250,14 @@
                 <w:rFonts w:ascii="Times New Roman" w:hAnsi="Times New Roman" w:hint="eastAsia"/>
                 <w:szCs w:val="21"/>
               </w:rPr>
-              <w:t>达成不达标的学生，开设课后专项实操工坊：补充华为多端</w:t>
-            </w:r>
-            <w:proofErr w:type="gramStart"/>
-            <w:r>
-              <w:rPr>
-                <w:rFonts w:ascii="Times New Roman" w:hAnsi="Times New Roman" w:hint="eastAsia"/>
-                <w:szCs w:val="21"/>
-              </w:rPr>
-              <w:t>适配额外实操练</w:t>
-            </w:r>
-            <w:proofErr w:type="gramEnd"/>
-            <w:r>
-              <w:rPr>
-                <w:rFonts w:ascii="Times New Roman" w:hAnsi="Times New Roman" w:hint="eastAsia"/>
-                <w:szCs w:val="21"/>
-              </w:rPr>
-              <w:t>习、发放</w:t>
-            </w:r>
-            <w:r>
-              <w:rPr>
-                <w:rFonts w:ascii="Times New Roman" w:hAnsi="Times New Roman" w:hint="eastAsia"/>
-                <w:szCs w:val="21"/>
-              </w:rPr>
-              <w:t xml:space="preserve"> </w:t>
-            </w:r>
-            <w:proofErr w:type="spellStart"/>
-            <w:r>
-              <w:rPr>
-                <w:rFonts w:ascii="Times New Roman" w:hAnsi="Times New Roman" w:hint="eastAsia"/>
-                <w:szCs w:val="21"/>
-              </w:rPr>
-              <w:t>DevEco</w:t>
-            </w:r>
-            <w:proofErr w:type="spellEnd"/>
-            <w:r>
-              <w:rPr>
-                <w:rFonts w:ascii="Times New Roman" w:hAnsi="Times New Roman" w:hint="eastAsia"/>
-                <w:szCs w:val="21"/>
-              </w:rPr>
-              <w:t xml:space="preserve"> Studio </w:t>
+              <w:t>达成不达标的学生，开设课后专项实操工坊：补充华为多端适配额外实操练习、发放</w:t>
+            </w:r>
+            <w:r>
+              <w:rPr>
+                <w:rFonts w:ascii="Times New Roman" w:hAnsi="Times New Roman" w:hint="eastAsia"/>
+                <w:szCs w:val="21"/>
+              </w:rPr>
+              <w:t xml:space="preserve"> DevEco Studio </w:t>
             </w:r>
             <w:r>
               <w:rPr>
@@ -20220,14 +19913,24 @@
     <c:title>
       <c:tx>
         <c:rich>
-          <a:bodyPr rot="0" vert="horz"/>
+          <a:bodyPr rot="0" spcFirstLastPara="0" vertOverflow="ellipsis" vert="horz" wrap="square" anchor="ctr" anchorCtr="1"/>
           <a:lstStyle/>
           <a:p>
-            <a:pPr>
-              <a:defRPr/>
+            <a:pPr defTabSz="914400">
+              <a:defRPr lang="zh-CN" sz="1080" b="0" i="0" u="none" strike="noStrike" kern="1200" spc="0" baseline="0">
+                <a:solidFill>
+                  <a:schemeClr val="tx1">
+                    <a:lumMod val="65000"/>
+                    <a:lumOff val="35000"/>
+                  </a:schemeClr>
+                </a:solidFill>
+                <a:latin typeface="+mn-lt"/>
+                <a:ea typeface="+mn-ea"/>
+                <a:cs typeface="+mn-cs"/>
+              </a:defRPr>
             </a:pPr>
             <a:r>
-              <a:rPr lang="zh-CN"/>
+              <a:rPr lang="zh-CN" altLang="en-US" sz="1080" b="1"/>
               <a:t>课程目标达成评价结果</a:t>
             </a:r>
           </a:p>
@@ -20252,9 +19955,6 @@
         <c:ser>
           <c:idx val="0"/>
           <c:order val="0"/>
-          <c:tx>
-            <c:v>达成度</c:v>
-          </c:tx>
           <c:spPr>
             <a:solidFill>
               <a:schemeClr val="accent1"/>
@@ -20265,32 +19965,9 @@
             <a:effectLst/>
           </c:spPr>
           <c:invertIfNegative val="0"/>
-          <c:dLbls>
-            <c:numFmt formatCode="0.00" sourceLinked="0"/>
-            <c:spPr>
-              <a:noFill/>
-              <a:ln>
-                <a:noFill/>
-              </a:ln>
-              <a:effectLst/>
-            </c:spPr>
-            <c:dLblPos val="outEnd"/>
-            <c:showLegendKey val="0"/>
-            <c:showVal val="1"/>
-            <c:showCatName val="0"/>
-            <c:showSerName val="0"/>
-            <c:showPercent val="0"/>
-            <c:showBubbleSize val="0"/>
-            <c:showLeaderLines val="0"/>
-            <c:extLst>
-              <c:ext xmlns:c15="http://schemas.microsoft.com/office/drawing/2012/chart" uri="{CE6537A1-D6FC-4f65-9D91-7224C49458BB}">
-                <c15:showLeaderLines val="0"/>
-              </c:ext>
-            </c:extLst>
-          </c:dLbls>
           <c:cat>
             <c:strRef>
-              <c:f>课程目标条形图!$B$7:$B$10</c:f>
+              <c:f>[计科22《移动应用开发》课程达成评价表格48.xlsx]Sheet1!$B$7:$B$10</c:f>
               <c:strCache>
                 <c:ptCount val="4"/>
                 <c:pt idx="0">
@@ -20310,28 +19987,28 @@
           </c:cat>
           <c:val>
             <c:numRef>
-              <c:f>课程目标条形图!$C$7:$C$10</c:f>
+              <c:f>[计科22《移动应用开发》课程达成评价表格48.xlsx]Sheet1!$C$7:$C$10</c:f>
               <c:numCache>
                 <c:formatCode>0.00_ </c:formatCode>
                 <c:ptCount val="4"/>
                 <c:pt idx="0">
-                  <c:v>0.79769999999999996</c:v>
+                  <c:v>0.81059999999999999</c:v>
                 </c:pt>
                 <c:pt idx="1">
-                  <c:v>0.79059999999999997</c:v>
+                  <c:v>0.80659999999999998</c:v>
                 </c:pt>
                 <c:pt idx="2">
-                  <c:v>0.6754</c:v>
+                  <c:v>0.64410000000000001</c:v>
                 </c:pt>
                 <c:pt idx="3">
-                  <c:v>0.82250000000000001</c:v>
+                  <c:v>0.80069999999999997</c:v>
                 </c:pt>
               </c:numCache>
             </c:numRef>
           </c:val>
           <c:extLst>
             <c:ext xmlns:c16="http://schemas.microsoft.com/office/drawing/2014/chart" uri="{C3380CC4-5D6E-409C-BE32-E72D297353CC}">
-              <c16:uniqueId val="{00000000-0F0E-4E36-99A1-99AC2263AF19}"/>
+              <c16:uniqueId val="{00000000-9035-401D-98AB-104663175B7E}"/>
             </c:ext>
           </c:extLst>
         </c:ser>
@@ -20357,14 +20034,24 @@
         <c:title>
           <c:tx>
             <c:rich>
-              <a:bodyPr rot="0" vert="horz"/>
+              <a:bodyPr rot="0" spcFirstLastPara="0" vertOverflow="ellipsis" vert="horz" wrap="square" anchor="ctr" anchorCtr="1"/>
               <a:lstStyle/>
               <a:p>
-                <a:pPr>
-                  <a:defRPr/>
+                <a:pPr defTabSz="914400">
+                  <a:defRPr lang="zh-CN" sz="900" b="0" i="0" u="none" strike="noStrike" kern="1200" baseline="0">
+                    <a:solidFill>
+                      <a:schemeClr val="tx1">
+                        <a:lumMod val="65000"/>
+                        <a:lumOff val="35000"/>
+                      </a:schemeClr>
+                    </a:solidFill>
+                    <a:latin typeface="+mn-lt"/>
+                    <a:ea typeface="+mn-ea"/>
+                    <a:cs typeface="+mn-cs"/>
+                  </a:defRPr>
                 </a:pPr>
                 <a:r>
-                  <a:rPr lang="zh-CN"/>
+                  <a:rPr lang="zh-CN" altLang="en-US" sz="900" b="1"/>
                   <a:t>课程目标</a:t>
                 </a:r>
               </a:p>
@@ -20398,11 +20085,21 @@
           <a:effectLst/>
         </c:spPr>
         <c:txPr>
-          <a:bodyPr rot="-60000000" vert="horz"/>
+          <a:bodyPr rot="-60000000" spcFirstLastPara="0" vertOverflow="ellipsis" vert="horz" wrap="square" anchor="ctr" anchorCtr="1"/>
           <a:lstStyle/>
           <a:p>
             <a:pPr>
-              <a:defRPr/>
+              <a:defRPr lang="zh-CN" sz="900" b="0" i="0" u="none" strike="noStrike" kern="1200" baseline="0">
+                <a:solidFill>
+                  <a:schemeClr val="tx1">
+                    <a:lumMod val="65000"/>
+                    <a:lumOff val="35000"/>
+                  </a:schemeClr>
+                </a:solidFill>
+                <a:latin typeface="+mn-lt"/>
+                <a:ea typeface="+mn-ea"/>
+                <a:cs typeface="+mn-cs"/>
+              </a:defRPr>
             </a:pPr>
             <a:endParaRPr lang="zh-CN"/>
           </a:p>
@@ -20454,14 +20151,24 @@
         <c:title>
           <c:tx>
             <c:rich>
-              <a:bodyPr rot="-5400000" vert="horz"/>
+              <a:bodyPr rot="-5400000" spcFirstLastPara="0" vertOverflow="ellipsis" vert="horz" wrap="square" anchor="ctr" anchorCtr="1"/>
               <a:lstStyle/>
               <a:p>
-                <a:pPr>
-                  <a:defRPr/>
+                <a:pPr defTabSz="914400">
+                  <a:defRPr lang="zh-CN" sz="900" b="0" i="0" u="none" strike="noStrike" kern="1200" baseline="0">
+                    <a:solidFill>
+                      <a:schemeClr val="tx1">
+                        <a:lumMod val="65000"/>
+                        <a:lumOff val="35000"/>
+                      </a:schemeClr>
+                    </a:solidFill>
+                    <a:latin typeface="+mn-lt"/>
+                    <a:ea typeface="+mn-ea"/>
+                    <a:cs typeface="+mn-cs"/>
+                  </a:defRPr>
                 </a:pPr>
                 <a:r>
-                  <a:rPr lang="zh-CN"/>
+                  <a:rPr lang="zh-CN" altLang="en-US" sz="900"/>
                   <a:t>达成度</a:t>
                 </a:r>
               </a:p>
@@ -20490,11 +20197,21 @@
           <a:effectLst/>
         </c:spPr>
         <c:txPr>
-          <a:bodyPr rot="-60000000" vert="horz"/>
+          <a:bodyPr rot="-60000000" spcFirstLastPara="0" vertOverflow="ellipsis" vert="horz" wrap="square" anchor="ctr" anchorCtr="1"/>
           <a:lstStyle/>
           <a:p>
             <a:pPr>
-              <a:defRPr/>
+              <a:defRPr lang="zh-CN" sz="900" b="0" i="0" u="none" strike="noStrike" kern="1200" baseline="0">
+                <a:solidFill>
+                  <a:schemeClr val="tx1">
+                    <a:lumMod val="65000"/>
+                    <a:lumOff val="35000"/>
+                  </a:schemeClr>
+                </a:solidFill>
+                <a:latin typeface="+mn-lt"/>
+                <a:ea typeface="+mn-ea"/>
+                <a:cs typeface="+mn-cs"/>
+              </a:defRPr>
             </a:pPr>
             <a:endParaRPr lang="zh-CN"/>
           </a:p>
@@ -20541,7 +20258,7 @@
     <a:lstStyle/>
     <a:p>
       <a:pPr>
-        <a:defRPr lang="zh-CN" sz="800"/>
+        <a:defRPr lang="zh-CN" sz="900"/>
       </a:pPr>
       <a:endParaRPr lang="zh-CN"/>
     </a:p>

--- a/data/移动应用开发/达成/模板样例/10-课程目标达成评价报告.docx
+++ b/data/移动应用开发/达成/模板样例/10-课程目标达成评价报告.docx
@@ -538,6 +538,7 @@
             <w:pPr>
               <w:jc w:val="center"/>
             </w:pPr>
+            <w:proofErr w:type="gramStart"/>
             <w:r>
               <w:rPr>
                 <w:rFonts w:ascii="Times New Roman" w:hAnsi="Times New Roman"/>
@@ -546,6 +547,7 @@
               </w:rPr>
               <w:t>刘东良</w:t>
             </w:r>
+            <w:proofErr w:type="gramEnd"/>
           </w:p>
         </w:tc>
         <w:tc>
@@ -638,6 +640,7 @@
             <w:pPr>
               <w:jc w:val="center"/>
             </w:pPr>
+            <w:proofErr w:type="gramStart"/>
             <w:r>
               <w:rPr>
                 <w:rFonts w:ascii="Times New Roman" w:hAnsi="Times New Roman"/>
@@ -648,6 +651,7 @@
               </w:rPr>
               <w:t>刘东良</w:t>
             </w:r>
+            <w:proofErr w:type="gramEnd"/>
           </w:p>
         </w:tc>
         <w:tc>
@@ -785,6 +789,7 @@
             <w:pPr>
               <w:jc w:val="center"/>
             </w:pPr>
+            <w:proofErr w:type="gramStart"/>
             <w:r>
               <w:rPr>
                 <w:rFonts w:ascii="Times New Roman" w:hAnsi="Times New Roman"/>
@@ -793,6 +798,7 @@
               </w:rPr>
               <w:t>刘东良</w:t>
             </w:r>
+            <w:proofErr w:type="gramEnd"/>
           </w:p>
         </w:tc>
         <w:tc>
@@ -1197,7 +1203,25 @@
                 <w:color w:val="000000" w:themeColor="text1"/>
                 <w:szCs w:val="21"/>
               </w:rPr>
-              <w:t>跨平台）及主流平台特性，理解技术选型逻辑，熟悉跨平台开发框架和</w:t>
+              <w:t>跨平台）及主流平台特性，理解技术选型逻辑，</w:t>
+            </w:r>
+            <w:proofErr w:type="gramStart"/>
+            <w:r>
+              <w:rPr>
+                <w:rFonts w:hint="eastAsia"/>
+                <w:color w:val="000000" w:themeColor="text1"/>
+                <w:szCs w:val="21"/>
+              </w:rPr>
+              <w:t>熟悉跨</w:t>
+            </w:r>
+            <w:proofErr w:type="gramEnd"/>
+            <w:r>
+              <w:rPr>
+                <w:rFonts w:hint="eastAsia"/>
+                <w:color w:val="000000" w:themeColor="text1"/>
+                <w:szCs w:val="21"/>
+              </w:rPr>
+              <w:t>平台开发框架和</w:t>
             </w:r>
             <w:r>
               <w:rPr>
@@ -1639,7 +1663,27 @@
                 <w:kern w:val="0"/>
                 <w:szCs w:val="21"/>
               </w:rPr>
-              <w:t>调研对比多端开发方案，分析不同技术栈在跨设备适配场景中的优劣，具备技术方案评估与选型能力。</w:t>
+              <w:t>调研对比多端开发方案，分析不同技术</w:t>
+            </w:r>
+            <w:proofErr w:type="gramStart"/>
+            <w:r>
+              <w:rPr>
+                <w:rFonts w:hint="eastAsia"/>
+                <w:color w:val="000000" w:themeColor="text1"/>
+                <w:kern w:val="0"/>
+                <w:szCs w:val="21"/>
+              </w:rPr>
+              <w:t>栈</w:t>
+            </w:r>
+            <w:proofErr w:type="gramEnd"/>
+            <w:r>
+              <w:rPr>
+                <w:rFonts w:hint="eastAsia"/>
+                <w:color w:val="000000" w:themeColor="text1"/>
+                <w:kern w:val="0"/>
+                <w:szCs w:val="21"/>
+              </w:rPr>
+              <w:t>在跨设备适配场景中的优劣，具备技术方案评估与选型能力。</w:t>
             </w:r>
           </w:p>
         </w:tc>
@@ -1688,7 +1732,25 @@
                 <w:bCs/>
                 <w:szCs w:val="21"/>
               </w:rPr>
-              <w:t>多场景应用系统分析报告（不同设备环境下的功能适配方案）</w:t>
+              <w:t>多场景应用系统分析报告（不同设备环境下的功能</w:t>
+            </w:r>
+            <w:proofErr w:type="gramStart"/>
+            <w:r>
+              <w:rPr>
+                <w:rFonts w:ascii="Times New Roman" w:hAnsi="Times New Roman"/>
+                <w:bCs/>
+                <w:szCs w:val="21"/>
+              </w:rPr>
+              <w:t>适</w:t>
+            </w:r>
+            <w:proofErr w:type="gramEnd"/>
+            <w:r>
+              <w:rPr>
+                <w:rFonts w:ascii="Times New Roman" w:hAnsi="Times New Roman"/>
+                <w:bCs/>
+                <w:szCs w:val="21"/>
+              </w:rPr>
+              <w:t>配方案）</w:t>
             </w:r>
             <w:r>
               <w:rPr>
@@ -5178,8 +5240,9 @@
                 <w:kern w:val="0"/>
                 <w:szCs w:val="21"/>
               </w:rPr>
-              <w:t xml:space="preserve"> DevEco Studio </w:t>
-            </w:r>
+              <w:t xml:space="preserve"> </w:t>
+            </w:r>
+            <w:proofErr w:type="spellStart"/>
             <w:r>
               <w:rPr>
                 <w:rFonts w:hint="eastAsia"/>
@@ -5187,7 +5250,46 @@
                 <w:kern w:val="0"/>
                 <w:szCs w:val="21"/>
               </w:rPr>
-              <w:t>开发多端应用，实现设备间数据同步。</w:t>
+              <w:t>DevEco</w:t>
+            </w:r>
+            <w:proofErr w:type="spellEnd"/>
+            <w:r>
+              <w:rPr>
+                <w:rFonts w:hint="eastAsia"/>
+                <w:color w:val="000000" w:themeColor="text1"/>
+                <w:kern w:val="0"/>
+                <w:szCs w:val="21"/>
+              </w:rPr>
+              <w:t xml:space="preserve"> Studio </w:t>
+            </w:r>
+            <w:r>
+              <w:rPr>
+                <w:rFonts w:hint="eastAsia"/>
+                <w:color w:val="000000" w:themeColor="text1"/>
+                <w:kern w:val="0"/>
+                <w:szCs w:val="21"/>
+              </w:rPr>
+              <w:t>开发多端应用，实现设备</w:t>
+            </w:r>
+            <w:proofErr w:type="gramStart"/>
+            <w:r>
+              <w:rPr>
+                <w:rFonts w:hint="eastAsia"/>
+                <w:color w:val="000000" w:themeColor="text1"/>
+                <w:kern w:val="0"/>
+                <w:szCs w:val="21"/>
+              </w:rPr>
+              <w:t>间数据</w:t>
+            </w:r>
+            <w:proofErr w:type="gramEnd"/>
+            <w:r>
+              <w:rPr>
+                <w:rFonts w:hint="eastAsia"/>
+                <w:color w:val="000000" w:themeColor="text1"/>
+                <w:kern w:val="0"/>
+                <w:szCs w:val="21"/>
+              </w:rPr>
+              <w:t>同步。</w:t>
             </w:r>
           </w:p>
         </w:tc>
@@ -5237,8 +5339,9 @@
                 <w:kern w:val="0"/>
                 <w:szCs w:val="21"/>
               </w:rPr>
-              <w:t xml:space="preserve"> DevEco Studio </w:t>
-            </w:r>
+              <w:t xml:space="preserve"> </w:t>
+            </w:r>
+            <w:proofErr w:type="spellStart"/>
             <w:r>
               <w:rPr>
                 <w:rFonts w:hint="eastAsia"/>
@@ -5246,7 +5349,46 @@
                 <w:kern w:val="0"/>
                 <w:szCs w:val="21"/>
               </w:rPr>
-              <w:t>开发多端应用，实现设备间数据同步。</w:t>
+              <w:t>DevEco</w:t>
+            </w:r>
+            <w:proofErr w:type="spellEnd"/>
+            <w:r>
+              <w:rPr>
+                <w:rFonts w:hint="eastAsia"/>
+                <w:color w:val="000000" w:themeColor="text1"/>
+                <w:kern w:val="0"/>
+                <w:szCs w:val="21"/>
+              </w:rPr>
+              <w:t xml:space="preserve"> Studio </w:t>
+            </w:r>
+            <w:r>
+              <w:rPr>
+                <w:rFonts w:hint="eastAsia"/>
+                <w:color w:val="000000" w:themeColor="text1"/>
+                <w:kern w:val="0"/>
+                <w:szCs w:val="21"/>
+              </w:rPr>
+              <w:t>开发多端应用，实现设备</w:t>
+            </w:r>
+            <w:proofErr w:type="gramStart"/>
+            <w:r>
+              <w:rPr>
+                <w:rFonts w:hint="eastAsia"/>
+                <w:color w:val="000000" w:themeColor="text1"/>
+                <w:kern w:val="0"/>
+                <w:szCs w:val="21"/>
+              </w:rPr>
+              <w:t>间数据</w:t>
+            </w:r>
+            <w:proofErr w:type="gramEnd"/>
+            <w:r>
+              <w:rPr>
+                <w:rFonts w:hint="eastAsia"/>
+                <w:color w:val="000000" w:themeColor="text1"/>
+                <w:kern w:val="0"/>
+                <w:szCs w:val="21"/>
+              </w:rPr>
+              <w:t>同步。</w:t>
             </w:r>
           </w:p>
         </w:tc>
@@ -5296,8 +5438,9 @@
                 <w:kern w:val="0"/>
                 <w:szCs w:val="21"/>
               </w:rPr>
-              <w:t xml:space="preserve"> DevEco Studio </w:t>
-            </w:r>
+              <w:t xml:space="preserve"> </w:t>
+            </w:r>
+            <w:proofErr w:type="spellStart"/>
             <w:r>
               <w:rPr>
                 <w:rFonts w:hint="eastAsia"/>
@@ -5305,7 +5448,46 @@
                 <w:kern w:val="0"/>
                 <w:szCs w:val="21"/>
               </w:rPr>
-              <w:t>开发多端应用，基本实现设备间数据同步。</w:t>
+              <w:t>DevEco</w:t>
+            </w:r>
+            <w:proofErr w:type="spellEnd"/>
+            <w:r>
+              <w:rPr>
+                <w:rFonts w:hint="eastAsia"/>
+                <w:color w:val="000000" w:themeColor="text1"/>
+                <w:kern w:val="0"/>
+                <w:szCs w:val="21"/>
+              </w:rPr>
+              <w:t xml:space="preserve"> Studio </w:t>
+            </w:r>
+            <w:r>
+              <w:rPr>
+                <w:rFonts w:hint="eastAsia"/>
+                <w:color w:val="000000" w:themeColor="text1"/>
+                <w:kern w:val="0"/>
+                <w:szCs w:val="21"/>
+              </w:rPr>
+              <w:t>开发多端应用，基本实现设备</w:t>
+            </w:r>
+            <w:proofErr w:type="gramStart"/>
+            <w:r>
+              <w:rPr>
+                <w:rFonts w:hint="eastAsia"/>
+                <w:color w:val="000000" w:themeColor="text1"/>
+                <w:kern w:val="0"/>
+                <w:szCs w:val="21"/>
+              </w:rPr>
+              <w:t>间数据</w:t>
+            </w:r>
+            <w:proofErr w:type="gramEnd"/>
+            <w:r>
+              <w:rPr>
+                <w:rFonts w:hint="eastAsia"/>
+                <w:color w:val="000000" w:themeColor="text1"/>
+                <w:kern w:val="0"/>
+                <w:szCs w:val="21"/>
+              </w:rPr>
+              <w:t>同步。</w:t>
             </w:r>
           </w:p>
         </w:tc>
@@ -5364,8 +5546,9 @@
                 <w:kern w:val="0"/>
                 <w:szCs w:val="21"/>
               </w:rPr>
-              <w:t xml:space="preserve"> DevEco Studio </w:t>
-            </w:r>
+              <w:t xml:space="preserve"> </w:t>
+            </w:r>
+            <w:proofErr w:type="spellStart"/>
             <w:r>
               <w:rPr>
                 <w:rFonts w:hint="eastAsia"/>
@@ -5373,7 +5556,46 @@
                 <w:kern w:val="0"/>
                 <w:szCs w:val="21"/>
               </w:rPr>
-              <w:t>开发多端应用，不能实现设备间数据同步。</w:t>
+              <w:t>DevEco</w:t>
+            </w:r>
+            <w:proofErr w:type="spellEnd"/>
+            <w:r>
+              <w:rPr>
+                <w:rFonts w:hint="eastAsia"/>
+                <w:color w:val="000000" w:themeColor="text1"/>
+                <w:kern w:val="0"/>
+                <w:szCs w:val="21"/>
+              </w:rPr>
+              <w:t xml:space="preserve"> Studio </w:t>
+            </w:r>
+            <w:r>
+              <w:rPr>
+                <w:rFonts w:hint="eastAsia"/>
+                <w:color w:val="000000" w:themeColor="text1"/>
+                <w:kern w:val="0"/>
+                <w:szCs w:val="21"/>
+              </w:rPr>
+              <w:t>开发多端应用，不能实现设备</w:t>
+            </w:r>
+            <w:proofErr w:type="gramStart"/>
+            <w:r>
+              <w:rPr>
+                <w:rFonts w:hint="eastAsia"/>
+                <w:color w:val="000000" w:themeColor="text1"/>
+                <w:kern w:val="0"/>
+                <w:szCs w:val="21"/>
+              </w:rPr>
+              <w:t>间数据</w:t>
+            </w:r>
+            <w:proofErr w:type="gramEnd"/>
+            <w:r>
+              <w:rPr>
+                <w:rFonts w:hint="eastAsia"/>
+                <w:color w:val="000000" w:themeColor="text1"/>
+                <w:kern w:val="0"/>
+                <w:szCs w:val="21"/>
+              </w:rPr>
+              <w:t>同步。</w:t>
             </w:r>
           </w:p>
         </w:tc>
@@ -5551,7 +5773,27 @@
                 <w:kern w:val="0"/>
                 <w:szCs w:val="21"/>
               </w:rPr>
-              <w:t>整合多技术栈完成综合项目，能借助</w:t>
+              <w:t>整合多技术</w:t>
+            </w:r>
+            <w:proofErr w:type="gramStart"/>
+            <w:r>
+              <w:rPr>
+                <w:rFonts w:hint="eastAsia"/>
+                <w:color w:val="000000" w:themeColor="text1"/>
+                <w:kern w:val="0"/>
+                <w:szCs w:val="21"/>
+              </w:rPr>
+              <w:t>栈</w:t>
+            </w:r>
+            <w:proofErr w:type="gramEnd"/>
+            <w:r>
+              <w:rPr>
+                <w:rFonts w:hint="eastAsia"/>
+                <w:color w:val="000000" w:themeColor="text1"/>
+                <w:kern w:val="0"/>
+                <w:szCs w:val="21"/>
+              </w:rPr>
+              <w:t>完成综合项目，能借助</w:t>
             </w:r>
             <w:r>
               <w:rPr>
@@ -5618,7 +5860,27 @@
                 <w:kern w:val="0"/>
                 <w:szCs w:val="21"/>
               </w:rPr>
-              <w:t>整合多技术栈完成综合项目，借助</w:t>
+              <w:t>整合多技术</w:t>
+            </w:r>
+            <w:proofErr w:type="gramStart"/>
+            <w:r>
+              <w:rPr>
+                <w:rFonts w:hint="eastAsia"/>
+                <w:color w:val="000000" w:themeColor="text1"/>
+                <w:kern w:val="0"/>
+                <w:szCs w:val="21"/>
+              </w:rPr>
+              <w:t>栈</w:t>
+            </w:r>
+            <w:proofErr w:type="gramEnd"/>
+            <w:r>
+              <w:rPr>
+                <w:rFonts w:hint="eastAsia"/>
+                <w:color w:val="000000" w:themeColor="text1"/>
+                <w:kern w:val="0"/>
+                <w:szCs w:val="21"/>
+              </w:rPr>
+              <w:t>完成综合项目，借助</w:t>
             </w:r>
             <w:r>
               <w:rPr>
@@ -5685,7 +5947,27 @@
                 <w:kern w:val="0"/>
                 <w:szCs w:val="21"/>
               </w:rPr>
-              <w:t>整合多技术栈完成综合项目，借助</w:t>
+              <w:t>整合多技术</w:t>
+            </w:r>
+            <w:proofErr w:type="gramStart"/>
+            <w:r>
+              <w:rPr>
+                <w:rFonts w:hint="eastAsia"/>
+                <w:color w:val="000000" w:themeColor="text1"/>
+                <w:kern w:val="0"/>
+                <w:szCs w:val="21"/>
+              </w:rPr>
+              <w:t>栈</w:t>
+            </w:r>
+            <w:proofErr w:type="gramEnd"/>
+            <w:r>
+              <w:rPr>
+                <w:rFonts w:hint="eastAsia"/>
+                <w:color w:val="000000" w:themeColor="text1"/>
+                <w:kern w:val="0"/>
+                <w:szCs w:val="21"/>
+              </w:rPr>
+              <w:t>完成综合项目，借助</w:t>
             </w:r>
             <w:r>
               <w:rPr>
@@ -5778,7 +6060,27 @@
                 <w:kern w:val="0"/>
                 <w:szCs w:val="21"/>
               </w:rPr>
-              <w:t>整合多技术栈完成综合项目，能借助</w:t>
+              <w:t>整合多技术</w:t>
+            </w:r>
+            <w:proofErr w:type="gramStart"/>
+            <w:r>
+              <w:rPr>
+                <w:rFonts w:hint="eastAsia"/>
+                <w:color w:val="000000" w:themeColor="text1"/>
+                <w:kern w:val="0"/>
+                <w:szCs w:val="21"/>
+              </w:rPr>
+              <w:t>栈</w:t>
+            </w:r>
+            <w:proofErr w:type="gramEnd"/>
+            <w:r>
+              <w:rPr>
+                <w:rFonts w:hint="eastAsia"/>
+                <w:color w:val="000000" w:themeColor="text1"/>
+                <w:kern w:val="0"/>
+                <w:szCs w:val="21"/>
+              </w:rPr>
+              <w:t>完成综合项目，能借助</w:t>
             </w:r>
             <w:r>
               <w:rPr>
@@ -6874,6 +7176,7 @@
               </w:rPr>
               <w:t>混合应用、</w:t>
             </w:r>
+            <w:proofErr w:type="spellStart"/>
             <w:r>
               <w:rPr>
                 <w:rFonts w:hint="eastAsia"/>
@@ -6883,6 +7186,7 @@
               </w:rPr>
               <w:t>Uniapp</w:t>
             </w:r>
+            <w:proofErr w:type="spellEnd"/>
             <w:r>
               <w:rPr>
                 <w:rFonts w:hint="eastAsia"/>
@@ -6967,7 +7271,27 @@
                 <w:kern w:val="0"/>
                 <w:szCs w:val="21"/>
               </w:rPr>
-              <w:t xml:space="preserve"> Uniapp </w:t>
+              <w:t xml:space="preserve"> </w:t>
+            </w:r>
+            <w:proofErr w:type="spellStart"/>
+            <w:r>
+              <w:rPr>
+                <w:rFonts w:hint="eastAsia"/>
+                <w:color w:val="000000" w:themeColor="text1"/>
+                <w:kern w:val="0"/>
+                <w:szCs w:val="21"/>
+              </w:rPr>
+              <w:t>Uniapp</w:t>
+            </w:r>
+            <w:proofErr w:type="spellEnd"/>
+            <w:r>
+              <w:rPr>
+                <w:rFonts w:hint="eastAsia"/>
+                <w:color w:val="000000" w:themeColor="text1"/>
+                <w:kern w:val="0"/>
+                <w:szCs w:val="21"/>
+              </w:rPr>
+              <w:t xml:space="preserve"> </w:t>
             </w:r>
             <w:r>
               <w:rPr>
@@ -7082,7 +7406,27 @@
                 <w:kern w:val="0"/>
                 <w:szCs w:val="21"/>
               </w:rPr>
-              <w:t xml:space="preserve"> Uniapp </w:t>
+              <w:t xml:space="preserve"> </w:t>
+            </w:r>
+            <w:proofErr w:type="spellStart"/>
+            <w:r>
+              <w:rPr>
+                <w:rFonts w:hint="eastAsia"/>
+                <w:color w:val="000000" w:themeColor="text1"/>
+                <w:kern w:val="0"/>
+                <w:szCs w:val="21"/>
+              </w:rPr>
+              <w:t>Uniapp</w:t>
+            </w:r>
+            <w:proofErr w:type="spellEnd"/>
+            <w:r>
+              <w:rPr>
+                <w:rFonts w:hint="eastAsia"/>
+                <w:color w:val="000000" w:themeColor="text1"/>
+                <w:kern w:val="0"/>
+                <w:szCs w:val="21"/>
+              </w:rPr>
+              <w:t xml:space="preserve"> </w:t>
             </w:r>
             <w:r>
               <w:rPr>
@@ -7197,7 +7541,27 @@
                 <w:kern w:val="0"/>
                 <w:szCs w:val="21"/>
               </w:rPr>
-              <w:t xml:space="preserve"> Uniapp </w:t>
+              <w:t xml:space="preserve"> </w:t>
+            </w:r>
+            <w:proofErr w:type="spellStart"/>
+            <w:r>
+              <w:rPr>
+                <w:rFonts w:hint="eastAsia"/>
+                <w:color w:val="000000" w:themeColor="text1"/>
+                <w:kern w:val="0"/>
+                <w:szCs w:val="21"/>
+              </w:rPr>
+              <w:t>Uniapp</w:t>
+            </w:r>
+            <w:proofErr w:type="spellEnd"/>
+            <w:r>
+              <w:rPr>
+                <w:rFonts w:hint="eastAsia"/>
+                <w:color w:val="000000" w:themeColor="text1"/>
+                <w:kern w:val="0"/>
+                <w:szCs w:val="21"/>
+              </w:rPr>
+              <w:t xml:space="preserve"> </w:t>
             </w:r>
             <w:r>
               <w:rPr>
@@ -7285,7 +7649,27 @@
                 <w:kern w:val="0"/>
                 <w:szCs w:val="21"/>
               </w:rPr>
-              <w:t xml:space="preserve"> Uniapp </w:t>
+              <w:t xml:space="preserve"> </w:t>
+            </w:r>
+            <w:proofErr w:type="spellStart"/>
+            <w:r>
+              <w:rPr>
+                <w:rFonts w:hint="eastAsia"/>
+                <w:color w:val="000000" w:themeColor="text1"/>
+                <w:kern w:val="0"/>
+                <w:szCs w:val="21"/>
+              </w:rPr>
+              <w:t>Uniapp</w:t>
+            </w:r>
+            <w:proofErr w:type="spellEnd"/>
+            <w:r>
+              <w:rPr>
+                <w:rFonts w:hint="eastAsia"/>
+                <w:color w:val="000000" w:themeColor="text1"/>
+                <w:kern w:val="0"/>
+                <w:szCs w:val="21"/>
+              </w:rPr>
+              <w:t xml:space="preserve"> </w:t>
             </w:r>
             <w:r>
               <w:rPr>
@@ -7434,6 +7818,7 @@
                 <w:szCs w:val="21"/>
               </w:rPr>
             </w:pPr>
+            <w:proofErr w:type="gramStart"/>
             <w:r>
               <w:rPr>
                 <w:rFonts w:hint="eastAsia"/>
@@ -7441,7 +7826,17 @@
                 <w:kern w:val="0"/>
                 <w:szCs w:val="21"/>
               </w:rPr>
-              <w:t>微信小程序开发、华为多端应用开发</w:t>
+              <w:t>微信小</w:t>
+            </w:r>
+            <w:proofErr w:type="gramEnd"/>
+            <w:r>
+              <w:rPr>
+                <w:rFonts w:hint="eastAsia"/>
+                <w:color w:val="000000" w:themeColor="text1"/>
+                <w:kern w:val="0"/>
+                <w:szCs w:val="21"/>
+              </w:rPr>
+              <w:t>程序开发、华为多端应用开发</w:t>
             </w:r>
           </w:p>
         </w:tc>
@@ -8828,6 +9223,7 @@
                 <w:szCs w:val="21"/>
               </w:rPr>
             </w:pPr>
+            <w:proofErr w:type="gramStart"/>
             <w:r>
               <w:rPr>
                 <w:rFonts w:ascii="宋体" w:hAnsi="宋体" w:cs="宋体" w:hint="eastAsia"/>
@@ -8836,7 +9232,18 @@
                 <w:szCs w:val="21"/>
                 <w:lang w:bidi="ar"/>
               </w:rPr>
-              <w:t>课成目标达成度</w:t>
+              <w:t>课成目标</w:t>
+            </w:r>
+            <w:proofErr w:type="gramEnd"/>
+            <w:r>
+              <w:rPr>
+                <w:rFonts w:ascii="宋体" w:hAnsi="宋体" w:cs="宋体" w:hint="eastAsia"/>
+                <w:color w:val="000000"/>
+                <w:kern w:val="0"/>
+                <w:szCs w:val="21"/>
+                <w:lang w:bidi="ar"/>
+              </w:rPr>
+              <w:t>达成度</w:t>
             </w:r>
           </w:p>
         </w:tc>
@@ -9014,6 +9421,7 @@
               </w:rPr>
               <w:t>课程目标</w:t>
             </w:r>
+            <w:proofErr w:type="spellStart"/>
             <w:r>
               <w:rPr>
                 <w:rFonts w:ascii="Times New Roman" w:hAnsi="Times New Roman"/>
@@ -9025,6 +9433,7 @@
               </w:rPr>
               <w:t>i</w:t>
             </w:r>
+            <w:proofErr w:type="spellEnd"/>
           </w:p>
         </w:tc>
         <w:tc>
@@ -13702,6 +14111,7 @@
                 <w:szCs w:val="28"/>
               </w:rPr>
             </w:pPr>
+            <w:proofErr w:type="gramStart"/>
             <w:r>
               <w:rPr>
                 <w:rFonts w:ascii="Times New Roman" w:hAnsi="Times New Roman"/>
@@ -13710,6 +14120,7 @@
               </w:rPr>
               <w:t>况</w:t>
             </w:r>
+            <w:proofErr w:type="gramEnd"/>
           </w:p>
           <w:p>
             <w:pPr>
@@ -13790,7 +14201,7 @@
                 <w:noProof/>
               </w:rPr>
               <w:drawing>
-                <wp:inline distT="0" distB="0" distL="0" distR="0" wp14:anchorId="74C7F633" wp14:editId="26147F63">
+                <wp:inline distT="0" distB="0" distL="0" distR="0" wp14:anchorId="74C7F633" wp14:editId="44281276">
                   <wp:extent cx="5168900" cy="2682875"/>
                   <wp:effectExtent l="0" t="0" r="12700" b="3175"/>
                   <wp:docPr id="467683715" name="图表 1">
@@ -13869,7 +14280,7 @@
               </w:rPr>
               <w:lastRenderedPageBreak/>
               <w:drawing>
-                <wp:inline distT="0" distB="0" distL="0" distR="0" wp14:anchorId="512B7230" wp14:editId="115B8DC9">
+                <wp:inline distT="0" distB="0" distL="0" distR="0" wp14:anchorId="512B7230" wp14:editId="505924B0">
                   <wp:extent cx="5168900" cy="2688590"/>
                   <wp:effectExtent l="0" t="0" r="12700" b="16510"/>
                   <wp:docPr id="787221266" name="图表 1">
@@ -13947,7 +14358,7 @@
                 <w:noProof/>
               </w:rPr>
               <w:drawing>
-                <wp:inline distT="0" distB="0" distL="0" distR="0" wp14:anchorId="6C6552C8" wp14:editId="22105F9F">
+                <wp:inline distT="0" distB="0" distL="0" distR="0" wp14:anchorId="6C6552C8" wp14:editId="3BE2EB74">
                   <wp:extent cx="5168900" cy="2688590"/>
                   <wp:effectExtent l="0" t="0" r="12700" b="16510"/>
                   <wp:docPr id="309719809" name="图表 1">
@@ -14020,7 +14431,7 @@
                 <w:noProof/>
               </w:rPr>
               <w:drawing>
-                <wp:inline distT="0" distB="0" distL="0" distR="0" wp14:anchorId="697C133F" wp14:editId="405FAA99">
+                <wp:inline distT="0" distB="0" distL="0" distR="0" wp14:anchorId="697C133F" wp14:editId="0B6F9A16">
                   <wp:extent cx="5168900" cy="2736850"/>
                   <wp:effectExtent l="0" t="0" r="12700" b="6350"/>
                   <wp:docPr id="207308293" name="图表 1">
@@ -14447,6 +14858,7 @@
                 <w:szCs w:val="21"/>
               </w:rPr>
             </w:pPr>
+            <w:proofErr w:type="gramStart"/>
             <w:r>
               <w:rPr>
                 <w:rFonts w:ascii="Times New Roman" w:hAnsi="Times New Roman"/>
@@ -14456,6 +14868,7 @@
               </w:rPr>
               <w:t>况</w:t>
             </w:r>
+            <w:proofErr w:type="gramEnd"/>
           </w:p>
           <w:p>
             <w:pPr>
@@ -15233,7 +15646,21 @@
               <w:rPr>
                 <w:rFonts w:ascii="Times New Roman" w:hAnsi="Times New Roman" w:hint="eastAsia"/>
               </w:rPr>
-              <w:t>分及以上评价占比唯一低于</w:t>
+              <w:t>分及以上</w:t>
+            </w:r>
+            <w:proofErr w:type="gramStart"/>
+            <w:r>
+              <w:rPr>
+                <w:rFonts w:ascii="Times New Roman" w:hAnsi="Times New Roman" w:hint="eastAsia"/>
+              </w:rPr>
+              <w:t>评价占比唯一</w:t>
+            </w:r>
+            <w:proofErr w:type="gramEnd"/>
+            <w:r>
+              <w:rPr>
+                <w:rFonts w:ascii="Times New Roman" w:hAnsi="Times New Roman" w:hint="eastAsia"/>
+              </w:rPr>
+              <w:t>低于</w:t>
             </w:r>
             <w:r>
               <w:rPr>
@@ -15343,11 +15770,19 @@
                 <w:rFonts w:ascii="Times New Roman" w:hAnsi="Times New Roman"/>
               </w:rPr>
             </w:pPr>
-            <w:r>
-              <w:rPr>
-                <w:rFonts w:ascii="Times New Roman" w:hAnsi="Times New Roman"/>
-              </w:rPr>
-              <w:t>等级饼图直观体现学生整体满意度极高，超</w:t>
+            <w:proofErr w:type="gramStart"/>
+            <w:r>
+              <w:rPr>
+                <w:rFonts w:ascii="Times New Roman" w:hAnsi="Times New Roman"/>
+              </w:rPr>
+              <w:t>等级饼图直观</w:t>
+            </w:r>
+            <w:proofErr w:type="gramEnd"/>
+            <w:r>
+              <w:rPr>
+                <w:rFonts w:ascii="Times New Roman" w:hAnsi="Times New Roman"/>
+              </w:rPr>
+              <w:t>体现学生整体满意度极高，超</w:t>
             </w:r>
             <w:r>
               <w:rPr>
@@ -15478,8 +15913,16 @@
               <w:rPr>
                 <w:rFonts w:ascii="Times New Roman" w:hAnsi="Times New Roman" w:hint="eastAsia"/>
               </w:rPr>
-              <w:t>重点补强问题</w:t>
-            </w:r>
+              <w:t>重</w:t>
+            </w:r>
+            <w:proofErr w:type="gramStart"/>
+            <w:r>
+              <w:rPr>
+                <w:rFonts w:ascii="Times New Roman" w:hAnsi="Times New Roman" w:hint="eastAsia"/>
+              </w:rPr>
+              <w:t>点补强问题</w:t>
+            </w:r>
+            <w:proofErr w:type="gramEnd"/>
             <w:r>
               <w:rPr>
                 <w:rFonts w:ascii="Times New Roman" w:hAnsi="Times New Roman" w:hint="eastAsia"/>
@@ -15652,6 +16095,7 @@
                 <w:szCs w:val="21"/>
               </w:rPr>
             </w:pPr>
+            <w:proofErr w:type="gramStart"/>
             <w:r>
               <w:rPr>
                 <w:rFonts w:ascii="Times New Roman" w:hAnsi="Times New Roman"/>
@@ -15660,6 +16104,7 @@
               </w:rPr>
               <w:t>况</w:t>
             </w:r>
+            <w:proofErr w:type="gramEnd"/>
           </w:p>
           <w:p>
             <w:pPr>
@@ -16123,7 +16568,23 @@
                 <w:rFonts w:ascii="Times New Roman" w:hAnsi="Times New Roman" w:hint="eastAsia"/>
                 <w:szCs w:val="21"/>
               </w:rPr>
-              <w:t>考核核心：掌握原生、混合、跨平台全栈移动应用开发技术体系，理解各平台特性，能够完成项目技术选型，可判别移动系统复杂度，熟练运用混合框架与</w:t>
+              <w:t>考核核心：掌握原生、混合、跨平台全</w:t>
+            </w:r>
+            <w:proofErr w:type="gramStart"/>
+            <w:r>
+              <w:rPr>
+                <w:rFonts w:ascii="Times New Roman" w:hAnsi="Times New Roman" w:hint="eastAsia"/>
+                <w:szCs w:val="21"/>
+              </w:rPr>
+              <w:t>栈</w:t>
+            </w:r>
+            <w:proofErr w:type="gramEnd"/>
+            <w:r>
+              <w:rPr>
+                <w:rFonts w:ascii="Times New Roman" w:hAnsi="Times New Roman" w:hint="eastAsia"/>
+                <w:szCs w:val="21"/>
+              </w:rPr>
+              <w:t>移动应用开发技术体系，理解各平台特性，能够完成项目技术选型，可判别移动系统复杂度，熟练运用混合框架与</w:t>
             </w:r>
             <w:r>
               <w:rPr>
@@ -16293,8 +16754,17 @@
                 <w:rFonts w:ascii="Times New Roman" w:hAnsi="Times New Roman" w:hint="eastAsia"/>
                 <w:szCs w:val="21"/>
               </w:rPr>
-              <w:t xml:space="preserve"> Uniapp</w:t>
-            </w:r>
+              <w:t xml:space="preserve"> </w:t>
+            </w:r>
+            <w:proofErr w:type="spellStart"/>
+            <w:r>
+              <w:rPr>
+                <w:rFonts w:ascii="Times New Roman" w:hAnsi="Times New Roman" w:hint="eastAsia"/>
+                <w:szCs w:val="21"/>
+              </w:rPr>
+              <w:t>Uniapp</w:t>
+            </w:r>
+            <w:proofErr w:type="spellEnd"/>
             <w:r>
               <w:rPr>
                 <w:rFonts w:ascii="Times New Roman" w:hAnsi="Times New Roman" w:hint="eastAsia"/>
@@ -16328,7 +16798,23 @@
                 <w:rFonts w:ascii="Times New Roman" w:hAnsi="Times New Roman" w:hint="eastAsia"/>
                 <w:szCs w:val="21"/>
               </w:rPr>
-              <w:t>工具完成定制化跨平台应用设计，在方案设计中体现创新思路。</w:t>
+              <w:t>工具完成</w:t>
+            </w:r>
+            <w:proofErr w:type="gramStart"/>
+            <w:r>
+              <w:rPr>
+                <w:rFonts w:ascii="Times New Roman" w:hAnsi="Times New Roman" w:hint="eastAsia"/>
+                <w:szCs w:val="21"/>
+              </w:rPr>
+              <w:t>定制化跨平台</w:t>
+            </w:r>
+            <w:proofErr w:type="gramEnd"/>
+            <w:r>
+              <w:rPr>
+                <w:rFonts w:ascii="Times New Roman" w:hAnsi="Times New Roman" w:hint="eastAsia"/>
+                <w:szCs w:val="21"/>
+              </w:rPr>
+              <w:t>应用设计，在方案设计中体现创新思路。</w:t>
             </w:r>
           </w:p>
           <w:p>
@@ -16484,7 +16970,23 @@
                 <w:rFonts w:ascii="Times New Roman" w:hAnsi="Times New Roman" w:hint="eastAsia"/>
                 <w:szCs w:val="21"/>
               </w:rPr>
-              <w:t xml:space="preserve"> DevEco Studio </w:t>
+              <w:t xml:space="preserve"> </w:t>
+            </w:r>
+            <w:proofErr w:type="spellStart"/>
+            <w:r>
+              <w:rPr>
+                <w:rFonts w:ascii="Times New Roman" w:hAnsi="Times New Roman" w:hint="eastAsia"/>
+                <w:szCs w:val="21"/>
+              </w:rPr>
+              <w:t>DevEco</w:t>
+            </w:r>
+            <w:proofErr w:type="spellEnd"/>
+            <w:r>
+              <w:rPr>
+                <w:rFonts w:ascii="Times New Roman" w:hAnsi="Times New Roman" w:hint="eastAsia"/>
+                <w:szCs w:val="21"/>
+              </w:rPr>
+              <w:t xml:space="preserve"> Studio </w:t>
             </w:r>
             <w:r>
               <w:rPr>
@@ -16859,8 +17361,17 @@
                 <w:rFonts w:ascii="Times New Roman" w:hAnsi="Times New Roman" w:hint="eastAsia"/>
                 <w:szCs w:val="21"/>
               </w:rPr>
-              <w:t>，达成效果良好；仅目标</w:t>
-            </w:r>
+              <w:t>，达成效果良好；</w:t>
+            </w:r>
+            <w:proofErr w:type="gramStart"/>
+            <w:r>
+              <w:rPr>
+                <w:rFonts w:ascii="Times New Roman" w:hAnsi="Times New Roman" w:hint="eastAsia"/>
+                <w:szCs w:val="21"/>
+              </w:rPr>
+              <w:t>仅目标</w:t>
+            </w:r>
+            <w:proofErr w:type="gramEnd"/>
             <w:r>
               <w:rPr>
                 <w:rFonts w:ascii="Times New Roman" w:hAnsi="Times New Roman" w:hint="eastAsia"/>
@@ -17117,7 +17628,23 @@
                 <w:rFonts w:ascii="Times New Roman" w:hAnsi="Times New Roman" w:hint="eastAsia"/>
                 <w:szCs w:val="21"/>
               </w:rPr>
-              <w:t>，与定量考核达成度高度匹配，学生自我认知与实际考核成绩基本一致；</w:t>
+              <w:t>，与定量考核达成</w:t>
+            </w:r>
+            <w:proofErr w:type="gramStart"/>
+            <w:r>
+              <w:rPr>
+                <w:rFonts w:ascii="Times New Roman" w:hAnsi="Times New Roman" w:hint="eastAsia"/>
+                <w:szCs w:val="21"/>
+              </w:rPr>
+              <w:t>度高度</w:t>
+            </w:r>
+            <w:proofErr w:type="gramEnd"/>
+            <w:r>
+              <w:rPr>
+                <w:rFonts w:ascii="Times New Roman" w:hAnsi="Times New Roman" w:hint="eastAsia"/>
+                <w:szCs w:val="21"/>
+              </w:rPr>
+              <w:t>匹配，学生自我认知与实际考核成绩基本一致；</w:t>
             </w:r>
           </w:p>
           <w:p>
@@ -17341,7 +17868,55 @@
                 <w:rFonts w:ascii="Times New Roman" w:hAnsi="Times New Roman" w:hint="eastAsia"/>
                 <w:szCs w:val="21"/>
               </w:rPr>
-              <w:t>三类认知占比均衡，覆盖本课程全部毕业要求支撑指标，说明课程整体知识框架、项目训练能够覆盖培养目标，仅华为多端跨设备适配模块训练深度不足。</w:t>
+              <w:t>三类</w:t>
+            </w:r>
+            <w:proofErr w:type="gramStart"/>
+            <w:r>
+              <w:rPr>
+                <w:rFonts w:ascii="Times New Roman" w:hAnsi="Times New Roman" w:hint="eastAsia"/>
+                <w:szCs w:val="21"/>
+              </w:rPr>
+              <w:t>认知占</w:t>
+            </w:r>
+            <w:proofErr w:type="gramEnd"/>
+            <w:r>
+              <w:rPr>
+                <w:rFonts w:ascii="Times New Roman" w:hAnsi="Times New Roman" w:hint="eastAsia"/>
+                <w:szCs w:val="21"/>
+              </w:rPr>
+              <w:t>比均衡，覆盖本课程全部毕业要求支撑指标，说明课程整体知识框架、项目训练能够覆盖培养目标，仅华为多端跨设备</w:t>
+            </w:r>
+            <w:proofErr w:type="gramStart"/>
+            <w:r>
+              <w:rPr>
+                <w:rFonts w:ascii="Times New Roman" w:hAnsi="Times New Roman" w:hint="eastAsia"/>
+                <w:szCs w:val="21"/>
+              </w:rPr>
+              <w:t>适</w:t>
+            </w:r>
+            <w:proofErr w:type="gramEnd"/>
+            <w:r>
+              <w:rPr>
+                <w:rFonts w:ascii="Times New Roman" w:hAnsi="Times New Roman" w:hint="eastAsia"/>
+                <w:szCs w:val="21"/>
+              </w:rPr>
+              <w:t>配模</w:t>
+            </w:r>
+            <w:proofErr w:type="gramStart"/>
+            <w:r>
+              <w:rPr>
+                <w:rFonts w:ascii="Times New Roman" w:hAnsi="Times New Roman" w:hint="eastAsia"/>
+                <w:szCs w:val="21"/>
+              </w:rPr>
+              <w:t>块训练</w:t>
+            </w:r>
+            <w:proofErr w:type="gramEnd"/>
+            <w:r>
+              <w:rPr>
+                <w:rFonts w:ascii="Times New Roman" w:hAnsi="Times New Roman" w:hint="eastAsia"/>
+                <w:szCs w:val="21"/>
+              </w:rPr>
+              <w:t>深度不足。</w:t>
             </w:r>
           </w:p>
           <w:p>
@@ -17636,6 +18211,7 @@
               </w:rPr>
               <w:t>、</w:t>
             </w:r>
+            <w:proofErr w:type="spellStart"/>
             <w:r>
               <w:rPr>
                 <w:rFonts w:ascii="Times New Roman" w:hAnsi="Times New Roman" w:hint="eastAsia"/>
@@ -17643,6 +18219,7 @@
               </w:rPr>
               <w:t>Uniapp</w:t>
             </w:r>
+            <w:proofErr w:type="spellEnd"/>
             <w:r>
               <w:rPr>
                 <w:rFonts w:ascii="Times New Roman" w:hAnsi="Times New Roman" w:hint="eastAsia"/>
@@ -17718,7 +18295,23 @@
                 <w:rFonts w:ascii="Times New Roman" w:hAnsi="Times New Roman" w:hint="eastAsia"/>
                 <w:szCs w:val="21"/>
               </w:rPr>
-              <w:t>过程性考核占比提升后，学生实操练习频次增加，目标</w:t>
+              <w:t>过程性</w:t>
+            </w:r>
+            <w:proofErr w:type="gramStart"/>
+            <w:r>
+              <w:rPr>
+                <w:rFonts w:ascii="Times New Roman" w:hAnsi="Times New Roman" w:hint="eastAsia"/>
+                <w:szCs w:val="21"/>
+              </w:rPr>
+              <w:t>考核占</w:t>
+            </w:r>
+            <w:proofErr w:type="gramEnd"/>
+            <w:r>
+              <w:rPr>
+                <w:rFonts w:ascii="Times New Roman" w:hAnsi="Times New Roman" w:hint="eastAsia"/>
+                <w:szCs w:val="21"/>
+              </w:rPr>
+              <w:t>比提升后，学生实操练习频次增加，目标</w:t>
             </w:r>
             <w:r>
               <w:rPr>
@@ -17860,7 +18453,23 @@
                 <w:rFonts w:ascii="Times New Roman" w:hAnsi="Times New Roman" w:hint="eastAsia"/>
                 <w:szCs w:val="21"/>
               </w:rPr>
-              <w:t xml:space="preserve"> DevEco Studio </w:t>
+              <w:t xml:space="preserve"> </w:t>
+            </w:r>
+            <w:proofErr w:type="spellStart"/>
+            <w:r>
+              <w:rPr>
+                <w:rFonts w:ascii="Times New Roman" w:hAnsi="Times New Roman" w:hint="eastAsia"/>
+                <w:szCs w:val="21"/>
+              </w:rPr>
+              <w:t>DevEco</w:t>
+            </w:r>
+            <w:proofErr w:type="spellEnd"/>
+            <w:r>
+              <w:rPr>
+                <w:rFonts w:ascii="Times New Roman" w:hAnsi="Times New Roman" w:hint="eastAsia"/>
+                <w:szCs w:val="21"/>
+              </w:rPr>
+              <w:t xml:space="preserve"> Studio </w:t>
             </w:r>
             <w:r>
               <w:rPr>
@@ -18132,7 +18741,23 @@
                 <w:rFonts w:ascii="Times New Roman" w:hAnsi="Times New Roman" w:hint="eastAsia"/>
                 <w:szCs w:val="21"/>
               </w:rPr>
-              <w:t>将期末项目跨设备适配模块分值由</w:t>
+              <w:t>将期末项目跨设备</w:t>
+            </w:r>
+            <w:proofErr w:type="gramStart"/>
+            <w:r>
+              <w:rPr>
+                <w:rFonts w:ascii="Times New Roman" w:hAnsi="Times New Roman" w:hint="eastAsia"/>
+                <w:szCs w:val="21"/>
+              </w:rPr>
+              <w:t>适</w:t>
+            </w:r>
+            <w:proofErr w:type="gramEnd"/>
+            <w:r>
+              <w:rPr>
+                <w:rFonts w:ascii="Times New Roman" w:hAnsi="Times New Roman" w:hint="eastAsia"/>
+                <w:szCs w:val="21"/>
+              </w:rPr>
+              <w:t>配模块分值由</w:t>
             </w:r>
             <w:r>
               <w:rPr>
@@ -18219,7 +18844,23 @@
                 <w:rFonts w:ascii="Times New Roman" w:hAnsi="Times New Roman" w:hint="eastAsia"/>
                 <w:szCs w:val="21"/>
               </w:rPr>
-              <w:t>建立学困生专项帮扶机制</w:t>
+              <w:t>建立</w:t>
+            </w:r>
+            <w:proofErr w:type="gramStart"/>
+            <w:r>
+              <w:rPr>
+                <w:rFonts w:ascii="Times New Roman" w:hAnsi="Times New Roman" w:hint="eastAsia"/>
+                <w:szCs w:val="21"/>
+              </w:rPr>
+              <w:t>学困生</w:t>
+            </w:r>
+            <w:proofErr w:type="gramEnd"/>
+            <w:r>
+              <w:rPr>
+                <w:rFonts w:ascii="Times New Roman" w:hAnsi="Times New Roman" w:hint="eastAsia"/>
+                <w:szCs w:val="21"/>
+              </w:rPr>
+              <w:t>专项帮扶机制</w:t>
             </w:r>
           </w:p>
           <w:p>
@@ -18250,14 +18891,46 @@
                 <w:rFonts w:ascii="Times New Roman" w:hAnsi="Times New Roman" w:hint="eastAsia"/>
                 <w:szCs w:val="21"/>
               </w:rPr>
-              <w:t>达成不达标的学生，开设课后专项实操工坊：补充华为多端适配额外实操练习、发放</w:t>
-            </w:r>
-            <w:r>
-              <w:rPr>
-                <w:rFonts w:ascii="Times New Roman" w:hAnsi="Times New Roman" w:hint="eastAsia"/>
-                <w:szCs w:val="21"/>
-              </w:rPr>
-              <w:t xml:space="preserve"> DevEco Studio </w:t>
+              <w:t>达成不达标的学生，开设课后专项实操工坊：补充华为多端</w:t>
+            </w:r>
+            <w:proofErr w:type="gramStart"/>
+            <w:r>
+              <w:rPr>
+                <w:rFonts w:ascii="Times New Roman" w:hAnsi="Times New Roman" w:hint="eastAsia"/>
+                <w:szCs w:val="21"/>
+              </w:rPr>
+              <w:t>适配额外实操练</w:t>
+            </w:r>
+            <w:proofErr w:type="gramEnd"/>
+            <w:r>
+              <w:rPr>
+                <w:rFonts w:ascii="Times New Roman" w:hAnsi="Times New Roman" w:hint="eastAsia"/>
+                <w:szCs w:val="21"/>
+              </w:rPr>
+              <w:t>习、发放</w:t>
+            </w:r>
+            <w:r>
+              <w:rPr>
+                <w:rFonts w:ascii="Times New Roman" w:hAnsi="Times New Roman" w:hint="eastAsia"/>
+                <w:szCs w:val="21"/>
+              </w:rPr>
+              <w:t xml:space="preserve"> </w:t>
+            </w:r>
+            <w:proofErr w:type="spellStart"/>
+            <w:r>
+              <w:rPr>
+                <w:rFonts w:ascii="Times New Roman" w:hAnsi="Times New Roman" w:hint="eastAsia"/>
+                <w:szCs w:val="21"/>
+              </w:rPr>
+              <w:t>DevEco</w:t>
+            </w:r>
+            <w:proofErr w:type="spellEnd"/>
+            <w:r>
+              <w:rPr>
+                <w:rFonts w:ascii="Times New Roman" w:hAnsi="Times New Roman" w:hint="eastAsia"/>
+                <w:szCs w:val="21"/>
+              </w:rPr>
+              <w:t xml:space="preserve"> Studio </w:t>
             </w:r>
             <w:r>
               <w:rPr>
@@ -20337,8 +21010,8 @@
           <c:h val="0.69527177207516699"/>
         </c:manualLayout>
       </c:layout>
-      <c:lineChart>
-        <c:grouping val="standard"/>
+      <c:scatterChart>
+        <c:scatterStyle val="lineMarker"/>
         <c:varyColors val="0"/>
         <c:ser>
           <c:idx val="1"/>
@@ -20347,19 +21020,16 @@
             <c:v>0.80平均</c:v>
           </c:tx>
           <c:spPr>
-            <a:ln w="25400" cap="rnd" cmpd="sng" algn="ctr">
-              <a:solidFill>
-                <a:schemeClr val="accent2"/>
-              </a:solidFill>
-              <a:prstDash val="solid"/>
-              <a:round/>
+            <a:ln w="25400">
+              <a:noFill/>
             </a:ln>
             <a:effectLst/>
           </c:spPr>
           <c:marker>
-            <c:symbol val="none"/>
+            <c:symbol val="square"/>
+            <c:size val="2"/>
           </c:marker>
-          <c:cat>
+          <c:xVal>
             <c:numRef>
               <c:f>目标1散点趋势图!$B$1:$B$85</c:f>
               <c:numCache>
@@ -20622,8 +21292,8 @@
                 </c:pt>
               </c:numCache>
             </c:numRef>
-          </c:cat>
-          <c:val>
+          </c:xVal>
+          <c:yVal>
             <c:numRef>
               <c:f>目标1散点趋势图!$D$1:$D$85</c:f>
               <c:numCache>
@@ -20886,7 +21556,7 @@
                 </c:pt>
               </c:numCache>
             </c:numRef>
-          </c:val>
+          </c:yVal>
           <c:smooth val="0"/>
           <c:extLst>
             <c:ext xmlns:c16="http://schemas.microsoft.com/office/drawing/2014/chart" uri="{C3380CC4-5D6E-409C-BE32-E72D297353CC}">
@@ -20901,19 +21571,16 @@
             <c:v>0.60期望</c:v>
           </c:tx>
           <c:spPr>
-            <a:ln w="25400" cap="rnd" cmpd="sng" algn="ctr">
-              <a:solidFill>
-                <a:schemeClr val="accent3"/>
-              </a:solidFill>
-              <a:prstDash val="dash"/>
-              <a:miter lim="800000"/>
+            <a:ln w="25400">
+              <a:noFill/>
             </a:ln>
             <a:effectLst/>
           </c:spPr>
           <c:marker>
-            <c:symbol val="none"/>
+            <c:symbol val="triangle"/>
+            <c:size val="2"/>
           </c:marker>
-          <c:cat>
+          <c:xVal>
             <c:numRef>
               <c:f>目标1散点趋势图!$B$1:$B$85</c:f>
               <c:numCache>
@@ -21176,8 +21843,8 @@
                 </c:pt>
               </c:numCache>
             </c:numRef>
-          </c:cat>
-          <c:val>
+          </c:xVal>
+          <c:yVal>
             <c:numRef>
               <c:f>目标1散点趋势图!$E$1:$E$85</c:f>
               <c:numCache>
@@ -21440,7 +22107,7 @@
                 </c:pt>
               </c:numCache>
             </c:numRef>
-          </c:val>
+          </c:yVal>
           <c:smooth val="0"/>
           <c:extLst>
             <c:ext xmlns:c16="http://schemas.microsoft.com/office/drawing/2014/chart" uri="{C3380CC4-5D6E-409C-BE32-E72D297353CC}">
@@ -21448,22 +22115,6 @@
             </c:ext>
           </c:extLst>
         </c:ser>
-        <c:dLbls>
-          <c:showLegendKey val="0"/>
-          <c:showVal val="0"/>
-          <c:showCatName val="0"/>
-          <c:showSerName val="0"/>
-          <c:showPercent val="0"/>
-          <c:showBubbleSize val="0"/>
-        </c:dLbls>
-        <c:marker val="1"/>
-        <c:smooth val="0"/>
-        <c:axId val="245223808"/>
-        <c:axId val="251851136"/>
-      </c:lineChart>
-      <c:scatterChart>
-        <c:scatterStyle val="lineMarker"/>
-        <c:varyColors val="0"/>
         <c:ser>
           <c:idx val="0"/>
           <c:order val="0"/>
@@ -21471,16 +22122,14 @@
             <c:v>个体达成度</c:v>
           </c:tx>
           <c:spPr>
-            <a:ln w="19050" cap="rnd" cmpd="sng" algn="ctr">
+            <a:ln w="28575">
               <a:noFill/>
-              <a:prstDash val="solid"/>
-              <a:round/>
             </a:ln>
             <a:effectLst/>
           </c:spPr>
           <c:marker>
             <c:symbol val="circle"/>
-            <c:size val="5"/>
+            <c:size val="3"/>
             <c:spPr>
               <a:solidFill>
                 <a:schemeClr val="accent1"/>
@@ -21495,270 +22144,6 @@
               <a:effectLst/>
             </c:spPr>
           </c:marker>
-          <c:xVal>
-            <c:numRef>
-              <c:f>目标1散点趋势图!$B$1:$B$85</c:f>
-              <c:numCache>
-                <c:formatCode>General</c:formatCode>
-                <c:ptCount val="85"/>
-                <c:pt idx="0">
-                  <c:v>1</c:v>
-                </c:pt>
-                <c:pt idx="1">
-                  <c:v>2</c:v>
-                </c:pt>
-                <c:pt idx="2">
-                  <c:v>3</c:v>
-                </c:pt>
-                <c:pt idx="3">
-                  <c:v>4</c:v>
-                </c:pt>
-                <c:pt idx="4">
-                  <c:v>5</c:v>
-                </c:pt>
-                <c:pt idx="5">
-                  <c:v>6</c:v>
-                </c:pt>
-                <c:pt idx="6">
-                  <c:v>7</c:v>
-                </c:pt>
-                <c:pt idx="7">
-                  <c:v>8</c:v>
-                </c:pt>
-                <c:pt idx="8">
-                  <c:v>9</c:v>
-                </c:pt>
-                <c:pt idx="9">
-                  <c:v>10</c:v>
-                </c:pt>
-                <c:pt idx="10">
-                  <c:v>11</c:v>
-                </c:pt>
-                <c:pt idx="11">
-                  <c:v>12</c:v>
-                </c:pt>
-                <c:pt idx="12">
-                  <c:v>13</c:v>
-                </c:pt>
-                <c:pt idx="13">
-                  <c:v>14</c:v>
-                </c:pt>
-                <c:pt idx="14">
-                  <c:v>15</c:v>
-                </c:pt>
-                <c:pt idx="15">
-                  <c:v>16</c:v>
-                </c:pt>
-                <c:pt idx="16">
-                  <c:v>17</c:v>
-                </c:pt>
-                <c:pt idx="17">
-                  <c:v>18</c:v>
-                </c:pt>
-                <c:pt idx="18">
-                  <c:v>19</c:v>
-                </c:pt>
-                <c:pt idx="19">
-                  <c:v>20</c:v>
-                </c:pt>
-                <c:pt idx="20">
-                  <c:v>21</c:v>
-                </c:pt>
-                <c:pt idx="21">
-                  <c:v>22</c:v>
-                </c:pt>
-                <c:pt idx="22">
-                  <c:v>23</c:v>
-                </c:pt>
-                <c:pt idx="23">
-                  <c:v>24</c:v>
-                </c:pt>
-                <c:pt idx="24">
-                  <c:v>25</c:v>
-                </c:pt>
-                <c:pt idx="25">
-                  <c:v>26</c:v>
-                </c:pt>
-                <c:pt idx="26">
-                  <c:v>27</c:v>
-                </c:pt>
-                <c:pt idx="27">
-                  <c:v>28</c:v>
-                </c:pt>
-                <c:pt idx="28">
-                  <c:v>29</c:v>
-                </c:pt>
-                <c:pt idx="29">
-                  <c:v>30</c:v>
-                </c:pt>
-                <c:pt idx="30">
-                  <c:v>31</c:v>
-                </c:pt>
-                <c:pt idx="31">
-                  <c:v>32</c:v>
-                </c:pt>
-                <c:pt idx="32">
-                  <c:v>33</c:v>
-                </c:pt>
-                <c:pt idx="33">
-                  <c:v>34</c:v>
-                </c:pt>
-                <c:pt idx="34">
-                  <c:v>35</c:v>
-                </c:pt>
-                <c:pt idx="35">
-                  <c:v>36</c:v>
-                </c:pt>
-                <c:pt idx="36">
-                  <c:v>37</c:v>
-                </c:pt>
-                <c:pt idx="37">
-                  <c:v>38</c:v>
-                </c:pt>
-                <c:pt idx="38">
-                  <c:v>39</c:v>
-                </c:pt>
-                <c:pt idx="39">
-                  <c:v>40</c:v>
-                </c:pt>
-                <c:pt idx="40">
-                  <c:v>41</c:v>
-                </c:pt>
-                <c:pt idx="41">
-                  <c:v>42</c:v>
-                </c:pt>
-                <c:pt idx="42">
-                  <c:v>43</c:v>
-                </c:pt>
-                <c:pt idx="43">
-                  <c:v>44</c:v>
-                </c:pt>
-                <c:pt idx="44">
-                  <c:v>45</c:v>
-                </c:pt>
-                <c:pt idx="45">
-                  <c:v>46</c:v>
-                </c:pt>
-                <c:pt idx="46">
-                  <c:v>47</c:v>
-                </c:pt>
-                <c:pt idx="47">
-                  <c:v>48</c:v>
-                </c:pt>
-                <c:pt idx="48">
-                  <c:v>49</c:v>
-                </c:pt>
-                <c:pt idx="49">
-                  <c:v>50</c:v>
-                </c:pt>
-                <c:pt idx="50">
-                  <c:v>51</c:v>
-                </c:pt>
-                <c:pt idx="51">
-                  <c:v>52</c:v>
-                </c:pt>
-                <c:pt idx="52">
-                  <c:v>53</c:v>
-                </c:pt>
-                <c:pt idx="53">
-                  <c:v>54</c:v>
-                </c:pt>
-                <c:pt idx="54">
-                  <c:v>55</c:v>
-                </c:pt>
-                <c:pt idx="55">
-                  <c:v>56</c:v>
-                </c:pt>
-                <c:pt idx="56">
-                  <c:v>57</c:v>
-                </c:pt>
-                <c:pt idx="57">
-                  <c:v>58</c:v>
-                </c:pt>
-                <c:pt idx="58">
-                  <c:v>59</c:v>
-                </c:pt>
-                <c:pt idx="59">
-                  <c:v>60</c:v>
-                </c:pt>
-                <c:pt idx="60">
-                  <c:v>61</c:v>
-                </c:pt>
-                <c:pt idx="61">
-                  <c:v>62</c:v>
-                </c:pt>
-                <c:pt idx="62">
-                  <c:v>63</c:v>
-                </c:pt>
-                <c:pt idx="63">
-                  <c:v>64</c:v>
-                </c:pt>
-                <c:pt idx="64">
-                  <c:v>65</c:v>
-                </c:pt>
-                <c:pt idx="65">
-                  <c:v>66</c:v>
-                </c:pt>
-                <c:pt idx="66">
-                  <c:v>67</c:v>
-                </c:pt>
-                <c:pt idx="67">
-                  <c:v>68</c:v>
-                </c:pt>
-                <c:pt idx="68">
-                  <c:v>69</c:v>
-                </c:pt>
-                <c:pt idx="69">
-                  <c:v>70</c:v>
-                </c:pt>
-                <c:pt idx="70">
-                  <c:v>71</c:v>
-                </c:pt>
-                <c:pt idx="71">
-                  <c:v>72</c:v>
-                </c:pt>
-                <c:pt idx="72">
-                  <c:v>73</c:v>
-                </c:pt>
-                <c:pt idx="73">
-                  <c:v>74</c:v>
-                </c:pt>
-                <c:pt idx="74">
-                  <c:v>75</c:v>
-                </c:pt>
-                <c:pt idx="75">
-                  <c:v>76</c:v>
-                </c:pt>
-                <c:pt idx="76">
-                  <c:v>77</c:v>
-                </c:pt>
-                <c:pt idx="77">
-                  <c:v>78</c:v>
-                </c:pt>
-                <c:pt idx="78">
-                  <c:v>79</c:v>
-                </c:pt>
-                <c:pt idx="79">
-                  <c:v>80</c:v>
-                </c:pt>
-                <c:pt idx="80">
-                  <c:v>81</c:v>
-                </c:pt>
-                <c:pt idx="81">
-                  <c:v>82</c:v>
-                </c:pt>
-                <c:pt idx="82">
-                  <c:v>83</c:v>
-                </c:pt>
-                <c:pt idx="83">
-                  <c:v>84</c:v>
-                </c:pt>
-                <c:pt idx="84">
-                  <c:v>85</c:v>
-                </c:pt>
-              </c:numCache>
-            </c:numRef>
-          </c:xVal>
           <c:yVal>
             <c:numRef>
               <c:f>目标1散点趋势图!$C$1:$C$85</c:f>
@@ -22041,11 +22426,12 @@
         <c:axId val="245223808"/>
         <c:axId val="251851136"/>
       </c:scatterChart>
-      <c:catAx>
+      <c:valAx>
         <c:axId val="245223808"/>
         <c:scaling>
           <c:orientation val="minMax"/>
-          <c:max val="48.5"/>
+          <c:max val="85"/>
+          <c:min val="1"/>
         </c:scaling>
         <c:delete val="0"/>
         <c:axPos val="b"/>
@@ -22119,12 +22505,9 @@
         </c:txPr>
         <c:crossAx val="251851136"/>
         <c:crosses val="autoZero"/>
-        <c:auto val="1"/>
-        <c:lblAlgn val="ctr"/>
-        <c:lblOffset val="10"/>
-        <c:tickLblSkip val="3"/>
-        <c:noMultiLvlLbl val="0"/>
-      </c:catAx>
+        <c:crossBetween val="midCat"/>
+        <c:majorUnit val="3"/>
+      </c:valAx>
       <c:valAx>
         <c:axId val="251851136"/>
         <c:scaling>
@@ -22203,7 +22586,7 @@
         </c:txPr>
         <c:crossAx val="245223808"/>
         <c:crosses val="autoZero"/>
-        <c:crossBetween val="between"/>
+        <c:crossBetween val="midCat"/>
       </c:valAx>
       <c:spPr>
         <a:noFill/>
@@ -22260,8 +22643,8 @@
           <c:yMode val="edge"/>
           <c:x val="0.14719917463587201"/>
           <c:y val="0.67289806386586604"/>
-          <c:w val="0.62759684296470997"/>
-          <c:h val="4.4013419461669201E-2"/>
+          <c:w val="0.37366751146278698"/>
+          <c:h val="7.4164841820807903E-2"/>
         </c:manualLayout>
       </c:layout>
       <c:overlay val="0"/>
@@ -22392,8 +22775,8 @@
           <c:h val="0.69527177207516699"/>
         </c:manualLayout>
       </c:layout>
-      <c:lineChart>
-        <c:grouping val="standard"/>
+      <c:scatterChart>
+        <c:scatterStyle val="lineMarker"/>
         <c:varyColors val="0"/>
         <c:ser>
           <c:idx val="1"/>
@@ -22402,19 +22785,16 @@
             <c:v>0.79平均</c:v>
           </c:tx>
           <c:spPr>
-            <a:ln w="25400" cap="rnd" cmpd="sng" algn="ctr">
-              <a:solidFill>
-                <a:schemeClr val="accent2"/>
-              </a:solidFill>
-              <a:prstDash val="solid"/>
-              <a:round/>
+            <a:ln w="25400">
+              <a:noFill/>
             </a:ln>
             <a:effectLst/>
           </c:spPr>
           <c:marker>
-            <c:symbol val="none"/>
+            <c:symbol val="square"/>
+            <c:size val="2"/>
           </c:marker>
-          <c:cat>
+          <c:xVal>
             <c:numRef>
               <c:f>目标2散点趋势图!$B$1:$B$85</c:f>
               <c:numCache>
@@ -22677,8 +23057,8 @@
                 </c:pt>
               </c:numCache>
             </c:numRef>
-          </c:cat>
-          <c:val>
+          </c:xVal>
+          <c:yVal>
             <c:numRef>
               <c:f>目标2散点趋势图!$D$1:$D$85</c:f>
               <c:numCache>
@@ -22941,7 +23321,7 @@
                 </c:pt>
               </c:numCache>
             </c:numRef>
-          </c:val>
+          </c:yVal>
           <c:smooth val="0"/>
           <c:extLst>
             <c:ext xmlns:c16="http://schemas.microsoft.com/office/drawing/2014/chart" uri="{C3380CC4-5D6E-409C-BE32-E72D297353CC}">
@@ -22956,19 +23336,16 @@
             <c:v>0.60期望</c:v>
           </c:tx>
           <c:spPr>
-            <a:ln w="25400" cap="rnd" cmpd="sng" algn="ctr">
-              <a:solidFill>
-                <a:schemeClr val="accent3"/>
-              </a:solidFill>
-              <a:prstDash val="dash"/>
-              <a:miter lim="800000"/>
+            <a:ln w="25400">
+              <a:noFill/>
             </a:ln>
             <a:effectLst/>
           </c:spPr>
           <c:marker>
-            <c:symbol val="none"/>
+            <c:symbol val="triangle"/>
+            <c:size val="2"/>
           </c:marker>
-          <c:cat>
+          <c:xVal>
             <c:numRef>
               <c:f>目标2散点趋势图!$B$1:$B$85</c:f>
               <c:numCache>
@@ -23231,8 +23608,8 @@
                 </c:pt>
               </c:numCache>
             </c:numRef>
-          </c:cat>
-          <c:val>
+          </c:xVal>
+          <c:yVal>
             <c:numRef>
               <c:f>目标2散点趋势图!$E$1:$E$85</c:f>
               <c:numCache>
@@ -23495,7 +23872,7 @@
                 </c:pt>
               </c:numCache>
             </c:numRef>
-          </c:val>
+          </c:yVal>
           <c:smooth val="0"/>
           <c:extLst>
             <c:ext xmlns:c16="http://schemas.microsoft.com/office/drawing/2014/chart" uri="{C3380CC4-5D6E-409C-BE32-E72D297353CC}">
@@ -23503,22 +23880,6 @@
             </c:ext>
           </c:extLst>
         </c:ser>
-        <c:dLbls>
-          <c:showLegendKey val="0"/>
-          <c:showVal val="0"/>
-          <c:showCatName val="0"/>
-          <c:showSerName val="0"/>
-          <c:showPercent val="0"/>
-          <c:showBubbleSize val="0"/>
-        </c:dLbls>
-        <c:marker val="1"/>
-        <c:smooth val="0"/>
-        <c:axId val="243681536"/>
-        <c:axId val="243684096"/>
-      </c:lineChart>
-      <c:scatterChart>
-        <c:scatterStyle val="lineMarker"/>
-        <c:varyColors val="0"/>
         <c:ser>
           <c:idx val="0"/>
           <c:order val="0"/>
@@ -23526,16 +23887,14 @@
             <c:v>个体达成度</c:v>
           </c:tx>
           <c:spPr>
-            <a:ln w="19050" cap="rnd" cmpd="sng" algn="ctr">
+            <a:ln w="28575">
               <a:noFill/>
-              <a:prstDash val="solid"/>
-              <a:round/>
             </a:ln>
             <a:effectLst/>
           </c:spPr>
           <c:marker>
             <c:symbol val="circle"/>
-            <c:size val="5"/>
+            <c:size val="3"/>
             <c:spPr>
               <a:solidFill>
                 <a:schemeClr val="accent1"/>
@@ -23550,270 +23909,6 @@
               <a:effectLst/>
             </c:spPr>
           </c:marker>
-          <c:xVal>
-            <c:numRef>
-              <c:f>目标2散点趋势图!$B$1:$B$85</c:f>
-              <c:numCache>
-                <c:formatCode>General</c:formatCode>
-                <c:ptCount val="85"/>
-                <c:pt idx="0">
-                  <c:v>1</c:v>
-                </c:pt>
-                <c:pt idx="1">
-                  <c:v>2</c:v>
-                </c:pt>
-                <c:pt idx="2">
-                  <c:v>3</c:v>
-                </c:pt>
-                <c:pt idx="3">
-                  <c:v>4</c:v>
-                </c:pt>
-                <c:pt idx="4">
-                  <c:v>5</c:v>
-                </c:pt>
-                <c:pt idx="5">
-                  <c:v>6</c:v>
-                </c:pt>
-                <c:pt idx="6">
-                  <c:v>7</c:v>
-                </c:pt>
-                <c:pt idx="7">
-                  <c:v>8</c:v>
-                </c:pt>
-                <c:pt idx="8">
-                  <c:v>9</c:v>
-                </c:pt>
-                <c:pt idx="9">
-                  <c:v>10</c:v>
-                </c:pt>
-                <c:pt idx="10">
-                  <c:v>11</c:v>
-                </c:pt>
-                <c:pt idx="11">
-                  <c:v>12</c:v>
-                </c:pt>
-                <c:pt idx="12">
-                  <c:v>13</c:v>
-                </c:pt>
-                <c:pt idx="13">
-                  <c:v>14</c:v>
-                </c:pt>
-                <c:pt idx="14">
-                  <c:v>15</c:v>
-                </c:pt>
-                <c:pt idx="15">
-                  <c:v>16</c:v>
-                </c:pt>
-                <c:pt idx="16">
-                  <c:v>17</c:v>
-                </c:pt>
-                <c:pt idx="17">
-                  <c:v>18</c:v>
-                </c:pt>
-                <c:pt idx="18">
-                  <c:v>19</c:v>
-                </c:pt>
-                <c:pt idx="19">
-                  <c:v>20</c:v>
-                </c:pt>
-                <c:pt idx="20">
-                  <c:v>21</c:v>
-                </c:pt>
-                <c:pt idx="21">
-                  <c:v>22</c:v>
-                </c:pt>
-                <c:pt idx="22">
-                  <c:v>23</c:v>
-                </c:pt>
-                <c:pt idx="23">
-                  <c:v>24</c:v>
-                </c:pt>
-                <c:pt idx="24">
-                  <c:v>25</c:v>
-                </c:pt>
-                <c:pt idx="25">
-                  <c:v>26</c:v>
-                </c:pt>
-                <c:pt idx="26">
-                  <c:v>27</c:v>
-                </c:pt>
-                <c:pt idx="27">
-                  <c:v>28</c:v>
-                </c:pt>
-                <c:pt idx="28">
-                  <c:v>29</c:v>
-                </c:pt>
-                <c:pt idx="29">
-                  <c:v>30</c:v>
-                </c:pt>
-                <c:pt idx="30">
-                  <c:v>31</c:v>
-                </c:pt>
-                <c:pt idx="31">
-                  <c:v>32</c:v>
-                </c:pt>
-                <c:pt idx="32">
-                  <c:v>33</c:v>
-                </c:pt>
-                <c:pt idx="33">
-                  <c:v>34</c:v>
-                </c:pt>
-                <c:pt idx="34">
-                  <c:v>35</c:v>
-                </c:pt>
-                <c:pt idx="35">
-                  <c:v>36</c:v>
-                </c:pt>
-                <c:pt idx="36">
-                  <c:v>37</c:v>
-                </c:pt>
-                <c:pt idx="37">
-                  <c:v>38</c:v>
-                </c:pt>
-                <c:pt idx="38">
-                  <c:v>39</c:v>
-                </c:pt>
-                <c:pt idx="39">
-                  <c:v>40</c:v>
-                </c:pt>
-                <c:pt idx="40">
-                  <c:v>41</c:v>
-                </c:pt>
-                <c:pt idx="41">
-                  <c:v>42</c:v>
-                </c:pt>
-                <c:pt idx="42">
-                  <c:v>43</c:v>
-                </c:pt>
-                <c:pt idx="43">
-                  <c:v>44</c:v>
-                </c:pt>
-                <c:pt idx="44">
-                  <c:v>45</c:v>
-                </c:pt>
-                <c:pt idx="45">
-                  <c:v>46</c:v>
-                </c:pt>
-                <c:pt idx="46">
-                  <c:v>47</c:v>
-                </c:pt>
-                <c:pt idx="47">
-                  <c:v>48</c:v>
-                </c:pt>
-                <c:pt idx="48">
-                  <c:v>49</c:v>
-                </c:pt>
-                <c:pt idx="49">
-                  <c:v>50</c:v>
-                </c:pt>
-                <c:pt idx="50">
-                  <c:v>51</c:v>
-                </c:pt>
-                <c:pt idx="51">
-                  <c:v>52</c:v>
-                </c:pt>
-                <c:pt idx="52">
-                  <c:v>53</c:v>
-                </c:pt>
-                <c:pt idx="53">
-                  <c:v>54</c:v>
-                </c:pt>
-                <c:pt idx="54">
-                  <c:v>55</c:v>
-                </c:pt>
-                <c:pt idx="55">
-                  <c:v>56</c:v>
-                </c:pt>
-                <c:pt idx="56">
-                  <c:v>57</c:v>
-                </c:pt>
-                <c:pt idx="57">
-                  <c:v>58</c:v>
-                </c:pt>
-                <c:pt idx="58">
-                  <c:v>59</c:v>
-                </c:pt>
-                <c:pt idx="59">
-                  <c:v>60</c:v>
-                </c:pt>
-                <c:pt idx="60">
-                  <c:v>61</c:v>
-                </c:pt>
-                <c:pt idx="61">
-                  <c:v>62</c:v>
-                </c:pt>
-                <c:pt idx="62">
-                  <c:v>63</c:v>
-                </c:pt>
-                <c:pt idx="63">
-                  <c:v>64</c:v>
-                </c:pt>
-                <c:pt idx="64">
-                  <c:v>65</c:v>
-                </c:pt>
-                <c:pt idx="65">
-                  <c:v>66</c:v>
-                </c:pt>
-                <c:pt idx="66">
-                  <c:v>67</c:v>
-                </c:pt>
-                <c:pt idx="67">
-                  <c:v>68</c:v>
-                </c:pt>
-                <c:pt idx="68">
-                  <c:v>69</c:v>
-                </c:pt>
-                <c:pt idx="69">
-                  <c:v>70</c:v>
-                </c:pt>
-                <c:pt idx="70">
-                  <c:v>71</c:v>
-                </c:pt>
-                <c:pt idx="71">
-                  <c:v>72</c:v>
-                </c:pt>
-                <c:pt idx="72">
-                  <c:v>73</c:v>
-                </c:pt>
-                <c:pt idx="73">
-                  <c:v>74</c:v>
-                </c:pt>
-                <c:pt idx="74">
-                  <c:v>75</c:v>
-                </c:pt>
-                <c:pt idx="75">
-                  <c:v>76</c:v>
-                </c:pt>
-                <c:pt idx="76">
-                  <c:v>77</c:v>
-                </c:pt>
-                <c:pt idx="77">
-                  <c:v>78</c:v>
-                </c:pt>
-                <c:pt idx="78">
-                  <c:v>79</c:v>
-                </c:pt>
-                <c:pt idx="79">
-                  <c:v>80</c:v>
-                </c:pt>
-                <c:pt idx="80">
-                  <c:v>81</c:v>
-                </c:pt>
-                <c:pt idx="81">
-                  <c:v>82</c:v>
-                </c:pt>
-                <c:pt idx="82">
-                  <c:v>83</c:v>
-                </c:pt>
-                <c:pt idx="83">
-                  <c:v>84</c:v>
-                </c:pt>
-                <c:pt idx="84">
-                  <c:v>85</c:v>
-                </c:pt>
-              </c:numCache>
-            </c:numRef>
-          </c:xVal>
           <c:yVal>
             <c:numRef>
               <c:f>目标2散点趋势图!$C$1:$C$85</c:f>
@@ -24096,11 +24191,12 @@
         <c:axId val="243681536"/>
         <c:axId val="243684096"/>
       </c:scatterChart>
-      <c:catAx>
+      <c:valAx>
         <c:axId val="243681536"/>
         <c:scaling>
           <c:orientation val="minMax"/>
-          <c:max val="48.5"/>
+          <c:max val="85"/>
+          <c:min val="1"/>
         </c:scaling>
         <c:delete val="0"/>
         <c:axPos val="b"/>
@@ -24174,12 +24270,9 @@
         </c:txPr>
         <c:crossAx val="243684096"/>
         <c:crosses val="autoZero"/>
-        <c:auto val="1"/>
-        <c:lblAlgn val="ctr"/>
-        <c:lblOffset val="100"/>
-        <c:tickLblSkip val="3"/>
-        <c:noMultiLvlLbl val="0"/>
-      </c:catAx>
+        <c:crossBetween val="midCat"/>
+        <c:majorUnit val="3"/>
+      </c:valAx>
       <c:valAx>
         <c:axId val="243684096"/>
         <c:scaling>
@@ -24258,7 +24351,7 @@
         </c:txPr>
         <c:crossAx val="243681536"/>
         <c:crosses val="autoZero"/>
-        <c:crossBetween val="between"/>
+        <c:crossBetween val="midCat"/>
         <c:majorUnit val="0.1"/>
       </c:valAx>
       <c:spPr>
@@ -24277,8 +24370,8 @@
           <c:yMode val="edge"/>
           <c:x val="0.165318895103991"/>
           <c:y val="0.663540553848467"/>
-          <c:w val="0.62759684296470997"/>
-          <c:h val="4.4013419461669201E-2"/>
+          <c:w val="0.37366751146278698"/>
+          <c:h val="7.4007193361576143E-2"/>
         </c:manualLayout>
       </c:layout>
       <c:overlay val="0"/>
@@ -24402,8 +24495,8 @@
           <c:h val="0.69527177207516699"/>
         </c:manualLayout>
       </c:layout>
-      <c:lineChart>
-        <c:grouping val="standard"/>
+      <c:scatterChart>
+        <c:scatterStyle val="lineMarker"/>
         <c:varyColors val="0"/>
         <c:ser>
           <c:idx val="1"/>
@@ -24412,19 +24505,16 @@
             <c:v>0.68平均</c:v>
           </c:tx>
           <c:spPr>
-            <a:ln w="25400" cap="rnd" cmpd="sng" algn="ctr">
-              <a:solidFill>
-                <a:schemeClr val="accent2"/>
-              </a:solidFill>
-              <a:prstDash val="solid"/>
-              <a:round/>
+            <a:ln w="25400">
+              <a:noFill/>
             </a:ln>
             <a:effectLst/>
           </c:spPr>
           <c:marker>
-            <c:symbol val="none"/>
+            <c:symbol val="square"/>
+            <c:size val="2"/>
           </c:marker>
-          <c:cat>
+          <c:xVal>
             <c:numRef>
               <c:f>目标3散点趋势图!$B$1:$B$85</c:f>
               <c:numCache>
@@ -24687,8 +24777,8 @@
                 </c:pt>
               </c:numCache>
             </c:numRef>
-          </c:cat>
-          <c:val>
+          </c:xVal>
+          <c:yVal>
             <c:numRef>
               <c:f>目标3散点趋势图!$D$1:$D$85</c:f>
               <c:numCache>
@@ -24951,7 +25041,7 @@
                 </c:pt>
               </c:numCache>
             </c:numRef>
-          </c:val>
+          </c:yVal>
           <c:smooth val="0"/>
           <c:extLst>
             <c:ext xmlns:c16="http://schemas.microsoft.com/office/drawing/2014/chart" uri="{C3380CC4-5D6E-409C-BE32-E72D297353CC}">
@@ -24966,19 +25056,16 @@
             <c:v>0.60期望</c:v>
           </c:tx>
           <c:spPr>
-            <a:ln w="25400" cap="rnd" cmpd="sng" algn="ctr">
-              <a:solidFill>
-                <a:schemeClr val="accent3"/>
-              </a:solidFill>
-              <a:prstDash val="dash"/>
-              <a:miter lim="800000"/>
+            <a:ln w="25400">
+              <a:noFill/>
             </a:ln>
             <a:effectLst/>
           </c:spPr>
           <c:marker>
-            <c:symbol val="none"/>
+            <c:symbol val="triangle"/>
+            <c:size val="2"/>
           </c:marker>
-          <c:cat>
+          <c:xVal>
             <c:numRef>
               <c:f>目标3散点趋势图!$B$1:$B$85</c:f>
               <c:numCache>
@@ -25241,8 +25328,8 @@
                 </c:pt>
               </c:numCache>
             </c:numRef>
-          </c:cat>
-          <c:val>
+          </c:xVal>
+          <c:yVal>
             <c:numRef>
               <c:f>目标3散点趋势图!$E$1:$E$85</c:f>
               <c:numCache>
@@ -25505,7 +25592,7 @@
                 </c:pt>
               </c:numCache>
             </c:numRef>
-          </c:val>
+          </c:yVal>
           <c:smooth val="0"/>
           <c:extLst>
             <c:ext xmlns:c16="http://schemas.microsoft.com/office/drawing/2014/chart" uri="{C3380CC4-5D6E-409C-BE32-E72D297353CC}">
@@ -25513,22 +25600,6 @@
             </c:ext>
           </c:extLst>
         </c:ser>
-        <c:dLbls>
-          <c:showLegendKey val="0"/>
-          <c:showVal val="0"/>
-          <c:showCatName val="0"/>
-          <c:showSerName val="0"/>
-          <c:showPercent val="0"/>
-          <c:showBubbleSize val="0"/>
-        </c:dLbls>
-        <c:marker val="1"/>
-        <c:smooth val="0"/>
-        <c:axId val="419916032"/>
-        <c:axId val="420528896"/>
-      </c:lineChart>
-      <c:scatterChart>
-        <c:scatterStyle val="lineMarker"/>
-        <c:varyColors val="0"/>
         <c:ser>
           <c:idx val="0"/>
           <c:order val="0"/>
@@ -25536,16 +25607,14 @@
             <c:v>个体达成度</c:v>
           </c:tx>
           <c:spPr>
-            <a:ln w="19050" cap="rnd" cmpd="sng" algn="ctr">
+            <a:ln w="28575">
               <a:noFill/>
-              <a:prstDash val="solid"/>
-              <a:round/>
             </a:ln>
             <a:effectLst/>
           </c:spPr>
           <c:marker>
             <c:symbol val="circle"/>
-            <c:size val="5"/>
+            <c:size val="3"/>
             <c:spPr>
               <a:solidFill>
                 <a:schemeClr val="accent1"/>
@@ -25560,270 +25629,6 @@
               <a:effectLst/>
             </c:spPr>
           </c:marker>
-          <c:xVal>
-            <c:numRef>
-              <c:f>目标3散点趋势图!$B$1:$B$85</c:f>
-              <c:numCache>
-                <c:formatCode>General</c:formatCode>
-                <c:ptCount val="85"/>
-                <c:pt idx="0">
-                  <c:v>1</c:v>
-                </c:pt>
-                <c:pt idx="1">
-                  <c:v>2</c:v>
-                </c:pt>
-                <c:pt idx="2">
-                  <c:v>3</c:v>
-                </c:pt>
-                <c:pt idx="3">
-                  <c:v>4</c:v>
-                </c:pt>
-                <c:pt idx="4">
-                  <c:v>5</c:v>
-                </c:pt>
-                <c:pt idx="5">
-                  <c:v>6</c:v>
-                </c:pt>
-                <c:pt idx="6">
-                  <c:v>7</c:v>
-                </c:pt>
-                <c:pt idx="7">
-                  <c:v>8</c:v>
-                </c:pt>
-                <c:pt idx="8">
-                  <c:v>9</c:v>
-                </c:pt>
-                <c:pt idx="9">
-                  <c:v>10</c:v>
-                </c:pt>
-                <c:pt idx="10">
-                  <c:v>11</c:v>
-                </c:pt>
-                <c:pt idx="11">
-                  <c:v>12</c:v>
-                </c:pt>
-                <c:pt idx="12">
-                  <c:v>13</c:v>
-                </c:pt>
-                <c:pt idx="13">
-                  <c:v>14</c:v>
-                </c:pt>
-                <c:pt idx="14">
-                  <c:v>15</c:v>
-                </c:pt>
-                <c:pt idx="15">
-                  <c:v>16</c:v>
-                </c:pt>
-                <c:pt idx="16">
-                  <c:v>17</c:v>
-                </c:pt>
-                <c:pt idx="17">
-                  <c:v>18</c:v>
-                </c:pt>
-                <c:pt idx="18">
-                  <c:v>19</c:v>
-                </c:pt>
-                <c:pt idx="19">
-                  <c:v>20</c:v>
-                </c:pt>
-                <c:pt idx="20">
-                  <c:v>21</c:v>
-                </c:pt>
-                <c:pt idx="21">
-                  <c:v>22</c:v>
-                </c:pt>
-                <c:pt idx="22">
-                  <c:v>23</c:v>
-                </c:pt>
-                <c:pt idx="23">
-                  <c:v>24</c:v>
-                </c:pt>
-                <c:pt idx="24">
-                  <c:v>25</c:v>
-                </c:pt>
-                <c:pt idx="25">
-                  <c:v>26</c:v>
-                </c:pt>
-                <c:pt idx="26">
-                  <c:v>27</c:v>
-                </c:pt>
-                <c:pt idx="27">
-                  <c:v>28</c:v>
-                </c:pt>
-                <c:pt idx="28">
-                  <c:v>29</c:v>
-                </c:pt>
-                <c:pt idx="29">
-                  <c:v>30</c:v>
-                </c:pt>
-                <c:pt idx="30">
-                  <c:v>31</c:v>
-                </c:pt>
-                <c:pt idx="31">
-                  <c:v>32</c:v>
-                </c:pt>
-                <c:pt idx="32">
-                  <c:v>33</c:v>
-                </c:pt>
-                <c:pt idx="33">
-                  <c:v>34</c:v>
-                </c:pt>
-                <c:pt idx="34">
-                  <c:v>35</c:v>
-                </c:pt>
-                <c:pt idx="35">
-                  <c:v>36</c:v>
-                </c:pt>
-                <c:pt idx="36">
-                  <c:v>37</c:v>
-                </c:pt>
-                <c:pt idx="37">
-                  <c:v>38</c:v>
-                </c:pt>
-                <c:pt idx="38">
-                  <c:v>39</c:v>
-                </c:pt>
-                <c:pt idx="39">
-                  <c:v>40</c:v>
-                </c:pt>
-                <c:pt idx="40">
-                  <c:v>41</c:v>
-                </c:pt>
-                <c:pt idx="41">
-                  <c:v>42</c:v>
-                </c:pt>
-                <c:pt idx="42">
-                  <c:v>43</c:v>
-                </c:pt>
-                <c:pt idx="43">
-                  <c:v>44</c:v>
-                </c:pt>
-                <c:pt idx="44">
-                  <c:v>45</c:v>
-                </c:pt>
-                <c:pt idx="45">
-                  <c:v>46</c:v>
-                </c:pt>
-                <c:pt idx="46">
-                  <c:v>47</c:v>
-                </c:pt>
-                <c:pt idx="47">
-                  <c:v>48</c:v>
-                </c:pt>
-                <c:pt idx="48">
-                  <c:v>49</c:v>
-                </c:pt>
-                <c:pt idx="49">
-                  <c:v>50</c:v>
-                </c:pt>
-                <c:pt idx="50">
-                  <c:v>51</c:v>
-                </c:pt>
-                <c:pt idx="51">
-                  <c:v>52</c:v>
-                </c:pt>
-                <c:pt idx="52">
-                  <c:v>53</c:v>
-                </c:pt>
-                <c:pt idx="53">
-                  <c:v>54</c:v>
-                </c:pt>
-                <c:pt idx="54">
-                  <c:v>55</c:v>
-                </c:pt>
-                <c:pt idx="55">
-                  <c:v>56</c:v>
-                </c:pt>
-                <c:pt idx="56">
-                  <c:v>57</c:v>
-                </c:pt>
-                <c:pt idx="57">
-                  <c:v>58</c:v>
-                </c:pt>
-                <c:pt idx="58">
-                  <c:v>59</c:v>
-                </c:pt>
-                <c:pt idx="59">
-                  <c:v>60</c:v>
-                </c:pt>
-                <c:pt idx="60">
-                  <c:v>61</c:v>
-                </c:pt>
-                <c:pt idx="61">
-                  <c:v>62</c:v>
-                </c:pt>
-                <c:pt idx="62">
-                  <c:v>63</c:v>
-                </c:pt>
-                <c:pt idx="63">
-                  <c:v>64</c:v>
-                </c:pt>
-                <c:pt idx="64">
-                  <c:v>65</c:v>
-                </c:pt>
-                <c:pt idx="65">
-                  <c:v>66</c:v>
-                </c:pt>
-                <c:pt idx="66">
-                  <c:v>67</c:v>
-                </c:pt>
-                <c:pt idx="67">
-                  <c:v>68</c:v>
-                </c:pt>
-                <c:pt idx="68">
-                  <c:v>69</c:v>
-                </c:pt>
-                <c:pt idx="69">
-                  <c:v>70</c:v>
-                </c:pt>
-                <c:pt idx="70">
-                  <c:v>71</c:v>
-                </c:pt>
-                <c:pt idx="71">
-                  <c:v>72</c:v>
-                </c:pt>
-                <c:pt idx="72">
-                  <c:v>73</c:v>
-                </c:pt>
-                <c:pt idx="73">
-                  <c:v>74</c:v>
-                </c:pt>
-                <c:pt idx="74">
-                  <c:v>75</c:v>
-                </c:pt>
-                <c:pt idx="75">
-                  <c:v>76</c:v>
-                </c:pt>
-                <c:pt idx="76">
-                  <c:v>77</c:v>
-                </c:pt>
-                <c:pt idx="77">
-                  <c:v>78</c:v>
-                </c:pt>
-                <c:pt idx="78">
-                  <c:v>79</c:v>
-                </c:pt>
-                <c:pt idx="79">
-                  <c:v>80</c:v>
-                </c:pt>
-                <c:pt idx="80">
-                  <c:v>81</c:v>
-                </c:pt>
-                <c:pt idx="81">
-                  <c:v>82</c:v>
-                </c:pt>
-                <c:pt idx="82">
-                  <c:v>83</c:v>
-                </c:pt>
-                <c:pt idx="83">
-                  <c:v>84</c:v>
-                </c:pt>
-                <c:pt idx="84">
-                  <c:v>85</c:v>
-                </c:pt>
-              </c:numCache>
-            </c:numRef>
-          </c:xVal>
           <c:yVal>
             <c:numRef>
               <c:f>目标3散点趋势图!$C$1:$C$85</c:f>
@@ -26106,11 +25911,12 @@
         <c:axId val="419916032"/>
         <c:axId val="420528896"/>
       </c:scatterChart>
-      <c:catAx>
+      <c:valAx>
         <c:axId val="419916032"/>
         <c:scaling>
           <c:orientation val="minMax"/>
-          <c:max val="48.5"/>
+          <c:max val="85"/>
+          <c:min val="1"/>
         </c:scaling>
         <c:delete val="0"/>
         <c:axPos val="b"/>
@@ -26184,12 +25990,9 @@
         </c:txPr>
         <c:crossAx val="420528896"/>
         <c:crosses val="autoZero"/>
-        <c:auto val="1"/>
-        <c:lblAlgn val="ctr"/>
-        <c:lblOffset val="100"/>
-        <c:tickLblSkip val="3"/>
-        <c:noMultiLvlLbl val="0"/>
-      </c:catAx>
+        <c:crossBetween val="midCat"/>
+        <c:majorUnit val="3"/>
+      </c:valAx>
       <c:valAx>
         <c:axId val="420528896"/>
         <c:scaling>
@@ -26268,7 +26071,7 @@
         </c:txPr>
         <c:crossAx val="419916032"/>
         <c:crosses val="autoZero"/>
-        <c:crossBetween val="between"/>
+        <c:crossBetween val="midCat"/>
         <c:majorUnit val="0.1"/>
       </c:valAx>
       <c:spPr>
@@ -26287,8 +26090,8 @@
           <c:yMode val="edge"/>
           <c:x val="0.16152254261156601"/>
           <c:y val="0.74229247541279397"/>
-          <c:w val="0.62759684296470997"/>
-          <c:h val="4.4013419461669201E-2"/>
+          <c:w val="0.37366751146278698"/>
+          <c:h val="7.4007193361576143E-2"/>
         </c:manualLayout>
       </c:layout>
       <c:overlay val="0"/>
@@ -26412,8 +26215,8 @@
           <c:h val="0.69527177207516699"/>
         </c:manualLayout>
       </c:layout>
-      <c:lineChart>
-        <c:grouping val="standard"/>
+      <c:scatterChart>
+        <c:scatterStyle val="lineMarker"/>
         <c:varyColors val="0"/>
         <c:ser>
           <c:idx val="1"/>
@@ -26422,19 +26225,16 @@
             <c:v>0.82平均</c:v>
           </c:tx>
           <c:spPr>
-            <a:ln w="25400" cap="rnd" cmpd="sng" algn="ctr">
-              <a:solidFill>
-                <a:schemeClr val="accent2"/>
-              </a:solidFill>
-              <a:prstDash val="solid"/>
-              <a:round/>
+            <a:ln w="25400">
+              <a:noFill/>
             </a:ln>
             <a:effectLst/>
           </c:spPr>
           <c:marker>
-            <c:symbol val="none"/>
+            <c:symbol val="square"/>
+            <c:size val="2"/>
           </c:marker>
-          <c:cat>
+          <c:xVal>
             <c:numRef>
               <c:f>目标4散点趋势图!$B$1:$B$85</c:f>
               <c:numCache>
@@ -26697,8 +26497,8 @@
                 </c:pt>
               </c:numCache>
             </c:numRef>
-          </c:cat>
-          <c:val>
+          </c:xVal>
+          <c:yVal>
             <c:numRef>
               <c:f>目标4散点趋势图!$D$1:$D$85</c:f>
               <c:numCache>
@@ -26961,7 +26761,7 @@
                 </c:pt>
               </c:numCache>
             </c:numRef>
-          </c:val>
+          </c:yVal>
           <c:smooth val="0"/>
           <c:extLst>
             <c:ext xmlns:c16="http://schemas.microsoft.com/office/drawing/2014/chart" uri="{C3380CC4-5D6E-409C-BE32-E72D297353CC}">
@@ -26976,19 +26776,16 @@
             <c:v>0.60期望</c:v>
           </c:tx>
           <c:spPr>
-            <a:ln w="25400" cap="rnd" cmpd="sng" algn="ctr">
-              <a:solidFill>
-                <a:schemeClr val="accent3"/>
-              </a:solidFill>
-              <a:prstDash val="dash"/>
-              <a:miter lim="800000"/>
+            <a:ln w="25400">
+              <a:noFill/>
             </a:ln>
             <a:effectLst/>
           </c:spPr>
           <c:marker>
-            <c:symbol val="none"/>
+            <c:symbol val="triangle"/>
+            <c:size val="2"/>
           </c:marker>
-          <c:cat>
+          <c:xVal>
             <c:numRef>
               <c:f>目标4散点趋势图!$B$1:$B$85</c:f>
               <c:numCache>
@@ -27251,8 +27048,8 @@
                 </c:pt>
               </c:numCache>
             </c:numRef>
-          </c:cat>
-          <c:val>
+          </c:xVal>
+          <c:yVal>
             <c:numRef>
               <c:f>目标4散点趋势图!$E$1:$E$85</c:f>
               <c:numCache>
@@ -27515,7 +27312,7 @@
                 </c:pt>
               </c:numCache>
             </c:numRef>
-          </c:val>
+          </c:yVal>
           <c:smooth val="0"/>
           <c:extLst>
             <c:ext xmlns:c16="http://schemas.microsoft.com/office/drawing/2014/chart" uri="{C3380CC4-5D6E-409C-BE32-E72D297353CC}">
@@ -27523,22 +27320,6 @@
             </c:ext>
           </c:extLst>
         </c:ser>
-        <c:dLbls>
-          <c:showLegendKey val="0"/>
-          <c:showVal val="0"/>
-          <c:showCatName val="0"/>
-          <c:showSerName val="0"/>
-          <c:showPercent val="0"/>
-          <c:showBubbleSize val="0"/>
-        </c:dLbls>
-        <c:marker val="1"/>
-        <c:smooth val="0"/>
-        <c:axId val="385672704"/>
-        <c:axId val="403399424"/>
-      </c:lineChart>
-      <c:scatterChart>
-        <c:scatterStyle val="lineMarker"/>
-        <c:varyColors val="0"/>
         <c:ser>
           <c:idx val="0"/>
           <c:order val="0"/>
@@ -27546,16 +27327,14 @@
             <c:v>个体达成度</c:v>
           </c:tx>
           <c:spPr>
-            <a:ln w="19050" cap="rnd" cmpd="sng" algn="ctr">
+            <a:ln w="28575">
               <a:noFill/>
-              <a:prstDash val="solid"/>
-              <a:round/>
             </a:ln>
             <a:effectLst/>
           </c:spPr>
           <c:marker>
             <c:symbol val="circle"/>
-            <c:size val="5"/>
+            <c:size val="3"/>
             <c:spPr>
               <a:solidFill>
                 <a:schemeClr val="accent1"/>
@@ -27570,270 +27349,6 @@
               <a:effectLst/>
             </c:spPr>
           </c:marker>
-          <c:xVal>
-            <c:numRef>
-              <c:f>目标4散点趋势图!$B$1:$B$85</c:f>
-              <c:numCache>
-                <c:formatCode>General</c:formatCode>
-                <c:ptCount val="85"/>
-                <c:pt idx="0">
-                  <c:v>1</c:v>
-                </c:pt>
-                <c:pt idx="1">
-                  <c:v>2</c:v>
-                </c:pt>
-                <c:pt idx="2">
-                  <c:v>3</c:v>
-                </c:pt>
-                <c:pt idx="3">
-                  <c:v>4</c:v>
-                </c:pt>
-                <c:pt idx="4">
-                  <c:v>5</c:v>
-                </c:pt>
-                <c:pt idx="5">
-                  <c:v>6</c:v>
-                </c:pt>
-                <c:pt idx="6">
-                  <c:v>7</c:v>
-                </c:pt>
-                <c:pt idx="7">
-                  <c:v>8</c:v>
-                </c:pt>
-                <c:pt idx="8">
-                  <c:v>9</c:v>
-                </c:pt>
-                <c:pt idx="9">
-                  <c:v>10</c:v>
-                </c:pt>
-                <c:pt idx="10">
-                  <c:v>11</c:v>
-                </c:pt>
-                <c:pt idx="11">
-                  <c:v>12</c:v>
-                </c:pt>
-                <c:pt idx="12">
-                  <c:v>13</c:v>
-                </c:pt>
-                <c:pt idx="13">
-                  <c:v>14</c:v>
-                </c:pt>
-                <c:pt idx="14">
-                  <c:v>15</c:v>
-                </c:pt>
-                <c:pt idx="15">
-                  <c:v>16</c:v>
-                </c:pt>
-                <c:pt idx="16">
-                  <c:v>17</c:v>
-                </c:pt>
-                <c:pt idx="17">
-                  <c:v>18</c:v>
-                </c:pt>
-                <c:pt idx="18">
-                  <c:v>19</c:v>
-                </c:pt>
-                <c:pt idx="19">
-                  <c:v>20</c:v>
-                </c:pt>
-                <c:pt idx="20">
-                  <c:v>21</c:v>
-                </c:pt>
-                <c:pt idx="21">
-                  <c:v>22</c:v>
-                </c:pt>
-                <c:pt idx="22">
-                  <c:v>23</c:v>
-                </c:pt>
-                <c:pt idx="23">
-                  <c:v>24</c:v>
-                </c:pt>
-                <c:pt idx="24">
-                  <c:v>25</c:v>
-                </c:pt>
-                <c:pt idx="25">
-                  <c:v>26</c:v>
-                </c:pt>
-                <c:pt idx="26">
-                  <c:v>27</c:v>
-                </c:pt>
-                <c:pt idx="27">
-                  <c:v>28</c:v>
-                </c:pt>
-                <c:pt idx="28">
-                  <c:v>29</c:v>
-                </c:pt>
-                <c:pt idx="29">
-                  <c:v>30</c:v>
-                </c:pt>
-                <c:pt idx="30">
-                  <c:v>31</c:v>
-                </c:pt>
-                <c:pt idx="31">
-                  <c:v>32</c:v>
-                </c:pt>
-                <c:pt idx="32">
-                  <c:v>33</c:v>
-                </c:pt>
-                <c:pt idx="33">
-                  <c:v>34</c:v>
-                </c:pt>
-                <c:pt idx="34">
-                  <c:v>35</c:v>
-                </c:pt>
-                <c:pt idx="35">
-                  <c:v>36</c:v>
-                </c:pt>
-                <c:pt idx="36">
-                  <c:v>37</c:v>
-                </c:pt>
-                <c:pt idx="37">
-                  <c:v>38</c:v>
-                </c:pt>
-                <c:pt idx="38">
-                  <c:v>39</c:v>
-                </c:pt>
-                <c:pt idx="39">
-                  <c:v>40</c:v>
-                </c:pt>
-                <c:pt idx="40">
-                  <c:v>41</c:v>
-                </c:pt>
-                <c:pt idx="41">
-                  <c:v>42</c:v>
-                </c:pt>
-                <c:pt idx="42">
-                  <c:v>43</c:v>
-                </c:pt>
-                <c:pt idx="43">
-                  <c:v>44</c:v>
-                </c:pt>
-                <c:pt idx="44">
-                  <c:v>45</c:v>
-                </c:pt>
-                <c:pt idx="45">
-                  <c:v>46</c:v>
-                </c:pt>
-                <c:pt idx="46">
-                  <c:v>47</c:v>
-                </c:pt>
-                <c:pt idx="47">
-                  <c:v>48</c:v>
-                </c:pt>
-                <c:pt idx="48">
-                  <c:v>49</c:v>
-                </c:pt>
-                <c:pt idx="49">
-                  <c:v>50</c:v>
-                </c:pt>
-                <c:pt idx="50">
-                  <c:v>51</c:v>
-                </c:pt>
-                <c:pt idx="51">
-                  <c:v>52</c:v>
-                </c:pt>
-                <c:pt idx="52">
-                  <c:v>53</c:v>
-                </c:pt>
-                <c:pt idx="53">
-                  <c:v>54</c:v>
-                </c:pt>
-                <c:pt idx="54">
-                  <c:v>55</c:v>
-                </c:pt>
-                <c:pt idx="55">
-                  <c:v>56</c:v>
-                </c:pt>
-                <c:pt idx="56">
-                  <c:v>57</c:v>
-                </c:pt>
-                <c:pt idx="57">
-                  <c:v>58</c:v>
-                </c:pt>
-                <c:pt idx="58">
-                  <c:v>59</c:v>
-                </c:pt>
-                <c:pt idx="59">
-                  <c:v>60</c:v>
-                </c:pt>
-                <c:pt idx="60">
-                  <c:v>61</c:v>
-                </c:pt>
-                <c:pt idx="61">
-                  <c:v>62</c:v>
-                </c:pt>
-                <c:pt idx="62">
-                  <c:v>63</c:v>
-                </c:pt>
-                <c:pt idx="63">
-                  <c:v>64</c:v>
-                </c:pt>
-                <c:pt idx="64">
-                  <c:v>65</c:v>
-                </c:pt>
-                <c:pt idx="65">
-                  <c:v>66</c:v>
-                </c:pt>
-                <c:pt idx="66">
-                  <c:v>67</c:v>
-                </c:pt>
-                <c:pt idx="67">
-                  <c:v>68</c:v>
-                </c:pt>
-                <c:pt idx="68">
-                  <c:v>69</c:v>
-                </c:pt>
-                <c:pt idx="69">
-                  <c:v>70</c:v>
-                </c:pt>
-                <c:pt idx="70">
-                  <c:v>71</c:v>
-                </c:pt>
-                <c:pt idx="71">
-                  <c:v>72</c:v>
-                </c:pt>
-                <c:pt idx="72">
-                  <c:v>73</c:v>
-                </c:pt>
-                <c:pt idx="73">
-                  <c:v>74</c:v>
-                </c:pt>
-                <c:pt idx="74">
-                  <c:v>75</c:v>
-                </c:pt>
-                <c:pt idx="75">
-                  <c:v>76</c:v>
-                </c:pt>
-                <c:pt idx="76">
-                  <c:v>77</c:v>
-                </c:pt>
-                <c:pt idx="77">
-                  <c:v>78</c:v>
-                </c:pt>
-                <c:pt idx="78">
-                  <c:v>79</c:v>
-                </c:pt>
-                <c:pt idx="79">
-                  <c:v>80</c:v>
-                </c:pt>
-                <c:pt idx="80">
-                  <c:v>81</c:v>
-                </c:pt>
-                <c:pt idx="81">
-                  <c:v>82</c:v>
-                </c:pt>
-                <c:pt idx="82">
-                  <c:v>83</c:v>
-                </c:pt>
-                <c:pt idx="83">
-                  <c:v>84</c:v>
-                </c:pt>
-                <c:pt idx="84">
-                  <c:v>85</c:v>
-                </c:pt>
-              </c:numCache>
-            </c:numRef>
-          </c:xVal>
           <c:yVal>
             <c:numRef>
               <c:f>目标4散点趋势图!$C$1:$C$85</c:f>
@@ -28116,11 +27631,12 @@
         <c:axId val="385672704"/>
         <c:axId val="403399424"/>
       </c:scatterChart>
-      <c:catAx>
+      <c:valAx>
         <c:axId val="385672704"/>
         <c:scaling>
           <c:orientation val="minMax"/>
-          <c:max val="48.5"/>
+          <c:max val="85"/>
+          <c:min val="1"/>
         </c:scaling>
         <c:delete val="0"/>
         <c:axPos val="b"/>
@@ -28194,12 +27710,9 @@
         </c:txPr>
         <c:crossAx val="403399424"/>
         <c:crosses val="autoZero"/>
-        <c:auto val="1"/>
-        <c:lblAlgn val="ctr"/>
-        <c:lblOffset val="100"/>
-        <c:tickLblSkip val="3"/>
-        <c:noMultiLvlLbl val="0"/>
-      </c:catAx>
+        <c:crossBetween val="midCat"/>
+        <c:majorUnit val="3"/>
+      </c:valAx>
       <c:valAx>
         <c:axId val="403399424"/>
         <c:scaling>
@@ -28278,7 +27791,7 @@
         </c:txPr>
         <c:crossAx val="385672704"/>
         <c:crosses val="autoZero"/>
-        <c:crossBetween val="between"/>
+        <c:crossBetween val="midCat"/>
         <c:majorUnit val="0.1"/>
       </c:valAx>
       <c:spPr>
@@ -28297,8 +27810,8 @@
           <c:yMode val="edge"/>
           <c:x val="0.153929837626716"/>
           <c:y val="0.69061152688620397"/>
-          <c:w val="0.62759684296470997"/>
-          <c:h val="4.4013419461669201E-2"/>
+          <c:w val="0.37366751146278698"/>
+          <c:h val="7.2702194128286171E-2"/>
         </c:manualLayout>
       </c:layout>
       <c:overlay val="0"/>
